--- a/templates/09-ai-vision/k4-chinh-sach-luu-tru-xoa.docx
+++ b/templates/09-ai-vision/k4-chinh-sach-luu-tru-xoa.docx
@@ -604,7 +604,7 @@
           <w:sz w:val="26"/>
           <w:szCs w:val="26"/>
         </w:rPr>
-        <w:t xml:space="preserve"> Khi pháp luật khác buộc lưu lâu hơn, Công ty lưu theo quy định đó và ghi rõ căn cứ.</w:t>
+        <w:t xml:space="preserve"> Khi pháp luật khác buộc lưu lâu hơn, Công ty lưu theo quy định đó cho đúng nhóm camera, loại dữ liệu thuộc phạm vi quy định và ghi rõ căn cứ.</w:t>
       </w:r>
     </w:p>
     <w:p>
@@ -690,7 +690,7 @@
           <w:sz w:val="26"/>
           <w:szCs w:val="26"/>
         </w:rPr>
-        <w:t xml:space="preserve"> Dữ liệu khuôn mặt tách khỏi nhật ký chấm công; xóa dữ liệu khuôn mặt khi nghỉ việc không làm mất nhật ký chấm công phải lưu theo luật.</w:t>
+        <w:t xml:space="preserve"> Dữ liệu khuôn mặt tách khỏi bảng chấm công và nhật ký chấm công; xóa dữ liệu khuôn mặt khi nghỉ việc không làm mất bảng chấm công phải lưu theo pháp luật về kế toán và nhật ký chấm công lưu theo thỏa thuận với người lao động.</w:t>
       </w:r>
     </w:p>
     <w:p>
@@ -813,11 +813,11 @@
       </w:tblPr>
       <w:tblGrid>
         <w:gridCol w:w="530"/>
-        <w:gridCol w:w="1530"/>
-        <w:gridCol w:w="1480"/>
-        <w:gridCol w:w="2850"/>
-        <w:gridCol w:w="1235"/>
-        <w:gridCol w:w="1400"/>
+        <w:gridCol w:w="1519"/>
+        <w:gridCol w:w="1519"/>
+        <w:gridCol w:w="2839"/>
+        <w:gridCol w:w="1227"/>
+        <w:gridCol w:w="1391"/>
       </w:tblGrid>
       <w:tr>
         <w:trPr>
@@ -864,7 +864,7 @@
         </w:tc>
         <w:tc>
           <w:tcPr>
-            <w:tcW w:type="dxa" w:w="1530"/>
+            <w:tcW w:type="dxa" w:w="1519"/>
             <w:tcBorders>
               <w:top w:val="single" w:color="000000" w:sz="4"/>
               <w:left w:val="single" w:color="000000" w:sz="4"/>
@@ -902,7 +902,7 @@
         </w:tc>
         <w:tc>
           <w:tcPr>
-            <w:tcW w:type="dxa" w:w="1480"/>
+            <w:tcW w:type="dxa" w:w="1519"/>
             <w:tcBorders>
               <w:top w:val="single" w:color="000000" w:sz="4"/>
               <w:left w:val="single" w:color="000000" w:sz="4"/>
@@ -940,7 +940,7 @@
         </w:tc>
         <w:tc>
           <w:tcPr>
-            <w:tcW w:type="dxa" w:w="2850"/>
+            <w:tcW w:type="dxa" w:w="2839"/>
             <w:tcBorders>
               <w:top w:val="single" w:color="000000" w:sz="4"/>
               <w:left w:val="single" w:color="000000" w:sz="4"/>
@@ -978,7 +978,7 @@
         </w:tc>
         <w:tc>
           <w:tcPr>
-            <w:tcW w:type="dxa" w:w="1235"/>
+            <w:tcW w:type="dxa" w:w="1227"/>
             <w:tcBorders>
               <w:top w:val="single" w:color="000000" w:sz="4"/>
               <w:left w:val="single" w:color="000000" w:sz="4"/>
@@ -1016,7 +1016,7 @@
         </w:tc>
         <w:tc>
           <w:tcPr>
-            <w:tcW w:type="dxa" w:w="1400"/>
+            <w:tcW w:type="dxa" w:w="1391"/>
             <w:tcBorders>
               <w:top w:val="single" w:color="000000" w:sz="4"/>
               <w:left w:val="single" w:color="000000" w:sz="4"/>
@@ -1091,70 +1091,45 @@
                 <w:sz w:val="20"/>
                 <w:szCs w:val="20"/>
               </w:rPr>
-              <w:t xml:space="preserve">1</w:t>
-            </w:r>
-          </w:p>
-        </w:tc>
-        <w:tc>
-          <w:tcPr>
-            <w:tcW w:type="dxa" w:w="1530"/>
-            <w:tcBorders>
-              <w:top w:val="single" w:color="000000" w:sz="4"/>
-              <w:left w:val="single" w:color="000000" w:sz="4"/>
-              <w:bottom w:val="single" w:color="000000" w:sz="4"/>
-              <w:right w:val="single" w:color="000000" w:sz="4"/>
-            </w:tcBorders>
-            <w:tcMar>
-              <w:top w:type="dxa" w:w="30"/>
-              <w:left w:type="dxa" w:w="70"/>
-              <w:bottom w:type="dxa" w:w="30"/>
-              <w:right w:type="dxa" w:w="70"/>
-            </w:tcMar>
-            <w:vAlign w:val="center"/>
-          </w:tcPr>
-          <w:p>
-            <w:pPr>
-              <w:keepNext w:val="false"/>
-              <w:spacing w:after="0" w:before="0" w:line="240" w:lineRule="auto"/>
-              <w:jc w:val="left"/>
-            </w:pPr>
-            <w:r>
-              <w:rPr>
-                <w:rFonts w:ascii="Times New Roman" w:cs="Times New Roman" w:eastAsia="Times New Roman" w:hAnsi="Times New Roman"/>
-                <w:b w:val="false"/>
-                <w:bCs w:val="false"/>
-                <w:i w:val="false"/>
-                <w:iCs w:val="false"/>
-                <w:sz w:val="20"/>
-                <w:szCs w:val="20"/>
-              </w:rPr>
-              <w:t xml:space="preserve">Video camera an ninh (không nhận diện)</w:t>
-            </w:r>
-          </w:p>
-        </w:tc>
-        <w:tc>
-          <w:tcPr>
-            <w:tcW w:type="dxa" w:w="1480"/>
-            <w:tcBorders>
-              <w:top w:val="single" w:color="000000" w:sz="4"/>
-              <w:left w:val="single" w:color="000000" w:sz="4"/>
-              <w:bottom w:val="single" w:color="000000" w:sz="4"/>
-              <w:right w:val="single" w:color="000000" w:sz="4"/>
-            </w:tcBorders>
-            <w:tcMar>
-              <w:top w:type="dxa" w:w="30"/>
-              <w:left w:type="dxa" w:w="70"/>
-              <w:bottom w:type="dxa" w:w="30"/>
-              <w:right w:type="dxa" w:w="70"/>
-            </w:tcMar>
-            <w:vAlign w:val="center"/>
-          </w:tcPr>
-          <w:p>
-            <w:pPr>
-              <w:keepNext w:val="false"/>
-              <w:spacing w:after="0" w:before="0" w:line="240" w:lineRule="auto"/>
-              <w:jc w:val="left"/>
-            </w:pPr>
+              <w:t xml:space="preserve">1a</w:t>
+            </w:r>
+          </w:p>
+        </w:tc>
+        <w:tc>
+          <w:tcPr>
+            <w:tcW w:type="dxa" w:w="1519"/>
+            <w:tcBorders>
+              <w:top w:val="single" w:color="000000" w:sz="4"/>
+              <w:left w:val="single" w:color="000000" w:sz="4"/>
+              <w:bottom w:val="single" w:color="000000" w:sz="4"/>
+              <w:right w:val="single" w:color="000000" w:sz="4"/>
+            </w:tcBorders>
+            <w:tcMar>
+              <w:top w:type="dxa" w:w="30"/>
+              <w:left w:type="dxa" w:w="70"/>
+              <w:bottom w:type="dxa" w:w="30"/>
+              <w:right w:type="dxa" w:w="70"/>
+            </w:tcMar>
+            <w:vAlign w:val="center"/>
+          </w:tcPr>
+          <w:p>
+            <w:pPr>
+              <w:keepNext w:val="false"/>
+              <w:spacing w:after="0" w:before="0" w:line="240" w:lineRule="auto"/>
+              <w:jc w:val="left"/>
+            </w:pPr>
+            <w:r>
+              <w:rPr>
+                <w:rFonts w:ascii="Times New Roman" w:cs="Times New Roman" w:eastAsia="Times New Roman" w:hAnsi="Times New Roman"/>
+                <w:b w:val="false"/>
+                <w:bCs w:val="false"/>
+                <w:i w:val="false"/>
+                <w:iCs w:val="false"/>
+                <w:sz w:val="20"/>
+                <w:szCs w:val="20"/>
+              </w:rPr>
+              <w:t xml:space="preserve">Video camera thuộc phạm vi quy định chuyên ngành về thời hạn lưu tối thiểu: </w:t>
+            </w:r>
             <w:r>
               <w:rPr>
                 <w:rFonts w:ascii="Times New Roman" w:cs="Times New Roman" w:eastAsia="Times New Roman" w:hAnsi="Times New Roman"/>
@@ -1166,45 +1141,33 @@
                 <w:szCs w:val="20"/>
                 <w:highlight w:val="yellow"/>
               </w:rPr>
-              <w:t xml:space="preserve">30 ngày</w:t>
-            </w:r>
-          </w:p>
-        </w:tc>
-        <w:tc>
-          <w:tcPr>
-            <w:tcW w:type="dxa" w:w="2850"/>
-            <w:tcBorders>
-              <w:top w:val="single" w:color="000000" w:sz="4"/>
-              <w:left w:val="single" w:color="000000" w:sz="4"/>
-              <w:bottom w:val="single" w:color="000000" w:sz="4"/>
-              <w:right w:val="single" w:color="000000" w:sz="4"/>
-            </w:tcBorders>
-            <w:tcMar>
-              <w:top w:type="dxa" w:w="30"/>
-              <w:left w:type="dxa" w:w="70"/>
-              <w:bottom w:type="dxa" w:w="30"/>
-              <w:right w:type="dxa" w:w="70"/>
-            </w:tcMar>
-            <w:vAlign w:val="center"/>
-          </w:tcPr>
-          <w:p>
-            <w:pPr>
-              <w:keepNext w:val="false"/>
-              <w:spacing w:after="0" w:before="0" w:line="240" w:lineRule="auto"/>
-              <w:jc w:val="left"/>
-            </w:pPr>
-            <w:r>
-              <w:rPr>
-                <w:rFonts w:ascii="Times New Roman" w:cs="Times New Roman" w:eastAsia="Times New Roman" w:hAnsi="Times New Roman"/>
-                <w:b w:val="false"/>
-                <w:bCs w:val="false"/>
-                <w:i w:val="false"/>
-                <w:iCs w:val="false"/>
-                <w:sz w:val="20"/>
-                <w:szCs w:val="20"/>
-              </w:rPr>
-              <w:t xml:space="preserve">Khoản 4 Điều 32 Luật BVDLCN; thời gian cần để phát hiện, xác minh sự cố: </w:t>
-            </w:r>
+              <w:t xml:space="preserve">Không có</w:t>
+            </w:r>
+          </w:p>
+        </w:tc>
+        <w:tc>
+          <w:tcPr>
+            <w:tcW w:type="dxa" w:w="1519"/>
+            <w:tcBorders>
+              <w:top w:val="single" w:color="000000" w:sz="4"/>
+              <w:left w:val="single" w:color="000000" w:sz="4"/>
+              <w:bottom w:val="single" w:color="000000" w:sz="4"/>
+              <w:right w:val="single" w:color="000000" w:sz="4"/>
+            </w:tcBorders>
+            <w:tcMar>
+              <w:top w:type="dxa" w:w="30"/>
+              <w:left w:type="dxa" w:w="70"/>
+              <w:bottom w:type="dxa" w:w="30"/>
+              <w:right w:type="dxa" w:w="70"/>
+            </w:tcMar>
+            <w:vAlign w:val="center"/>
+          </w:tcPr>
+          <w:p>
+            <w:pPr>
+              <w:keepNext w:val="false"/>
+              <w:spacing w:after="0" w:before="0" w:line="240" w:lineRule="auto"/>
+              <w:jc w:val="left"/>
+            </w:pPr>
             <w:r>
               <w:rPr>
                 <w:rFonts w:ascii="Times New Roman" w:cs="Times New Roman" w:eastAsia="Times New Roman" w:hAnsi="Times New Roman"/>
@@ -1216,13 +1179,63 @@
                 <w:szCs w:val="20"/>
                 <w:highlight w:val="yellow"/>
               </w:rPr>
-              <w:t xml:space="preserve">chu kỳ kiểm kê hàng hóa 15 ngày/lần</w:t>
-            </w:r>
-          </w:p>
-        </w:tc>
-        <w:tc>
-          <w:tcPr>
-            <w:tcW w:type="dxa" w:w="1235"/>
+              <w:t xml:space="preserve">Không áp dụng (khách hàng không thuộc ngành có thời hạn tối thiểu)</w:t>
+            </w:r>
+          </w:p>
+        </w:tc>
+        <w:tc>
+          <w:tcPr>
+            <w:tcW w:type="dxa" w:w="2839"/>
+            <w:tcBorders>
+              <w:top w:val="single" w:color="000000" w:sz="4"/>
+              <w:left w:val="single" w:color="000000" w:sz="4"/>
+              <w:bottom w:val="single" w:color="000000" w:sz="4"/>
+              <w:right w:val="single" w:color="000000" w:sz="4"/>
+            </w:tcBorders>
+            <w:tcMar>
+              <w:top w:type="dxa" w:w="30"/>
+              <w:left w:type="dxa" w:w="70"/>
+              <w:bottom w:type="dxa" w:w="30"/>
+              <w:right w:type="dxa" w:w="70"/>
+            </w:tcMar>
+            <w:vAlign w:val="center"/>
+          </w:tcPr>
+          <w:p>
+            <w:pPr>
+              <w:keepNext w:val="false"/>
+              <w:spacing w:after="0" w:before="0" w:line="240" w:lineRule="auto"/>
+              <w:jc w:val="left"/>
+            </w:pPr>
+            <w:r>
+              <w:rPr>
+                <w:rFonts w:ascii="Times New Roman" w:cs="Times New Roman" w:eastAsia="Times New Roman" w:hAnsi="Times New Roman"/>
+                <w:b w:val="false"/>
+                <w:bCs w:val="false"/>
+                <w:i w:val="false"/>
+                <w:iCs w:val="false"/>
+                <w:sz w:val="20"/>
+                <w:szCs w:val="20"/>
+                <w:highlight w:val="yellow"/>
+              </w:rPr>
+              <w:t xml:space="preserve">Không áp dụng</w:t>
+            </w:r>
+            <w:r>
+              <w:rPr>
+                <w:rFonts w:ascii="Times New Roman" w:cs="Times New Roman" w:eastAsia="Times New Roman" w:hAnsi="Times New Roman"/>
+                <w:b w:val="false"/>
+                <w:bCs w:val="false"/>
+                <w:i w:val="false"/>
+                <w:iCs w:val="false"/>
+                <w:sz w:val="20"/>
+                <w:szCs w:val="20"/>
+              </w:rPr>
+              <w:t xml:space="preserve">; khoản 3 Điều 3, khoản 4 Điều 32 Luật BVDLCN ("trừ trường hợp pháp luật có quy định khác")</w:t>
+            </w:r>
+          </w:p>
+        </w:tc>
+        <w:tc>
+          <w:tcPr>
+            <w:tcW w:type="dxa" w:w="1227"/>
             <w:tcBorders>
               <w:top w:val="single" w:color="000000" w:sz="4"/>
               <w:left w:val="single" w:color="000000" w:sz="4"/>
@@ -1259,7 +1272,7 @@
         </w:tc>
         <w:tc>
           <w:tcPr>
-            <w:tcW w:type="dxa" w:w="1400"/>
+            <w:tcW w:type="dxa" w:w="1391"/>
             <w:tcBorders>
               <w:top w:val="single" w:color="000000" w:sz="4"/>
               <w:left w:val="single" w:color="000000" w:sz="4"/>
@@ -1333,50 +1346,50 @@
                 <w:sz w:val="20"/>
                 <w:szCs w:val="20"/>
               </w:rPr>
-              <w:t xml:space="preserve">2</w:t>
-            </w:r>
-          </w:p>
-        </w:tc>
-        <w:tc>
-          <w:tcPr>
-            <w:tcW w:type="dxa" w:w="1530"/>
-            <w:tcBorders>
-              <w:top w:val="single" w:color="000000" w:sz="4"/>
-              <w:left w:val="single" w:color="000000" w:sz="4"/>
-              <w:bottom w:val="single" w:color="000000" w:sz="4"/>
-              <w:right w:val="single" w:color="000000" w:sz="4"/>
-            </w:tcBorders>
-            <w:tcMar>
-              <w:top w:type="dxa" w:w="30"/>
-              <w:left w:type="dxa" w:w="70"/>
-              <w:bottom w:type="dxa" w:w="30"/>
-              <w:right w:type="dxa" w:w="70"/>
-            </w:tcMar>
-            <w:vAlign w:val="center"/>
-          </w:tcPr>
-          <w:p>
-            <w:pPr>
-              <w:keepNext w:val="false"/>
-              <w:spacing w:after="0" w:before="0" w:line="240" w:lineRule="auto"/>
-              <w:jc w:val="left"/>
-            </w:pPr>
-            <w:r>
-              <w:rPr>
-                <w:rFonts w:ascii="Times New Roman" w:cs="Times New Roman" w:eastAsia="Times New Roman" w:hAnsi="Times New Roman"/>
-                <w:b w:val="false"/>
-                <w:bCs w:val="false"/>
-                <w:i w:val="false"/>
-                <w:iCs w:val="false"/>
-                <w:sz w:val="20"/>
-                <w:szCs w:val="20"/>
-              </w:rPr>
-              <w:t xml:space="preserve">Ảnh sự kiện (cảnh báo, xâm nhập, kết quả nhận diện)</w:t>
-            </w:r>
-          </w:p>
-        </w:tc>
-        <w:tc>
-          <w:tcPr>
-            <w:tcW w:type="dxa" w:w="1480"/>
+              <w:t xml:space="preserve">1b</w:t>
+            </w:r>
+          </w:p>
+        </w:tc>
+        <w:tc>
+          <w:tcPr>
+            <w:tcW w:type="dxa" w:w="1519"/>
+            <w:tcBorders>
+              <w:top w:val="single" w:color="000000" w:sz="4"/>
+              <w:left w:val="single" w:color="000000" w:sz="4"/>
+              <w:bottom w:val="single" w:color="000000" w:sz="4"/>
+              <w:right w:val="single" w:color="000000" w:sz="4"/>
+            </w:tcBorders>
+            <w:tcMar>
+              <w:top w:type="dxa" w:w="30"/>
+              <w:left w:type="dxa" w:w="70"/>
+              <w:bottom w:type="dxa" w:w="30"/>
+              <w:right w:type="dxa" w:w="70"/>
+            </w:tcMar>
+            <w:vAlign w:val="center"/>
+          </w:tcPr>
+          <w:p>
+            <w:pPr>
+              <w:keepNext w:val="false"/>
+              <w:spacing w:after="0" w:before="0" w:line="240" w:lineRule="auto"/>
+              <w:jc w:val="left"/>
+            </w:pPr>
+            <w:r>
+              <w:rPr>
+                <w:rFonts w:ascii="Times New Roman" w:cs="Times New Roman" w:eastAsia="Times New Roman" w:hAnsi="Times New Roman"/>
+                <w:b w:val="false"/>
+                <w:bCs w:val="false"/>
+                <w:i w:val="false"/>
+                <w:iCs w:val="false"/>
+                <w:sz w:val="20"/>
+                <w:szCs w:val="20"/>
+              </w:rPr>
+              <w:t xml:space="preserve">Video camera an ninh khác (không nhận diện)</w:t>
+            </w:r>
+          </w:p>
+        </w:tc>
+        <w:tc>
+          <w:tcPr>
+            <w:tcW w:type="dxa" w:w="1519"/>
             <w:tcBorders>
               <w:top w:val="single" w:color="000000" w:sz="4"/>
               <w:left w:val="single" w:color="000000" w:sz="4"/>
@@ -1414,112 +1427,125 @@
         </w:tc>
         <w:tc>
           <w:tcPr>
-            <w:tcW w:type="dxa" w:w="2850"/>
-            <w:tcBorders>
-              <w:top w:val="single" w:color="000000" w:sz="4"/>
-              <w:left w:val="single" w:color="000000" w:sz="4"/>
-              <w:bottom w:val="single" w:color="000000" w:sz="4"/>
-              <w:right w:val="single" w:color="000000" w:sz="4"/>
-            </w:tcBorders>
-            <w:tcMar>
-              <w:top w:type="dxa" w:w="30"/>
-              <w:left w:type="dxa" w:w="70"/>
-              <w:bottom w:type="dxa" w:w="30"/>
-              <w:right w:type="dxa" w:w="70"/>
-            </w:tcMar>
-            <w:vAlign w:val="center"/>
-          </w:tcPr>
-          <w:p>
-            <w:pPr>
-              <w:keepNext w:val="false"/>
-              <w:spacing w:after="0" w:before="0" w:line="240" w:lineRule="auto"/>
-              <w:jc w:val="left"/>
-            </w:pPr>
-            <w:r>
-              <w:rPr>
-                <w:rFonts w:ascii="Times New Roman" w:cs="Times New Roman" w:eastAsia="Times New Roman" w:hAnsi="Times New Roman"/>
-                <w:b w:val="false"/>
-                <w:bCs w:val="false"/>
-                <w:i w:val="false"/>
-                <w:iCs w:val="false"/>
-                <w:sz w:val="20"/>
-                <w:szCs w:val="20"/>
-              </w:rPr>
-              <w:t xml:space="preserve">Xác minh cảnh báo</w:t>
-            </w:r>
-          </w:p>
-        </w:tc>
-        <w:tc>
-          <w:tcPr>
-            <w:tcW w:type="dxa" w:w="1235"/>
-            <w:tcBorders>
-              <w:top w:val="single" w:color="000000" w:sz="4"/>
-              <w:left w:val="single" w:color="000000" w:sz="4"/>
-              <w:bottom w:val="single" w:color="000000" w:sz="4"/>
-              <w:right w:val="single" w:color="000000" w:sz="4"/>
-            </w:tcBorders>
-            <w:tcMar>
-              <w:top w:type="dxa" w:w="30"/>
-              <w:left w:type="dxa" w:w="70"/>
-              <w:bottom w:type="dxa" w:w="30"/>
-              <w:right w:type="dxa" w:w="70"/>
-            </w:tcMar>
-            <w:vAlign w:val="center"/>
-          </w:tcPr>
-          <w:p>
-            <w:pPr>
-              <w:keepNext w:val="false"/>
-              <w:spacing w:after="0" w:before="0" w:line="240" w:lineRule="auto"/>
-              <w:jc w:val="left"/>
-            </w:pPr>
-            <w:r>
-              <w:rPr>
-                <w:rFonts w:ascii="Times New Roman" w:cs="Times New Roman" w:eastAsia="Times New Roman" w:hAnsi="Times New Roman"/>
-                <w:b w:val="false"/>
-                <w:bCs w:val="false"/>
-                <w:i w:val="false"/>
-                <w:iCs w:val="false"/>
-                <w:sz w:val="20"/>
-                <w:szCs w:val="20"/>
-              </w:rPr>
-              <w:t xml:space="preserve">Hết thời hạn</w:t>
-            </w:r>
-          </w:p>
-        </w:tc>
-        <w:tc>
-          <w:tcPr>
-            <w:tcW w:type="dxa" w:w="1400"/>
-            <w:tcBorders>
-              <w:top w:val="single" w:color="000000" w:sz="4"/>
-              <w:left w:val="single" w:color="000000" w:sz="4"/>
-              <w:bottom w:val="single" w:color="000000" w:sz="4"/>
-              <w:right w:val="single" w:color="000000" w:sz="4"/>
-            </w:tcBorders>
-            <w:tcMar>
-              <w:top w:type="dxa" w:w="30"/>
-              <w:left w:type="dxa" w:w="70"/>
-              <w:bottom w:type="dxa" w:w="30"/>
-              <w:right w:type="dxa" w:w="70"/>
-            </w:tcMar>
-            <w:vAlign w:val="center"/>
-          </w:tcPr>
-          <w:p>
-            <w:pPr>
-              <w:keepNext w:val="false"/>
-              <w:spacing w:after="0" w:before="0" w:line="240" w:lineRule="auto"/>
-              <w:jc w:val="left"/>
-            </w:pPr>
-            <w:r>
-              <w:rPr>
-                <w:rFonts w:ascii="Times New Roman" w:cs="Times New Roman" w:eastAsia="Times New Roman" w:hAnsi="Times New Roman"/>
-                <w:b w:val="false"/>
-                <w:bCs w:val="false"/>
-                <w:i w:val="false"/>
-                <w:iCs w:val="false"/>
-                <w:sz w:val="20"/>
-                <w:szCs w:val="20"/>
-              </w:rPr>
-              <w:t xml:space="preserve">Xóa tự động</w:t>
+            <w:tcW w:type="dxa" w:w="2839"/>
+            <w:tcBorders>
+              <w:top w:val="single" w:color="000000" w:sz="4"/>
+              <w:left w:val="single" w:color="000000" w:sz="4"/>
+              <w:bottom w:val="single" w:color="000000" w:sz="4"/>
+              <w:right w:val="single" w:color="000000" w:sz="4"/>
+            </w:tcBorders>
+            <w:tcMar>
+              <w:top w:type="dxa" w:w="30"/>
+              <w:left w:type="dxa" w:w="70"/>
+              <w:bottom w:type="dxa" w:w="30"/>
+              <w:right w:type="dxa" w:w="70"/>
+            </w:tcMar>
+            <w:vAlign w:val="center"/>
+          </w:tcPr>
+          <w:p>
+            <w:pPr>
+              <w:keepNext w:val="false"/>
+              <w:spacing w:after="0" w:before="0" w:line="240" w:lineRule="auto"/>
+              <w:jc w:val="left"/>
+            </w:pPr>
+            <w:r>
+              <w:rPr>
+                <w:rFonts w:ascii="Times New Roman" w:cs="Times New Roman" w:eastAsia="Times New Roman" w:hAnsi="Times New Roman"/>
+                <w:b w:val="false"/>
+                <w:bCs w:val="false"/>
+                <w:i w:val="false"/>
+                <w:iCs w:val="false"/>
+                <w:sz w:val="20"/>
+                <w:szCs w:val="20"/>
+              </w:rPr>
+              <w:t xml:space="preserve">Khoản 4 Điều 32 Luật BVDLCN; thời gian cần để phát hiện, xác minh sự cố: </w:t>
+            </w:r>
+            <w:r>
+              <w:rPr>
+                <w:rFonts w:ascii="Times New Roman" w:cs="Times New Roman" w:eastAsia="Times New Roman" w:hAnsi="Times New Roman"/>
+                <w:b w:val="false"/>
+                <w:bCs w:val="false"/>
+                <w:i w:val="false"/>
+                <w:iCs w:val="false"/>
+                <w:sz w:val="20"/>
+                <w:szCs w:val="20"/>
+                <w:highlight w:val="yellow"/>
+              </w:rPr>
+              <w:t xml:space="preserve">chu kỳ kiểm kê hàng hóa 15 ngày/lần</w:t>
+            </w:r>
+          </w:p>
+        </w:tc>
+        <w:tc>
+          <w:tcPr>
+            <w:tcW w:type="dxa" w:w="1227"/>
+            <w:tcBorders>
+              <w:top w:val="single" w:color="000000" w:sz="4"/>
+              <w:left w:val="single" w:color="000000" w:sz="4"/>
+              <w:bottom w:val="single" w:color="000000" w:sz="4"/>
+              <w:right w:val="single" w:color="000000" w:sz="4"/>
+            </w:tcBorders>
+            <w:tcMar>
+              <w:top w:type="dxa" w:w="30"/>
+              <w:left w:type="dxa" w:w="70"/>
+              <w:bottom w:type="dxa" w:w="30"/>
+              <w:right w:type="dxa" w:w="70"/>
+            </w:tcMar>
+            <w:vAlign w:val="center"/>
+          </w:tcPr>
+          <w:p>
+            <w:pPr>
+              <w:keepNext w:val="false"/>
+              <w:spacing w:after="0" w:before="0" w:line="240" w:lineRule="auto"/>
+              <w:jc w:val="left"/>
+            </w:pPr>
+            <w:r>
+              <w:rPr>
+                <w:rFonts w:ascii="Times New Roman" w:cs="Times New Roman" w:eastAsia="Times New Roman" w:hAnsi="Times New Roman"/>
+                <w:b w:val="false"/>
+                <w:bCs w:val="false"/>
+                <w:i w:val="false"/>
+                <w:iCs w:val="false"/>
+                <w:sz w:val="20"/>
+                <w:szCs w:val="20"/>
+              </w:rPr>
+              <w:t xml:space="preserve">Hết thời hạn tính từ thời điểm ghi</w:t>
+            </w:r>
+          </w:p>
+        </w:tc>
+        <w:tc>
+          <w:tcPr>
+            <w:tcW w:type="dxa" w:w="1391"/>
+            <w:tcBorders>
+              <w:top w:val="single" w:color="000000" w:sz="4"/>
+              <w:left w:val="single" w:color="000000" w:sz="4"/>
+              <w:bottom w:val="single" w:color="000000" w:sz="4"/>
+              <w:right w:val="single" w:color="000000" w:sz="4"/>
+            </w:tcBorders>
+            <w:tcMar>
+              <w:top w:type="dxa" w:w="30"/>
+              <w:left w:type="dxa" w:w="70"/>
+              <w:bottom w:type="dxa" w:w="30"/>
+              <w:right w:type="dxa" w:w="70"/>
+            </w:tcMar>
+            <w:vAlign w:val="center"/>
+          </w:tcPr>
+          <w:p>
+            <w:pPr>
+              <w:keepNext w:val="false"/>
+              <w:spacing w:after="0" w:before="0" w:line="240" w:lineRule="auto"/>
+              <w:jc w:val="left"/>
+            </w:pPr>
+            <w:r>
+              <w:rPr>
+                <w:rFonts w:ascii="Times New Roman" w:cs="Times New Roman" w:eastAsia="Times New Roman" w:hAnsi="Times New Roman"/>
+                <w:b w:val="false"/>
+                <w:bCs w:val="false"/>
+                <w:i w:val="false"/>
+                <w:iCs w:val="false"/>
+                <w:sz w:val="20"/>
+                <w:szCs w:val="20"/>
+              </w:rPr>
+              <w:t xml:space="preserve">{{Ghi đè tự động theo vòng trên đầu ghi, VMS/Xóa tự động theo vòng đời lưu trữ trên cloud}}</w:t>
             </w:r>
           </w:p>
         </w:tc>
@@ -1562,82 +1588,70 @@
                 <w:sz w:val="20"/>
                 <w:szCs w:val="20"/>
               </w:rPr>
-              <w:t xml:space="preserve">3</w:t>
-            </w:r>
-          </w:p>
-        </w:tc>
-        <w:tc>
-          <w:tcPr>
-            <w:tcW w:type="dxa" w:w="1530"/>
-            <w:tcBorders>
-              <w:top w:val="single" w:color="000000" w:sz="4"/>
-              <w:left w:val="single" w:color="000000" w:sz="4"/>
-              <w:bottom w:val="single" w:color="000000" w:sz="4"/>
-              <w:right w:val="single" w:color="000000" w:sz="4"/>
-            </w:tcBorders>
-            <w:tcMar>
-              <w:top w:type="dxa" w:w="30"/>
-              <w:left w:type="dxa" w:w="70"/>
-              <w:bottom w:type="dxa" w:w="30"/>
-              <w:right w:type="dxa" w:w="70"/>
-            </w:tcMar>
-            <w:vAlign w:val="center"/>
-          </w:tcPr>
-          <w:p>
-            <w:pPr>
-              <w:keepNext w:val="false"/>
-              <w:spacing w:after="0" w:before="0" w:line="240" w:lineRule="auto"/>
-              <w:jc w:val="left"/>
-            </w:pPr>
-            <w:r>
-              <w:rPr>
-                <w:rFonts w:ascii="Times New Roman" w:cs="Times New Roman" w:eastAsia="Times New Roman" w:hAnsi="Times New Roman"/>
-                <w:b w:val="false"/>
-                <w:bCs w:val="false"/>
-                <w:i w:val="false"/>
-                <w:iCs w:val="false"/>
-                <w:sz w:val="20"/>
-                <w:szCs w:val="20"/>
-              </w:rPr>
-              <w:t xml:space="preserve">Dữ liệu khuôn mặt nhân viên (template {{và ảnh đăng ký}})</w:t>
-            </w:r>
-          </w:p>
-        </w:tc>
-        <w:tc>
-          <w:tcPr>
-            <w:tcW w:type="dxa" w:w="1480"/>
-            <w:tcBorders>
-              <w:top w:val="single" w:color="000000" w:sz="4"/>
-              <w:left w:val="single" w:color="000000" w:sz="4"/>
-              <w:bottom w:val="single" w:color="000000" w:sz="4"/>
-              <w:right w:val="single" w:color="000000" w:sz="4"/>
-            </w:tcBorders>
-            <w:tcMar>
-              <w:top w:type="dxa" w:w="30"/>
-              <w:left w:type="dxa" w:w="70"/>
-              <w:bottom w:type="dxa" w:w="30"/>
-              <w:right w:type="dxa" w:w="70"/>
-            </w:tcMar>
-            <w:vAlign w:val="center"/>
-          </w:tcPr>
-          <w:p>
-            <w:pPr>
-              <w:keepNext w:val="false"/>
-              <w:spacing w:after="0" w:before="0" w:line="240" w:lineRule="auto"/>
-              <w:jc w:val="left"/>
-            </w:pPr>
-            <w:r>
-              <w:rPr>
-                <w:rFonts w:ascii="Times New Roman" w:cs="Times New Roman" w:eastAsia="Times New Roman" w:hAnsi="Times New Roman"/>
-                <w:b w:val="false"/>
-                <w:bCs w:val="false"/>
-                <w:i w:val="false"/>
-                <w:iCs w:val="false"/>
-                <w:sz w:val="20"/>
-                <w:szCs w:val="20"/>
-              </w:rPr>
-              <w:t xml:space="preserve">Đến khi rút lại đồng ý hoặc chấm dứt HĐLĐ; xóa trong </w:t>
-            </w:r>
+              <w:t xml:space="preserve">2</w:t>
+            </w:r>
+          </w:p>
+        </w:tc>
+        <w:tc>
+          <w:tcPr>
+            <w:tcW w:type="dxa" w:w="1519"/>
+            <w:tcBorders>
+              <w:top w:val="single" w:color="000000" w:sz="4"/>
+              <w:left w:val="single" w:color="000000" w:sz="4"/>
+              <w:bottom w:val="single" w:color="000000" w:sz="4"/>
+              <w:right w:val="single" w:color="000000" w:sz="4"/>
+            </w:tcBorders>
+            <w:tcMar>
+              <w:top w:type="dxa" w:w="30"/>
+              <w:left w:type="dxa" w:w="70"/>
+              <w:bottom w:type="dxa" w:w="30"/>
+              <w:right w:type="dxa" w:w="70"/>
+            </w:tcMar>
+            <w:vAlign w:val="center"/>
+          </w:tcPr>
+          <w:p>
+            <w:pPr>
+              <w:keepNext w:val="false"/>
+              <w:spacing w:after="0" w:before="0" w:line="240" w:lineRule="auto"/>
+              <w:jc w:val="left"/>
+            </w:pPr>
+            <w:r>
+              <w:rPr>
+                <w:rFonts w:ascii="Times New Roman" w:cs="Times New Roman" w:eastAsia="Times New Roman" w:hAnsi="Times New Roman"/>
+                <w:b w:val="false"/>
+                <w:bCs w:val="false"/>
+                <w:i w:val="false"/>
+                <w:iCs w:val="false"/>
+                <w:sz w:val="20"/>
+                <w:szCs w:val="20"/>
+              </w:rPr>
+              <w:t xml:space="preserve">Ảnh sự kiện (cảnh báo, xâm nhập, kết quả nhận diện)</w:t>
+            </w:r>
+          </w:p>
+        </w:tc>
+        <w:tc>
+          <w:tcPr>
+            <w:tcW w:type="dxa" w:w="1519"/>
+            <w:tcBorders>
+              <w:top w:val="single" w:color="000000" w:sz="4"/>
+              <w:left w:val="single" w:color="000000" w:sz="4"/>
+              <w:bottom w:val="single" w:color="000000" w:sz="4"/>
+              <w:right w:val="single" w:color="000000" w:sz="4"/>
+            </w:tcBorders>
+            <w:tcMar>
+              <w:top w:type="dxa" w:w="30"/>
+              <w:left w:type="dxa" w:w="70"/>
+              <w:bottom w:type="dxa" w:w="30"/>
+              <w:right w:type="dxa" w:w="70"/>
+            </w:tcMar>
+            <w:vAlign w:val="center"/>
+          </w:tcPr>
+          <w:p>
+            <w:pPr>
+              <w:keepNext w:val="false"/>
+              <w:spacing w:after="0" w:before="0" w:line="240" w:lineRule="auto"/>
+              <w:jc w:val="left"/>
+            </w:pPr>
             <w:r>
               <w:rPr>
                 <w:rFonts w:ascii="Times New Roman" w:cs="Times New Roman" w:eastAsia="Times New Roman" w:hAnsi="Times New Roman"/>
@@ -1649,142 +1663,118 @@
                 <w:szCs w:val="20"/>
                 <w:highlight w:val="yellow"/>
               </w:rPr>
-              <w:t xml:space="preserve">07 ngày</w:t>
-            </w:r>
-          </w:p>
-        </w:tc>
-        <w:tc>
-          <w:tcPr>
-            <w:tcW w:type="dxa" w:w="2850"/>
-            <w:tcBorders>
-              <w:top w:val="single" w:color="000000" w:sz="4"/>
-              <w:left w:val="single" w:color="000000" w:sz="4"/>
-              <w:bottom w:val="single" w:color="000000" w:sz="4"/>
-              <w:right w:val="single" w:color="000000" w:sz="4"/>
-            </w:tcBorders>
-            <w:tcMar>
-              <w:top w:type="dxa" w:w="30"/>
-              <w:left w:type="dxa" w:w="70"/>
-              <w:bottom w:type="dxa" w:w="30"/>
-              <w:right w:type="dxa" w:w="70"/>
-            </w:tcMar>
-            <w:vAlign w:val="center"/>
-          </w:tcPr>
-          <w:p>
-            <w:pPr>
-              <w:keepNext w:val="false"/>
-              <w:spacing w:after="0" w:before="0" w:line="240" w:lineRule="auto"/>
-              <w:jc w:val="left"/>
-            </w:pPr>
-            <w:r>
-              <w:rPr>
-                <w:rFonts w:ascii="Times New Roman" w:cs="Times New Roman" w:eastAsia="Times New Roman" w:hAnsi="Times New Roman"/>
-                <w:b w:val="false"/>
-                <w:bCs w:val="false"/>
-                <w:i w:val="false"/>
-                <w:iCs w:val="false"/>
-                <w:sz w:val="20"/>
-                <w:szCs w:val="20"/>
-              </w:rPr>
-              <w:t xml:space="preserve">Điều 9 và điểm c khoản 2 Điều 25 Luật BVDLCN; phiếu đồng ý</w:t>
-            </w:r>
-          </w:p>
-        </w:tc>
-        <w:tc>
-          <w:tcPr>
-            <w:tcW w:type="dxa" w:w="1235"/>
-            <w:tcBorders>
-              <w:top w:val="single" w:color="000000" w:sz="4"/>
-              <w:left w:val="single" w:color="000000" w:sz="4"/>
-              <w:bottom w:val="single" w:color="000000" w:sz="4"/>
-              <w:right w:val="single" w:color="000000" w:sz="4"/>
-            </w:tcBorders>
-            <w:tcMar>
-              <w:top w:type="dxa" w:w="30"/>
-              <w:left w:type="dxa" w:w="70"/>
-              <w:bottom w:type="dxa" w:w="30"/>
-              <w:right w:type="dxa" w:w="70"/>
-            </w:tcMar>
-            <w:vAlign w:val="center"/>
-          </w:tcPr>
-          <w:p>
-            <w:pPr>
-              <w:keepNext w:val="false"/>
-              <w:spacing w:after="0" w:before="0" w:line="240" w:lineRule="auto"/>
-              <w:jc w:val="left"/>
-            </w:pPr>
-            <w:r>
-              <w:rPr>
-                <w:rFonts w:ascii="Times New Roman" w:cs="Times New Roman" w:eastAsia="Times New Roman" w:hAnsi="Times New Roman"/>
-                <w:b w:val="false"/>
-                <w:bCs w:val="false"/>
-                <w:i w:val="false"/>
-                <w:iCs w:val="false"/>
-                <w:sz w:val="20"/>
-                <w:szCs w:val="20"/>
-              </w:rPr>
-              <w:t xml:space="preserve">Rút lại đồng ý; chấm dứt HĐLĐ; đổi sang phương thức thay thế</w:t>
-            </w:r>
-          </w:p>
-        </w:tc>
-        <w:tc>
-          <w:tcPr>
-            <w:tcW w:type="dxa" w:w="1400"/>
-            <w:tcBorders>
-              <w:top w:val="single" w:color="000000" w:sz="4"/>
-              <w:left w:val="single" w:color="000000" w:sz="4"/>
-              <w:bottom w:val="single" w:color="000000" w:sz="4"/>
-              <w:right w:val="single" w:color="000000" w:sz="4"/>
-            </w:tcBorders>
-            <w:tcMar>
-              <w:top w:type="dxa" w:w="30"/>
-              <w:left w:type="dxa" w:w="70"/>
-              <w:bottom w:type="dxa" w:w="30"/>
-              <w:right w:type="dxa" w:w="70"/>
-            </w:tcMar>
-            <w:vAlign w:val="center"/>
-          </w:tcPr>
-          <w:p>
-            <w:pPr>
-              <w:keepNext w:val="false"/>
-              <w:spacing w:after="0" w:before="0" w:line="240" w:lineRule="auto"/>
-              <w:jc w:val="left"/>
-            </w:pPr>
-            <w:r>
-              <w:rPr>
-                <w:rFonts w:ascii="Times New Roman" w:cs="Times New Roman" w:eastAsia="Times New Roman" w:hAnsi="Times New Roman"/>
-                <w:b w:val="false"/>
-                <w:bCs w:val="false"/>
-                <w:i w:val="false"/>
-                <w:iCs w:val="false"/>
-                <w:sz w:val="20"/>
-                <w:szCs w:val="20"/>
-              </w:rPr>
-              <w:t xml:space="preserve">Xóa trên máy chủ và </w:t>
-            </w:r>
-            <w:r>
-              <w:rPr>
-                <w:rFonts w:ascii="Times New Roman" w:cs="Times New Roman" w:eastAsia="Times New Roman" w:hAnsi="Times New Roman"/>
-                <w:b/>
-                <w:bCs/>
-                <w:i w:val="false"/>
-                <w:iCs w:val="false"/>
-                <w:sz w:val="20"/>
-                <w:szCs w:val="20"/>
-              </w:rPr>
-              <w:t xml:space="preserve">đồng bộ xóa trên mọi đầu đọc</w:t>
-            </w:r>
-            <w:r>
-              <w:rPr>
-                <w:rFonts w:ascii="Times New Roman" w:cs="Times New Roman" w:eastAsia="Times New Roman" w:hAnsi="Times New Roman"/>
-                <w:b w:val="false"/>
-                <w:bCs w:val="false"/>
-                <w:i w:val="false"/>
-                <w:iCs w:val="false"/>
-                <w:sz w:val="20"/>
-                <w:szCs w:val="20"/>
-              </w:rPr>
-              <w:t xml:space="preserve">; kiểm tra lại không còn so khớp được</w:t>
+              <w:t xml:space="preserve">30 ngày</w:t>
+            </w:r>
+          </w:p>
+        </w:tc>
+        <w:tc>
+          <w:tcPr>
+            <w:tcW w:type="dxa" w:w="2839"/>
+            <w:tcBorders>
+              <w:top w:val="single" w:color="000000" w:sz="4"/>
+              <w:left w:val="single" w:color="000000" w:sz="4"/>
+              <w:bottom w:val="single" w:color="000000" w:sz="4"/>
+              <w:right w:val="single" w:color="000000" w:sz="4"/>
+            </w:tcBorders>
+            <w:tcMar>
+              <w:top w:type="dxa" w:w="30"/>
+              <w:left w:type="dxa" w:w="70"/>
+              <w:bottom w:type="dxa" w:w="30"/>
+              <w:right w:type="dxa" w:w="70"/>
+            </w:tcMar>
+            <w:vAlign w:val="center"/>
+          </w:tcPr>
+          <w:p>
+            <w:pPr>
+              <w:keepNext w:val="false"/>
+              <w:spacing w:after="0" w:before="0" w:line="240" w:lineRule="auto"/>
+              <w:jc w:val="left"/>
+            </w:pPr>
+            <w:r>
+              <w:rPr>
+                <w:rFonts w:ascii="Times New Roman" w:cs="Times New Roman" w:eastAsia="Times New Roman" w:hAnsi="Times New Roman"/>
+                <w:b w:val="false"/>
+                <w:bCs w:val="false"/>
+                <w:i w:val="false"/>
+                <w:iCs w:val="false"/>
+                <w:sz w:val="20"/>
+                <w:szCs w:val="20"/>
+              </w:rPr>
+              <w:t xml:space="preserve">Xác minh cảnh báo</w:t>
+            </w:r>
+          </w:p>
+        </w:tc>
+        <w:tc>
+          <w:tcPr>
+            <w:tcW w:type="dxa" w:w="1227"/>
+            <w:tcBorders>
+              <w:top w:val="single" w:color="000000" w:sz="4"/>
+              <w:left w:val="single" w:color="000000" w:sz="4"/>
+              <w:bottom w:val="single" w:color="000000" w:sz="4"/>
+              <w:right w:val="single" w:color="000000" w:sz="4"/>
+            </w:tcBorders>
+            <w:tcMar>
+              <w:top w:type="dxa" w:w="30"/>
+              <w:left w:type="dxa" w:w="70"/>
+              <w:bottom w:type="dxa" w:w="30"/>
+              <w:right w:type="dxa" w:w="70"/>
+            </w:tcMar>
+            <w:vAlign w:val="center"/>
+          </w:tcPr>
+          <w:p>
+            <w:pPr>
+              <w:keepNext w:val="false"/>
+              <w:spacing w:after="0" w:before="0" w:line="240" w:lineRule="auto"/>
+              <w:jc w:val="left"/>
+            </w:pPr>
+            <w:r>
+              <w:rPr>
+                <w:rFonts w:ascii="Times New Roman" w:cs="Times New Roman" w:eastAsia="Times New Roman" w:hAnsi="Times New Roman"/>
+                <w:b w:val="false"/>
+                <w:bCs w:val="false"/>
+                <w:i w:val="false"/>
+                <w:iCs w:val="false"/>
+                <w:sz w:val="20"/>
+                <w:szCs w:val="20"/>
+              </w:rPr>
+              <w:t xml:space="preserve">Hết thời hạn</w:t>
+            </w:r>
+          </w:p>
+        </w:tc>
+        <w:tc>
+          <w:tcPr>
+            <w:tcW w:type="dxa" w:w="1391"/>
+            <w:tcBorders>
+              <w:top w:val="single" w:color="000000" w:sz="4"/>
+              <w:left w:val="single" w:color="000000" w:sz="4"/>
+              <w:bottom w:val="single" w:color="000000" w:sz="4"/>
+              <w:right w:val="single" w:color="000000" w:sz="4"/>
+            </w:tcBorders>
+            <w:tcMar>
+              <w:top w:type="dxa" w:w="30"/>
+              <w:left w:type="dxa" w:w="70"/>
+              <w:bottom w:type="dxa" w:w="30"/>
+              <w:right w:type="dxa" w:w="70"/>
+            </w:tcMar>
+            <w:vAlign w:val="center"/>
+          </w:tcPr>
+          <w:p>
+            <w:pPr>
+              <w:keepNext w:val="false"/>
+              <w:spacing w:after="0" w:before="0" w:line="240" w:lineRule="auto"/>
+              <w:jc w:val="left"/>
+            </w:pPr>
+            <w:r>
+              <w:rPr>
+                <w:rFonts w:ascii="Times New Roman" w:cs="Times New Roman" w:eastAsia="Times New Roman" w:hAnsi="Times New Roman"/>
+                <w:b w:val="false"/>
+                <w:bCs w:val="false"/>
+                <w:i w:val="false"/>
+                <w:iCs w:val="false"/>
+                <w:sz w:val="20"/>
+                <w:szCs w:val="20"/>
+              </w:rPr>
+              <w:t xml:space="preserve">Xóa tự động</w:t>
             </w:r>
           </w:p>
         </w:tc>
@@ -1827,70 +1817,82 @@
                 <w:sz w:val="20"/>
                 <w:szCs w:val="20"/>
               </w:rPr>
-              <w:t xml:space="preserve">4</w:t>
-            </w:r>
-          </w:p>
-        </w:tc>
-        <w:tc>
-          <w:tcPr>
-            <w:tcW w:type="dxa" w:w="1530"/>
-            <w:tcBorders>
-              <w:top w:val="single" w:color="000000" w:sz="4"/>
-              <w:left w:val="single" w:color="000000" w:sz="4"/>
-              <w:bottom w:val="single" w:color="000000" w:sz="4"/>
-              <w:right w:val="single" w:color="000000" w:sz="4"/>
-            </w:tcBorders>
-            <w:tcMar>
-              <w:top w:type="dxa" w:w="30"/>
-              <w:left w:type="dxa" w:w="70"/>
-              <w:bottom w:type="dxa" w:w="30"/>
-              <w:right w:type="dxa" w:w="70"/>
-            </w:tcMar>
-            <w:vAlign w:val="center"/>
-          </w:tcPr>
-          <w:p>
-            <w:pPr>
-              <w:keepNext w:val="false"/>
-              <w:spacing w:after="0" w:before="0" w:line="240" w:lineRule="auto"/>
-              <w:jc w:val="left"/>
-            </w:pPr>
-            <w:r>
-              <w:rPr>
-                <w:rFonts w:ascii="Times New Roman" w:cs="Times New Roman" w:eastAsia="Times New Roman" w:hAnsi="Times New Roman"/>
-                <w:b w:val="false"/>
-                <w:bCs w:val="false"/>
-                <w:i w:val="false"/>
-                <w:iCs w:val="false"/>
-                <w:sz w:val="20"/>
-                <w:szCs w:val="20"/>
-              </w:rPr>
-              <w:t xml:space="preserve">Dữ liệu khuôn mặt, ảnh chụp của khách</w:t>
-            </w:r>
-          </w:p>
-        </w:tc>
-        <w:tc>
-          <w:tcPr>
-            <w:tcW w:type="dxa" w:w="1480"/>
-            <w:tcBorders>
-              <w:top w:val="single" w:color="000000" w:sz="4"/>
-              <w:left w:val="single" w:color="000000" w:sz="4"/>
-              <w:bottom w:val="single" w:color="000000" w:sz="4"/>
-              <w:right w:val="single" w:color="000000" w:sz="4"/>
-            </w:tcBorders>
-            <w:tcMar>
-              <w:top w:type="dxa" w:w="30"/>
-              <w:left w:type="dxa" w:w="70"/>
-              <w:bottom w:type="dxa" w:w="30"/>
-              <w:right w:type="dxa" w:w="70"/>
-            </w:tcMar>
-            <w:vAlign w:val="center"/>
-          </w:tcPr>
-          <w:p>
-            <w:pPr>
-              <w:keepNext w:val="false"/>
-              <w:spacing w:after="0" w:before="0" w:line="240" w:lineRule="auto"/>
-              <w:jc w:val="left"/>
-            </w:pPr>
+              <w:t xml:space="preserve">3</w:t>
+            </w:r>
+          </w:p>
+        </w:tc>
+        <w:tc>
+          <w:tcPr>
+            <w:tcW w:type="dxa" w:w="1519"/>
+            <w:tcBorders>
+              <w:top w:val="single" w:color="000000" w:sz="4"/>
+              <w:left w:val="single" w:color="000000" w:sz="4"/>
+              <w:bottom w:val="single" w:color="000000" w:sz="4"/>
+              <w:right w:val="single" w:color="000000" w:sz="4"/>
+            </w:tcBorders>
+            <w:tcMar>
+              <w:top w:type="dxa" w:w="30"/>
+              <w:left w:type="dxa" w:w="70"/>
+              <w:bottom w:type="dxa" w:w="30"/>
+              <w:right w:type="dxa" w:w="70"/>
+            </w:tcMar>
+            <w:vAlign w:val="center"/>
+          </w:tcPr>
+          <w:p>
+            <w:pPr>
+              <w:keepNext w:val="false"/>
+              <w:spacing w:after="0" w:before="0" w:line="240" w:lineRule="auto"/>
+              <w:jc w:val="left"/>
+            </w:pPr>
+            <w:r>
+              <w:rPr>
+                <w:rFonts w:ascii="Times New Roman" w:cs="Times New Roman" w:eastAsia="Times New Roman" w:hAnsi="Times New Roman"/>
+                <w:b w:val="false"/>
+                <w:bCs w:val="false"/>
+                <w:i w:val="false"/>
+                <w:iCs w:val="false"/>
+                <w:sz w:val="20"/>
+                <w:szCs w:val="20"/>
+              </w:rPr>
+              <w:t xml:space="preserve">Dữ liệu khuôn mặt nhân viên (template {{và ảnh đăng ký}})</w:t>
+            </w:r>
+          </w:p>
+        </w:tc>
+        <w:tc>
+          <w:tcPr>
+            <w:tcW w:type="dxa" w:w="1519"/>
+            <w:tcBorders>
+              <w:top w:val="single" w:color="000000" w:sz="4"/>
+              <w:left w:val="single" w:color="000000" w:sz="4"/>
+              <w:bottom w:val="single" w:color="000000" w:sz="4"/>
+              <w:right w:val="single" w:color="000000" w:sz="4"/>
+            </w:tcBorders>
+            <w:tcMar>
+              <w:top w:type="dxa" w:w="30"/>
+              <w:left w:type="dxa" w:w="70"/>
+              <w:bottom w:type="dxa" w:w="30"/>
+              <w:right w:type="dxa" w:w="70"/>
+            </w:tcMar>
+            <w:vAlign w:val="center"/>
+          </w:tcPr>
+          <w:p>
+            <w:pPr>
+              <w:keepNext w:val="false"/>
+              <w:spacing w:after="0" w:before="0" w:line="240" w:lineRule="auto"/>
+              <w:jc w:val="left"/>
+            </w:pPr>
+            <w:r>
+              <w:rPr>
+                <w:rFonts w:ascii="Times New Roman" w:cs="Times New Roman" w:eastAsia="Times New Roman" w:hAnsi="Times New Roman"/>
+                <w:b w:val="false"/>
+                <w:bCs w:val="false"/>
+                <w:i w:val="false"/>
+                <w:iCs w:val="false"/>
+                <w:sz w:val="20"/>
+                <w:szCs w:val="20"/>
+              </w:rPr>
+              <w:t xml:space="preserve">Đến khi rút lại đồng ý hoặc chấm dứt HĐLĐ; xóa trong </w:t>
+            </w:r>
             <w:r>
               <w:rPr>
                 <w:rFonts w:ascii="Times New Roman" w:cs="Times New Roman" w:eastAsia="Times New Roman" w:hAnsi="Times New Roman"/>
@@ -1902,118 +1904,142 @@
                 <w:szCs w:val="20"/>
                 <w:highlight w:val="yellow"/>
               </w:rPr>
-              <w:t xml:space="preserve">24 giờ sau khi khách ra về</w:t>
-            </w:r>
-          </w:p>
-        </w:tc>
-        <w:tc>
-          <w:tcPr>
-            <w:tcW w:type="dxa" w:w="2850"/>
-            <w:tcBorders>
-              <w:top w:val="single" w:color="000000" w:sz="4"/>
-              <w:left w:val="single" w:color="000000" w:sz="4"/>
-              <w:bottom w:val="single" w:color="000000" w:sz="4"/>
-              <w:right w:val="single" w:color="000000" w:sz="4"/>
-            </w:tcBorders>
-            <w:tcMar>
-              <w:top w:type="dxa" w:w="30"/>
-              <w:left w:type="dxa" w:w="70"/>
-              <w:bottom w:type="dxa" w:w="30"/>
-              <w:right w:type="dxa" w:w="70"/>
-            </w:tcMar>
-            <w:vAlign w:val="center"/>
-          </w:tcPr>
-          <w:p>
-            <w:pPr>
-              <w:keepNext w:val="false"/>
-              <w:spacing w:after="0" w:before="0" w:line="240" w:lineRule="auto"/>
-              <w:jc w:val="left"/>
-            </w:pPr>
-            <w:r>
-              <w:rPr>
-                <w:rFonts w:ascii="Times New Roman" w:cs="Times New Roman" w:eastAsia="Times New Roman" w:hAnsi="Times New Roman"/>
-                <w:b w:val="false"/>
-                <w:bCs w:val="false"/>
-                <w:i w:val="false"/>
-                <w:iCs w:val="false"/>
-                <w:sz w:val="20"/>
-                <w:szCs w:val="20"/>
-              </w:rPr>
-              <w:t xml:space="preserve">Đồng ý tại thời điểm đăng ký; mục đích chỉ cho lượt thăm</w:t>
-            </w:r>
-          </w:p>
-        </w:tc>
-        <w:tc>
-          <w:tcPr>
-            <w:tcW w:type="dxa" w:w="1235"/>
-            <w:tcBorders>
-              <w:top w:val="single" w:color="000000" w:sz="4"/>
-              <w:left w:val="single" w:color="000000" w:sz="4"/>
-              <w:bottom w:val="single" w:color="000000" w:sz="4"/>
-              <w:right w:val="single" w:color="000000" w:sz="4"/>
-            </w:tcBorders>
-            <w:tcMar>
-              <w:top w:type="dxa" w:w="30"/>
-              <w:left w:type="dxa" w:w="70"/>
-              <w:bottom w:type="dxa" w:w="30"/>
-              <w:right w:type="dxa" w:w="70"/>
-            </w:tcMar>
-            <w:vAlign w:val="center"/>
-          </w:tcPr>
-          <w:p>
-            <w:pPr>
-              <w:keepNext w:val="false"/>
-              <w:spacing w:after="0" w:before="0" w:line="240" w:lineRule="auto"/>
-              <w:jc w:val="left"/>
-            </w:pPr>
-            <w:r>
-              <w:rPr>
-                <w:rFonts w:ascii="Times New Roman" w:cs="Times New Roman" w:eastAsia="Times New Roman" w:hAnsi="Times New Roman"/>
-                <w:b w:val="false"/>
-                <w:bCs w:val="false"/>
-                <w:i w:val="false"/>
-                <w:iCs w:val="false"/>
-                <w:sz w:val="20"/>
-                <w:szCs w:val="20"/>
-              </w:rPr>
-              <w:t xml:space="preserve">Kết thúc lượt thăm; hết thời hạn đồng ý</w:t>
-            </w:r>
-          </w:p>
-        </w:tc>
-        <w:tc>
-          <w:tcPr>
-            <w:tcW w:type="dxa" w:w="1400"/>
-            <w:tcBorders>
-              <w:top w:val="single" w:color="000000" w:sz="4"/>
-              <w:left w:val="single" w:color="000000" w:sz="4"/>
-              <w:bottom w:val="single" w:color="000000" w:sz="4"/>
-              <w:right w:val="single" w:color="000000" w:sz="4"/>
-            </w:tcBorders>
-            <w:tcMar>
-              <w:top w:type="dxa" w:w="30"/>
-              <w:left w:type="dxa" w:w="70"/>
-              <w:bottom w:type="dxa" w:w="30"/>
-              <w:right w:type="dxa" w:w="70"/>
-            </w:tcMar>
-            <w:vAlign w:val="center"/>
-          </w:tcPr>
-          <w:p>
-            <w:pPr>
-              <w:keepNext w:val="false"/>
-              <w:spacing w:after="0" w:before="0" w:line="240" w:lineRule="auto"/>
-              <w:jc w:val="left"/>
-            </w:pPr>
-            <w:r>
-              <w:rPr>
-                <w:rFonts w:ascii="Times New Roman" w:cs="Times New Roman" w:eastAsia="Times New Roman" w:hAnsi="Times New Roman"/>
-                <w:b w:val="false"/>
-                <w:bCs w:val="false"/>
-                <w:i w:val="false"/>
-                <w:iCs w:val="false"/>
-                <w:sz w:val="20"/>
-                <w:szCs w:val="20"/>
-              </w:rPr>
-              <w:t xml:space="preserve">Xóa tự động</w:t>
+              <w:t xml:space="preserve">07 ngày</w:t>
+            </w:r>
+          </w:p>
+        </w:tc>
+        <w:tc>
+          <w:tcPr>
+            <w:tcW w:type="dxa" w:w="2839"/>
+            <w:tcBorders>
+              <w:top w:val="single" w:color="000000" w:sz="4"/>
+              <w:left w:val="single" w:color="000000" w:sz="4"/>
+              <w:bottom w:val="single" w:color="000000" w:sz="4"/>
+              <w:right w:val="single" w:color="000000" w:sz="4"/>
+            </w:tcBorders>
+            <w:tcMar>
+              <w:top w:type="dxa" w:w="30"/>
+              <w:left w:type="dxa" w:w="70"/>
+              <w:bottom w:type="dxa" w:w="30"/>
+              <w:right w:type="dxa" w:w="70"/>
+            </w:tcMar>
+            <w:vAlign w:val="center"/>
+          </w:tcPr>
+          <w:p>
+            <w:pPr>
+              <w:keepNext w:val="false"/>
+              <w:spacing w:after="0" w:before="0" w:line="240" w:lineRule="auto"/>
+              <w:jc w:val="left"/>
+            </w:pPr>
+            <w:r>
+              <w:rPr>
+                <w:rFonts w:ascii="Times New Roman" w:cs="Times New Roman" w:eastAsia="Times New Roman" w:hAnsi="Times New Roman"/>
+                <w:b w:val="false"/>
+                <w:bCs w:val="false"/>
+                <w:i w:val="false"/>
+                <w:iCs w:val="false"/>
+                <w:sz w:val="20"/>
+                <w:szCs w:val="20"/>
+              </w:rPr>
+              <w:t xml:space="preserve">Điều 9 và điểm c khoản 2 Điều 25 Luật BVDLCN; phiếu đồng ý</w:t>
+            </w:r>
+          </w:p>
+        </w:tc>
+        <w:tc>
+          <w:tcPr>
+            <w:tcW w:type="dxa" w:w="1227"/>
+            <w:tcBorders>
+              <w:top w:val="single" w:color="000000" w:sz="4"/>
+              <w:left w:val="single" w:color="000000" w:sz="4"/>
+              <w:bottom w:val="single" w:color="000000" w:sz="4"/>
+              <w:right w:val="single" w:color="000000" w:sz="4"/>
+            </w:tcBorders>
+            <w:tcMar>
+              <w:top w:type="dxa" w:w="30"/>
+              <w:left w:type="dxa" w:w="70"/>
+              <w:bottom w:type="dxa" w:w="30"/>
+              <w:right w:type="dxa" w:w="70"/>
+            </w:tcMar>
+            <w:vAlign w:val="center"/>
+          </w:tcPr>
+          <w:p>
+            <w:pPr>
+              <w:keepNext w:val="false"/>
+              <w:spacing w:after="0" w:before="0" w:line="240" w:lineRule="auto"/>
+              <w:jc w:val="left"/>
+            </w:pPr>
+            <w:r>
+              <w:rPr>
+                <w:rFonts w:ascii="Times New Roman" w:cs="Times New Roman" w:eastAsia="Times New Roman" w:hAnsi="Times New Roman"/>
+                <w:b w:val="false"/>
+                <w:bCs w:val="false"/>
+                <w:i w:val="false"/>
+                <w:iCs w:val="false"/>
+                <w:sz w:val="20"/>
+                <w:szCs w:val="20"/>
+              </w:rPr>
+              <w:t xml:space="preserve">Rút lại đồng ý; chấm dứt HĐLĐ; đổi sang phương thức thay thế</w:t>
+            </w:r>
+          </w:p>
+        </w:tc>
+        <w:tc>
+          <w:tcPr>
+            <w:tcW w:type="dxa" w:w="1391"/>
+            <w:tcBorders>
+              <w:top w:val="single" w:color="000000" w:sz="4"/>
+              <w:left w:val="single" w:color="000000" w:sz="4"/>
+              <w:bottom w:val="single" w:color="000000" w:sz="4"/>
+              <w:right w:val="single" w:color="000000" w:sz="4"/>
+            </w:tcBorders>
+            <w:tcMar>
+              <w:top w:type="dxa" w:w="30"/>
+              <w:left w:type="dxa" w:w="70"/>
+              <w:bottom w:type="dxa" w:w="30"/>
+              <w:right w:type="dxa" w:w="70"/>
+            </w:tcMar>
+            <w:vAlign w:val="center"/>
+          </w:tcPr>
+          <w:p>
+            <w:pPr>
+              <w:keepNext w:val="false"/>
+              <w:spacing w:after="0" w:before="0" w:line="240" w:lineRule="auto"/>
+              <w:jc w:val="left"/>
+            </w:pPr>
+            <w:r>
+              <w:rPr>
+                <w:rFonts w:ascii="Times New Roman" w:cs="Times New Roman" w:eastAsia="Times New Roman" w:hAnsi="Times New Roman"/>
+                <w:b w:val="false"/>
+                <w:bCs w:val="false"/>
+                <w:i w:val="false"/>
+                <w:iCs w:val="false"/>
+                <w:sz w:val="20"/>
+                <w:szCs w:val="20"/>
+              </w:rPr>
+              <w:t xml:space="preserve">Xóa trên máy chủ và </w:t>
+            </w:r>
+            <w:r>
+              <w:rPr>
+                <w:rFonts w:ascii="Times New Roman" w:cs="Times New Roman" w:eastAsia="Times New Roman" w:hAnsi="Times New Roman"/>
+                <w:b/>
+                <w:bCs/>
+                <w:i w:val="false"/>
+                <w:iCs w:val="false"/>
+                <w:sz w:val="20"/>
+                <w:szCs w:val="20"/>
+              </w:rPr>
+              <w:t xml:space="preserve">đồng bộ xóa trên mọi đầu đọc</w:t>
+            </w:r>
+            <w:r>
+              <w:rPr>
+                <w:rFonts w:ascii="Times New Roman" w:cs="Times New Roman" w:eastAsia="Times New Roman" w:hAnsi="Times New Roman"/>
+                <w:b w:val="false"/>
+                <w:bCs w:val="false"/>
+                <w:i w:val="false"/>
+                <w:iCs w:val="false"/>
+                <w:sz w:val="20"/>
+                <w:szCs w:val="20"/>
+              </w:rPr>
+              <w:t xml:space="preserve">; kiểm tra lại không còn so khớp được</w:t>
             </w:r>
           </w:p>
         </w:tc>
@@ -2056,50 +2082,50 @@
                 <w:sz w:val="20"/>
                 <w:szCs w:val="20"/>
               </w:rPr>
-              <w:t xml:space="preserve">5</w:t>
-            </w:r>
-          </w:p>
-        </w:tc>
-        <w:tc>
-          <w:tcPr>
-            <w:tcW w:type="dxa" w:w="1530"/>
-            <w:tcBorders>
-              <w:top w:val="single" w:color="000000" w:sz="4"/>
-              <w:left w:val="single" w:color="000000" w:sz="4"/>
-              <w:bottom w:val="single" w:color="000000" w:sz="4"/>
-              <w:right w:val="single" w:color="000000" w:sz="4"/>
-            </w:tcBorders>
-            <w:tcMar>
-              <w:top w:type="dxa" w:w="30"/>
-              <w:left w:type="dxa" w:w="70"/>
-              <w:bottom w:type="dxa" w:w="30"/>
-              <w:right w:type="dxa" w:w="70"/>
-            </w:tcMar>
-            <w:vAlign w:val="center"/>
-          </w:tcPr>
-          <w:p>
-            <w:pPr>
-              <w:keepNext w:val="false"/>
-              <w:spacing w:after="0" w:before="0" w:line="240" w:lineRule="auto"/>
-              <w:jc w:val="left"/>
-            </w:pPr>
-            <w:r>
-              <w:rPr>
-                <w:rFonts w:ascii="Times New Roman" w:cs="Times New Roman" w:eastAsia="Times New Roman" w:hAnsi="Times New Roman"/>
-                <w:b w:val="false"/>
-                <w:bCs w:val="false"/>
-                <w:i w:val="false"/>
-                <w:iCs w:val="false"/>
-                <w:sz w:val="20"/>
-                <w:szCs w:val="20"/>
-              </w:rPr>
-              <w:t xml:space="preserve">Nhật ký ra vào</w:t>
-            </w:r>
-          </w:p>
-        </w:tc>
-        <w:tc>
-          <w:tcPr>
-            <w:tcW w:type="dxa" w:w="1480"/>
+              <w:t xml:space="preserve">4</w:t>
+            </w:r>
+          </w:p>
+        </w:tc>
+        <w:tc>
+          <w:tcPr>
+            <w:tcW w:type="dxa" w:w="1519"/>
+            <w:tcBorders>
+              <w:top w:val="single" w:color="000000" w:sz="4"/>
+              <w:left w:val="single" w:color="000000" w:sz="4"/>
+              <w:bottom w:val="single" w:color="000000" w:sz="4"/>
+              <w:right w:val="single" w:color="000000" w:sz="4"/>
+            </w:tcBorders>
+            <w:tcMar>
+              <w:top w:type="dxa" w:w="30"/>
+              <w:left w:type="dxa" w:w="70"/>
+              <w:bottom w:type="dxa" w:w="30"/>
+              <w:right w:type="dxa" w:w="70"/>
+            </w:tcMar>
+            <w:vAlign w:val="center"/>
+          </w:tcPr>
+          <w:p>
+            <w:pPr>
+              <w:keepNext w:val="false"/>
+              <w:spacing w:after="0" w:before="0" w:line="240" w:lineRule="auto"/>
+              <w:jc w:val="left"/>
+            </w:pPr>
+            <w:r>
+              <w:rPr>
+                <w:rFonts w:ascii="Times New Roman" w:cs="Times New Roman" w:eastAsia="Times New Roman" w:hAnsi="Times New Roman"/>
+                <w:b w:val="false"/>
+                <w:bCs w:val="false"/>
+                <w:i w:val="false"/>
+                <w:iCs w:val="false"/>
+                <w:sz w:val="20"/>
+                <w:szCs w:val="20"/>
+              </w:rPr>
+              <w:t xml:space="preserve">Dữ liệu khuôn mặt, ảnh chụp của khách</w:t>
+            </w:r>
+          </w:p>
+        </w:tc>
+        <w:tc>
+          <w:tcPr>
+            <w:tcW w:type="dxa" w:w="1519"/>
             <w:tcBorders>
               <w:top w:val="single" w:color="000000" w:sz="4"/>
               <w:left w:val="single" w:color="000000" w:sz="4"/>
@@ -2131,118 +2157,118 @@
                 <w:szCs w:val="20"/>
                 <w:highlight w:val="yellow"/>
               </w:rPr>
-              <w:t xml:space="preserve">12 tháng</w:t>
-            </w:r>
-          </w:p>
-        </w:tc>
-        <w:tc>
-          <w:tcPr>
-            <w:tcW w:type="dxa" w:w="2850"/>
-            <w:tcBorders>
-              <w:top w:val="single" w:color="000000" w:sz="4"/>
-              <w:left w:val="single" w:color="000000" w:sz="4"/>
-              <w:bottom w:val="single" w:color="000000" w:sz="4"/>
-              <w:right w:val="single" w:color="000000" w:sz="4"/>
-            </w:tcBorders>
-            <w:tcMar>
-              <w:top w:type="dxa" w:w="30"/>
-              <w:left w:type="dxa" w:w="70"/>
-              <w:bottom w:type="dxa" w:w="30"/>
-              <w:right w:type="dxa" w:w="70"/>
-            </w:tcMar>
-            <w:vAlign w:val="center"/>
-          </w:tcPr>
-          <w:p>
-            <w:pPr>
-              <w:keepNext w:val="false"/>
-              <w:spacing w:after="0" w:before="0" w:line="240" w:lineRule="auto"/>
-              <w:jc w:val="left"/>
-            </w:pPr>
-            <w:r>
-              <w:rPr>
-                <w:rFonts w:ascii="Times New Roman" w:cs="Times New Roman" w:eastAsia="Times New Roman" w:hAnsi="Times New Roman"/>
-                <w:b w:val="false"/>
-                <w:bCs w:val="false"/>
-                <w:i w:val="false"/>
-                <w:iCs w:val="false"/>
-                <w:sz w:val="20"/>
-                <w:szCs w:val="20"/>
-              </w:rPr>
-              <w:t xml:space="preserve">An ninh, điều tra sự cố</w:t>
-            </w:r>
-          </w:p>
-        </w:tc>
-        <w:tc>
-          <w:tcPr>
-            <w:tcW w:type="dxa" w:w="1235"/>
-            <w:tcBorders>
-              <w:top w:val="single" w:color="000000" w:sz="4"/>
-              <w:left w:val="single" w:color="000000" w:sz="4"/>
-              <w:bottom w:val="single" w:color="000000" w:sz="4"/>
-              <w:right w:val="single" w:color="000000" w:sz="4"/>
-            </w:tcBorders>
-            <w:tcMar>
-              <w:top w:type="dxa" w:w="30"/>
-              <w:left w:type="dxa" w:w="70"/>
-              <w:bottom w:type="dxa" w:w="30"/>
-              <w:right w:type="dxa" w:w="70"/>
-            </w:tcMar>
-            <w:vAlign w:val="center"/>
-          </w:tcPr>
-          <w:p>
-            <w:pPr>
-              <w:keepNext w:val="false"/>
-              <w:spacing w:after="0" w:before="0" w:line="240" w:lineRule="auto"/>
-              <w:jc w:val="left"/>
-            </w:pPr>
-            <w:r>
-              <w:rPr>
-                <w:rFonts w:ascii="Times New Roman" w:cs="Times New Roman" w:eastAsia="Times New Roman" w:hAnsi="Times New Roman"/>
-                <w:b w:val="false"/>
-                <w:bCs w:val="false"/>
-                <w:i w:val="false"/>
-                <w:iCs w:val="false"/>
-                <w:sz w:val="20"/>
-                <w:szCs w:val="20"/>
-              </w:rPr>
-              <w:t xml:space="preserve">Hết thời hạn</w:t>
-            </w:r>
-          </w:p>
-        </w:tc>
-        <w:tc>
-          <w:tcPr>
-            <w:tcW w:type="dxa" w:w="1400"/>
-            <w:tcBorders>
-              <w:top w:val="single" w:color="000000" w:sz="4"/>
-              <w:left w:val="single" w:color="000000" w:sz="4"/>
-              <w:bottom w:val="single" w:color="000000" w:sz="4"/>
-              <w:right w:val="single" w:color="000000" w:sz="4"/>
-            </w:tcBorders>
-            <w:tcMar>
-              <w:top w:type="dxa" w:w="30"/>
-              <w:left w:type="dxa" w:w="70"/>
-              <w:bottom w:type="dxa" w:w="30"/>
-              <w:right w:type="dxa" w:w="70"/>
-            </w:tcMar>
-            <w:vAlign w:val="center"/>
-          </w:tcPr>
-          <w:p>
-            <w:pPr>
-              <w:keepNext w:val="false"/>
-              <w:spacing w:after="0" w:before="0" w:line="240" w:lineRule="auto"/>
-              <w:jc w:val="left"/>
-            </w:pPr>
-            <w:r>
-              <w:rPr>
-                <w:rFonts w:ascii="Times New Roman" w:cs="Times New Roman" w:eastAsia="Times New Roman" w:hAnsi="Times New Roman"/>
-                <w:b w:val="false"/>
-                <w:bCs w:val="false"/>
-                <w:i w:val="false"/>
-                <w:iCs w:val="false"/>
-                <w:sz w:val="20"/>
-                <w:szCs w:val="20"/>
-              </w:rPr>
-              <w:t xml:space="preserve">Xóa tự động theo lô</w:t>
+              <w:t xml:space="preserve">24 giờ sau khi khách ra về</w:t>
+            </w:r>
+          </w:p>
+        </w:tc>
+        <w:tc>
+          <w:tcPr>
+            <w:tcW w:type="dxa" w:w="2839"/>
+            <w:tcBorders>
+              <w:top w:val="single" w:color="000000" w:sz="4"/>
+              <w:left w:val="single" w:color="000000" w:sz="4"/>
+              <w:bottom w:val="single" w:color="000000" w:sz="4"/>
+              <w:right w:val="single" w:color="000000" w:sz="4"/>
+            </w:tcBorders>
+            <w:tcMar>
+              <w:top w:type="dxa" w:w="30"/>
+              <w:left w:type="dxa" w:w="70"/>
+              <w:bottom w:type="dxa" w:w="30"/>
+              <w:right w:type="dxa" w:w="70"/>
+            </w:tcMar>
+            <w:vAlign w:val="center"/>
+          </w:tcPr>
+          <w:p>
+            <w:pPr>
+              <w:keepNext w:val="false"/>
+              <w:spacing w:after="0" w:before="0" w:line="240" w:lineRule="auto"/>
+              <w:jc w:val="left"/>
+            </w:pPr>
+            <w:r>
+              <w:rPr>
+                <w:rFonts w:ascii="Times New Roman" w:cs="Times New Roman" w:eastAsia="Times New Roman" w:hAnsi="Times New Roman"/>
+                <w:b w:val="false"/>
+                <w:bCs w:val="false"/>
+                <w:i w:val="false"/>
+                <w:iCs w:val="false"/>
+                <w:sz w:val="20"/>
+                <w:szCs w:val="20"/>
+              </w:rPr>
+              <w:t xml:space="preserve">Đồng ý tại thời điểm đăng ký; mục đích chỉ cho lượt thăm</w:t>
+            </w:r>
+          </w:p>
+        </w:tc>
+        <w:tc>
+          <w:tcPr>
+            <w:tcW w:type="dxa" w:w="1227"/>
+            <w:tcBorders>
+              <w:top w:val="single" w:color="000000" w:sz="4"/>
+              <w:left w:val="single" w:color="000000" w:sz="4"/>
+              <w:bottom w:val="single" w:color="000000" w:sz="4"/>
+              <w:right w:val="single" w:color="000000" w:sz="4"/>
+            </w:tcBorders>
+            <w:tcMar>
+              <w:top w:type="dxa" w:w="30"/>
+              <w:left w:type="dxa" w:w="70"/>
+              <w:bottom w:type="dxa" w:w="30"/>
+              <w:right w:type="dxa" w:w="70"/>
+            </w:tcMar>
+            <w:vAlign w:val="center"/>
+          </w:tcPr>
+          <w:p>
+            <w:pPr>
+              <w:keepNext w:val="false"/>
+              <w:spacing w:after="0" w:before="0" w:line="240" w:lineRule="auto"/>
+              <w:jc w:val="left"/>
+            </w:pPr>
+            <w:r>
+              <w:rPr>
+                <w:rFonts w:ascii="Times New Roman" w:cs="Times New Roman" w:eastAsia="Times New Roman" w:hAnsi="Times New Roman"/>
+                <w:b w:val="false"/>
+                <w:bCs w:val="false"/>
+                <w:i w:val="false"/>
+                <w:iCs w:val="false"/>
+                <w:sz w:val="20"/>
+                <w:szCs w:val="20"/>
+              </w:rPr>
+              <w:t xml:space="preserve">Kết thúc lượt thăm; hết thời hạn đồng ý</w:t>
+            </w:r>
+          </w:p>
+        </w:tc>
+        <w:tc>
+          <w:tcPr>
+            <w:tcW w:type="dxa" w:w="1391"/>
+            <w:tcBorders>
+              <w:top w:val="single" w:color="000000" w:sz="4"/>
+              <w:left w:val="single" w:color="000000" w:sz="4"/>
+              <w:bottom w:val="single" w:color="000000" w:sz="4"/>
+              <w:right w:val="single" w:color="000000" w:sz="4"/>
+            </w:tcBorders>
+            <w:tcMar>
+              <w:top w:type="dxa" w:w="30"/>
+              <w:left w:type="dxa" w:w="70"/>
+              <w:bottom w:type="dxa" w:w="30"/>
+              <w:right w:type="dxa" w:w="70"/>
+            </w:tcMar>
+            <w:vAlign w:val="center"/>
+          </w:tcPr>
+          <w:p>
+            <w:pPr>
+              <w:keepNext w:val="false"/>
+              <w:spacing w:after="0" w:before="0" w:line="240" w:lineRule="auto"/>
+              <w:jc w:val="left"/>
+            </w:pPr>
+            <w:r>
+              <w:rPr>
+                <w:rFonts w:ascii="Times New Roman" w:cs="Times New Roman" w:eastAsia="Times New Roman" w:hAnsi="Times New Roman"/>
+                <w:b w:val="false"/>
+                <w:bCs w:val="false"/>
+                <w:i w:val="false"/>
+                <w:iCs w:val="false"/>
+                <w:sz w:val="20"/>
+                <w:szCs w:val="20"/>
+              </w:rPr>
+              <w:t xml:space="preserve">Xóa tự động</w:t>
             </w:r>
           </w:p>
         </w:tc>
@@ -2285,50 +2311,50 @@
                 <w:sz w:val="20"/>
                 <w:szCs w:val="20"/>
               </w:rPr>
-              <w:t xml:space="preserve">6</w:t>
-            </w:r>
-          </w:p>
-        </w:tc>
-        <w:tc>
-          <w:tcPr>
-            <w:tcW w:type="dxa" w:w="1530"/>
-            <w:tcBorders>
-              <w:top w:val="single" w:color="000000" w:sz="4"/>
-              <w:left w:val="single" w:color="000000" w:sz="4"/>
-              <w:bottom w:val="single" w:color="000000" w:sz="4"/>
-              <w:right w:val="single" w:color="000000" w:sz="4"/>
-            </w:tcBorders>
-            <w:tcMar>
-              <w:top w:type="dxa" w:w="30"/>
-              <w:left w:type="dxa" w:w="70"/>
-              <w:bottom w:type="dxa" w:w="30"/>
-              <w:right w:type="dxa" w:w="70"/>
-            </w:tcMar>
-            <w:vAlign w:val="center"/>
-          </w:tcPr>
-          <w:p>
-            <w:pPr>
-              <w:keepNext w:val="false"/>
-              <w:spacing w:after="0" w:before="0" w:line="240" w:lineRule="auto"/>
-              <w:jc w:val="left"/>
-            </w:pPr>
-            <w:r>
-              <w:rPr>
-                <w:rFonts w:ascii="Times New Roman" w:cs="Times New Roman" w:eastAsia="Times New Roman" w:hAnsi="Times New Roman"/>
-                <w:b w:val="false"/>
-                <w:bCs w:val="false"/>
-                <w:i w:val="false"/>
-                <w:iCs w:val="false"/>
-                <w:sz w:val="20"/>
-                <w:szCs w:val="20"/>
-              </w:rPr>
-              <w:t xml:space="preserve">Nhật ký, bảng chấm công</w:t>
-            </w:r>
-          </w:p>
-        </w:tc>
-        <w:tc>
-          <w:tcPr>
-            <w:tcW w:type="dxa" w:w="1480"/>
+              <w:t xml:space="preserve">5</w:t>
+            </w:r>
+          </w:p>
+        </w:tc>
+        <w:tc>
+          <w:tcPr>
+            <w:tcW w:type="dxa" w:w="1519"/>
+            <w:tcBorders>
+              <w:top w:val="single" w:color="000000" w:sz="4"/>
+              <w:left w:val="single" w:color="000000" w:sz="4"/>
+              <w:bottom w:val="single" w:color="000000" w:sz="4"/>
+              <w:right w:val="single" w:color="000000" w:sz="4"/>
+            </w:tcBorders>
+            <w:tcMar>
+              <w:top w:type="dxa" w:w="30"/>
+              <w:left w:type="dxa" w:w="70"/>
+              <w:bottom w:type="dxa" w:w="30"/>
+              <w:right w:type="dxa" w:w="70"/>
+            </w:tcMar>
+            <w:vAlign w:val="center"/>
+          </w:tcPr>
+          <w:p>
+            <w:pPr>
+              <w:keepNext w:val="false"/>
+              <w:spacing w:after="0" w:before="0" w:line="240" w:lineRule="auto"/>
+              <w:jc w:val="left"/>
+            </w:pPr>
+            <w:r>
+              <w:rPr>
+                <w:rFonts w:ascii="Times New Roman" w:cs="Times New Roman" w:eastAsia="Times New Roman" w:hAnsi="Times New Roman"/>
+                <w:b w:val="false"/>
+                <w:bCs w:val="false"/>
+                <w:i w:val="false"/>
+                <w:iCs w:val="false"/>
+                <w:sz w:val="20"/>
+                <w:szCs w:val="20"/>
+              </w:rPr>
+              <w:t xml:space="preserve">Nhật ký ra vào</w:t>
+            </w:r>
+          </w:p>
+        </w:tc>
+        <w:tc>
+          <w:tcPr>
+            <w:tcW w:type="dxa" w:w="1519"/>
             <w:tcBorders>
               <w:top w:val="single" w:color="000000" w:sz="4"/>
               <w:left w:val="single" w:color="000000" w:sz="4"/>
@@ -2360,131 +2386,118 @@
                 <w:szCs w:val="20"/>
                 <w:highlight w:val="yellow"/>
               </w:rPr>
-              <w:t xml:space="preserve">Theo quy định pháp luật lao động, kế toán (cần đối chiếu)</w:t>
-            </w:r>
-          </w:p>
-        </w:tc>
-        <w:tc>
-          <w:tcPr>
-            <w:tcW w:type="dxa" w:w="2850"/>
-            <w:tcBorders>
-              <w:top w:val="single" w:color="000000" w:sz="4"/>
-              <w:left w:val="single" w:color="000000" w:sz="4"/>
-              <w:bottom w:val="single" w:color="000000" w:sz="4"/>
-              <w:right w:val="single" w:color="000000" w:sz="4"/>
-            </w:tcBorders>
-            <w:tcMar>
-              <w:top w:type="dxa" w:w="30"/>
-              <w:left w:type="dxa" w:w="70"/>
-              <w:bottom w:type="dxa" w:w="30"/>
-              <w:right w:type="dxa" w:w="70"/>
-            </w:tcMar>
-            <w:vAlign w:val="center"/>
-          </w:tcPr>
-          <w:p>
-            <w:pPr>
-              <w:keepNext w:val="false"/>
-              <w:spacing w:after="0" w:before="0" w:line="240" w:lineRule="auto"/>
-              <w:jc w:val="left"/>
-            </w:pPr>
-            <w:r>
-              <w:rPr>
-                <w:rFonts w:ascii="Times New Roman" w:cs="Times New Roman" w:eastAsia="Times New Roman" w:hAnsi="Times New Roman"/>
-                <w:b w:val="false"/>
-                <w:bCs w:val="false"/>
-                <w:i w:val="false"/>
-                <w:iCs w:val="false"/>
-                <w:sz w:val="20"/>
-                <w:szCs w:val="20"/>
-              </w:rPr>
-              <w:t xml:space="preserve">Pháp luật về lao động, kế toán: </w:t>
-            </w:r>
-            <w:r>
-              <w:rPr>
-                <w:rFonts w:ascii="Times New Roman" w:cs="Times New Roman" w:eastAsia="Times New Roman" w:hAnsi="Times New Roman"/>
-                <w:b w:val="false"/>
-                <w:bCs w:val="false"/>
-                <w:i w:val="false"/>
-                <w:iCs w:val="false"/>
-                <w:sz w:val="20"/>
-                <w:szCs w:val="20"/>
-                <w:highlight w:val="yellow"/>
-              </w:rPr>
-              <w:t xml:space="preserve">pháp luật lao động, kế toán (cần đối chiếu)</w:t>
-            </w:r>
-          </w:p>
-        </w:tc>
-        <w:tc>
-          <w:tcPr>
-            <w:tcW w:type="dxa" w:w="1235"/>
-            <w:tcBorders>
-              <w:top w:val="single" w:color="000000" w:sz="4"/>
-              <w:left w:val="single" w:color="000000" w:sz="4"/>
-              <w:bottom w:val="single" w:color="000000" w:sz="4"/>
-              <w:right w:val="single" w:color="000000" w:sz="4"/>
-            </w:tcBorders>
-            <w:tcMar>
-              <w:top w:type="dxa" w:w="30"/>
-              <w:left w:type="dxa" w:w="70"/>
-              <w:bottom w:type="dxa" w:w="30"/>
-              <w:right w:type="dxa" w:w="70"/>
-            </w:tcMar>
-            <w:vAlign w:val="center"/>
-          </w:tcPr>
-          <w:p>
-            <w:pPr>
-              <w:keepNext w:val="false"/>
-              <w:spacing w:after="0" w:before="0" w:line="240" w:lineRule="auto"/>
-              <w:jc w:val="left"/>
-            </w:pPr>
-            <w:r>
-              <w:rPr>
-                <w:rFonts w:ascii="Times New Roman" w:cs="Times New Roman" w:eastAsia="Times New Roman" w:hAnsi="Times New Roman"/>
-                <w:b w:val="false"/>
-                <w:bCs w:val="false"/>
-                <w:i w:val="false"/>
-                <w:iCs w:val="false"/>
-                <w:sz w:val="20"/>
-                <w:szCs w:val="20"/>
-              </w:rPr>
-              <w:t xml:space="preserve">Hết thời hạn luật định</w:t>
-            </w:r>
-          </w:p>
-        </w:tc>
-        <w:tc>
-          <w:tcPr>
-            <w:tcW w:type="dxa" w:w="1400"/>
-            <w:tcBorders>
-              <w:top w:val="single" w:color="000000" w:sz="4"/>
-              <w:left w:val="single" w:color="000000" w:sz="4"/>
-              <w:bottom w:val="single" w:color="000000" w:sz="4"/>
-              <w:right w:val="single" w:color="000000" w:sz="4"/>
-            </w:tcBorders>
-            <w:tcMar>
-              <w:top w:type="dxa" w:w="30"/>
-              <w:left w:type="dxa" w:w="70"/>
-              <w:bottom w:type="dxa" w:w="30"/>
-              <w:right w:type="dxa" w:w="70"/>
-            </w:tcMar>
-            <w:vAlign w:val="center"/>
-          </w:tcPr>
-          <w:p>
-            <w:pPr>
-              <w:keepNext w:val="false"/>
-              <w:spacing w:after="0" w:before="0" w:line="240" w:lineRule="auto"/>
-              <w:jc w:val="left"/>
-            </w:pPr>
-            <w:r>
-              <w:rPr>
-                <w:rFonts w:ascii="Times New Roman" w:cs="Times New Roman" w:eastAsia="Times New Roman" w:hAnsi="Times New Roman"/>
-                <w:b w:val="false"/>
-                <w:bCs w:val="false"/>
-                <w:i w:val="false"/>
-                <w:iCs w:val="false"/>
-                <w:sz w:val="20"/>
-                <w:szCs w:val="20"/>
-              </w:rPr>
-              <w:t xml:space="preserve">Xóa theo lô, lập biên bản</w:t>
+              <w:t xml:space="preserve">12 tháng</w:t>
+            </w:r>
+          </w:p>
+        </w:tc>
+        <w:tc>
+          <w:tcPr>
+            <w:tcW w:type="dxa" w:w="2839"/>
+            <w:tcBorders>
+              <w:top w:val="single" w:color="000000" w:sz="4"/>
+              <w:left w:val="single" w:color="000000" w:sz="4"/>
+              <w:bottom w:val="single" w:color="000000" w:sz="4"/>
+              <w:right w:val="single" w:color="000000" w:sz="4"/>
+            </w:tcBorders>
+            <w:tcMar>
+              <w:top w:type="dxa" w:w="30"/>
+              <w:left w:type="dxa" w:w="70"/>
+              <w:bottom w:type="dxa" w:w="30"/>
+              <w:right w:type="dxa" w:w="70"/>
+            </w:tcMar>
+            <w:vAlign w:val="center"/>
+          </w:tcPr>
+          <w:p>
+            <w:pPr>
+              <w:keepNext w:val="false"/>
+              <w:spacing w:after="0" w:before="0" w:line="240" w:lineRule="auto"/>
+              <w:jc w:val="left"/>
+            </w:pPr>
+            <w:r>
+              <w:rPr>
+                <w:rFonts w:ascii="Times New Roman" w:cs="Times New Roman" w:eastAsia="Times New Roman" w:hAnsi="Times New Roman"/>
+                <w:b w:val="false"/>
+                <w:bCs w:val="false"/>
+                <w:i w:val="false"/>
+                <w:iCs w:val="false"/>
+                <w:sz w:val="20"/>
+                <w:szCs w:val="20"/>
+              </w:rPr>
+              <w:t xml:space="preserve">An ninh, điều tra sự cố</w:t>
+            </w:r>
+          </w:p>
+        </w:tc>
+        <w:tc>
+          <w:tcPr>
+            <w:tcW w:type="dxa" w:w="1227"/>
+            <w:tcBorders>
+              <w:top w:val="single" w:color="000000" w:sz="4"/>
+              <w:left w:val="single" w:color="000000" w:sz="4"/>
+              <w:bottom w:val="single" w:color="000000" w:sz="4"/>
+              <w:right w:val="single" w:color="000000" w:sz="4"/>
+            </w:tcBorders>
+            <w:tcMar>
+              <w:top w:type="dxa" w:w="30"/>
+              <w:left w:type="dxa" w:w="70"/>
+              <w:bottom w:type="dxa" w:w="30"/>
+              <w:right w:type="dxa" w:w="70"/>
+            </w:tcMar>
+            <w:vAlign w:val="center"/>
+          </w:tcPr>
+          <w:p>
+            <w:pPr>
+              <w:keepNext w:val="false"/>
+              <w:spacing w:after="0" w:before="0" w:line="240" w:lineRule="auto"/>
+              <w:jc w:val="left"/>
+            </w:pPr>
+            <w:r>
+              <w:rPr>
+                <w:rFonts w:ascii="Times New Roman" w:cs="Times New Roman" w:eastAsia="Times New Roman" w:hAnsi="Times New Roman"/>
+                <w:b w:val="false"/>
+                <w:bCs w:val="false"/>
+                <w:i w:val="false"/>
+                <w:iCs w:val="false"/>
+                <w:sz w:val="20"/>
+                <w:szCs w:val="20"/>
+              </w:rPr>
+              <w:t xml:space="preserve">Hết thời hạn</w:t>
+            </w:r>
+          </w:p>
+        </w:tc>
+        <w:tc>
+          <w:tcPr>
+            <w:tcW w:type="dxa" w:w="1391"/>
+            <w:tcBorders>
+              <w:top w:val="single" w:color="000000" w:sz="4"/>
+              <w:left w:val="single" w:color="000000" w:sz="4"/>
+              <w:bottom w:val="single" w:color="000000" w:sz="4"/>
+              <w:right w:val="single" w:color="000000" w:sz="4"/>
+            </w:tcBorders>
+            <w:tcMar>
+              <w:top w:type="dxa" w:w="30"/>
+              <w:left w:type="dxa" w:w="70"/>
+              <w:bottom w:type="dxa" w:w="30"/>
+              <w:right w:type="dxa" w:w="70"/>
+            </w:tcMar>
+            <w:vAlign w:val="center"/>
+          </w:tcPr>
+          <w:p>
+            <w:pPr>
+              <w:keepNext w:val="false"/>
+              <w:spacing w:after="0" w:before="0" w:line="240" w:lineRule="auto"/>
+              <w:jc w:val="left"/>
+            </w:pPr>
+            <w:r>
+              <w:rPr>
+                <w:rFonts w:ascii="Times New Roman" w:cs="Times New Roman" w:eastAsia="Times New Roman" w:hAnsi="Times New Roman"/>
+                <w:b w:val="false"/>
+                <w:bCs w:val="false"/>
+                <w:i w:val="false"/>
+                <w:iCs w:val="false"/>
+                <w:sz w:val="20"/>
+                <w:szCs w:val="20"/>
+              </w:rPr>
+              <w:t xml:space="preserve">Xóa tự động theo lô</w:t>
             </w:r>
           </w:p>
         </w:tc>
@@ -2527,50 +2540,50 @@
                 <w:sz w:val="20"/>
                 <w:szCs w:val="20"/>
               </w:rPr>
-              <w:t xml:space="preserve">7</w:t>
-            </w:r>
-          </w:p>
-        </w:tc>
-        <w:tc>
-          <w:tcPr>
-            <w:tcW w:type="dxa" w:w="1530"/>
-            <w:tcBorders>
-              <w:top w:val="single" w:color="000000" w:sz="4"/>
-              <w:left w:val="single" w:color="000000" w:sz="4"/>
-              <w:bottom w:val="single" w:color="000000" w:sz="4"/>
-              <w:right w:val="single" w:color="000000" w:sz="4"/>
-            </w:tcBorders>
-            <w:tcMar>
-              <w:top w:type="dxa" w:w="30"/>
-              <w:left w:type="dxa" w:w="70"/>
-              <w:bottom w:type="dxa" w:w="30"/>
-              <w:right w:type="dxa" w:w="70"/>
-            </w:tcMar>
-            <w:vAlign w:val="center"/>
-          </w:tcPr>
-          <w:p>
-            <w:pPr>
-              <w:keepNext w:val="false"/>
-              <w:spacing w:after="0" w:before="0" w:line="240" w:lineRule="auto"/>
-              <w:jc w:val="left"/>
-            </w:pPr>
-            <w:r>
-              <w:rPr>
-                <w:rFonts w:ascii="Times New Roman" w:cs="Times New Roman" w:eastAsia="Times New Roman" w:hAnsi="Times New Roman"/>
-                <w:b w:val="false"/>
-                <w:bCs w:val="false"/>
-                <w:i w:val="false"/>
-                <w:iCs w:val="false"/>
-                <w:sz w:val="20"/>
-                <w:szCs w:val="20"/>
-              </w:rPr>
-              <w:t xml:space="preserve">Hình ảnh, biển số xe vãng lai</w:t>
-            </w:r>
-          </w:p>
-        </w:tc>
-        <w:tc>
-          <w:tcPr>
-            <w:tcW w:type="dxa" w:w="1480"/>
+              <w:t xml:space="preserve">6a</w:t>
+            </w:r>
+          </w:p>
+        </w:tc>
+        <w:tc>
+          <w:tcPr>
+            <w:tcW w:type="dxa" w:w="1519"/>
+            <w:tcBorders>
+              <w:top w:val="single" w:color="000000" w:sz="4"/>
+              <w:left w:val="single" w:color="000000" w:sz="4"/>
+              <w:bottom w:val="single" w:color="000000" w:sz="4"/>
+              <w:right w:val="single" w:color="000000" w:sz="4"/>
+            </w:tcBorders>
+            <w:tcMar>
+              <w:top w:type="dxa" w:w="30"/>
+              <w:left w:type="dxa" w:w="70"/>
+              <w:bottom w:type="dxa" w:w="30"/>
+              <w:right w:type="dxa" w:w="70"/>
+            </w:tcMar>
+            <w:vAlign w:val="center"/>
+          </w:tcPr>
+          <w:p>
+            <w:pPr>
+              <w:keepNext w:val="false"/>
+              <w:spacing w:after="0" w:before="0" w:line="240" w:lineRule="auto"/>
+              <w:jc w:val="left"/>
+            </w:pPr>
+            <w:r>
+              <w:rPr>
+                <w:rFonts w:ascii="Times New Roman" w:cs="Times New Roman" w:eastAsia="Times New Roman" w:hAnsi="Times New Roman"/>
+                <w:b w:val="false"/>
+                <w:bCs w:val="false"/>
+                <w:i w:val="false"/>
+                <w:iCs w:val="false"/>
+                <w:sz w:val="20"/>
+                <w:szCs w:val="20"/>
+              </w:rPr>
+              <w:t xml:space="preserve">Bảng chấm công tổng hợp tháng (đã chốt, dùng tính lương; không chứa ảnh, dữ liệu khuôn mặt)</w:t>
+            </w:r>
+          </w:p>
+        </w:tc>
+        <w:tc>
+          <w:tcPr>
+            <w:tcW w:type="dxa" w:w="1519"/>
             <w:tcBorders>
               <w:top w:val="single" w:color="000000" w:sz="4"/>
               <w:left w:val="single" w:color="000000" w:sz="4"/>
@@ -2602,118 +2615,143 @@
                 <w:szCs w:val="20"/>
                 <w:highlight w:val="yellow"/>
               </w:rPr>
-              <w:t xml:space="preserve">30 ngày</w:t>
-            </w:r>
-          </w:p>
-        </w:tc>
-        <w:tc>
-          <w:tcPr>
-            <w:tcW w:type="dxa" w:w="2850"/>
-            <w:tcBorders>
-              <w:top w:val="single" w:color="000000" w:sz="4"/>
-              <w:left w:val="single" w:color="000000" w:sz="4"/>
-              <w:bottom w:val="single" w:color="000000" w:sz="4"/>
-              <w:right w:val="single" w:color="000000" w:sz="4"/>
-            </w:tcBorders>
-            <w:tcMar>
-              <w:top w:type="dxa" w:w="30"/>
-              <w:left w:type="dxa" w:w="70"/>
-              <w:bottom w:type="dxa" w:w="30"/>
-              <w:right w:type="dxa" w:w="70"/>
-            </w:tcMar>
-            <w:vAlign w:val="center"/>
-          </w:tcPr>
-          <w:p>
-            <w:pPr>
-              <w:keepNext w:val="false"/>
-              <w:spacing w:after="0" w:before="0" w:line="240" w:lineRule="auto"/>
-              <w:jc w:val="left"/>
-            </w:pPr>
-            <w:r>
-              <w:rPr>
-                <w:rFonts w:ascii="Times New Roman" w:cs="Times New Roman" w:eastAsia="Times New Roman" w:hAnsi="Times New Roman"/>
-                <w:b w:val="false"/>
-                <w:bCs w:val="false"/>
-                <w:i w:val="false"/>
-                <w:iCs w:val="false"/>
-                <w:sz w:val="20"/>
-                <w:szCs w:val="20"/>
-              </w:rPr>
-              <w:t xml:space="preserve">Khoản 1, khoản 4 Điều 32 Luật BVDLCN; đối soát phí, khiếu nại</w:t>
-            </w:r>
-          </w:p>
-        </w:tc>
-        <w:tc>
-          <w:tcPr>
-            <w:tcW w:type="dxa" w:w="1235"/>
-            <w:tcBorders>
-              <w:top w:val="single" w:color="000000" w:sz="4"/>
-              <w:left w:val="single" w:color="000000" w:sz="4"/>
-              <w:bottom w:val="single" w:color="000000" w:sz="4"/>
-              <w:right w:val="single" w:color="000000" w:sz="4"/>
-            </w:tcBorders>
-            <w:tcMar>
-              <w:top w:type="dxa" w:w="30"/>
-              <w:left w:type="dxa" w:w="70"/>
-              <w:bottom w:type="dxa" w:w="30"/>
-              <w:right w:type="dxa" w:w="70"/>
-            </w:tcMar>
-            <w:vAlign w:val="center"/>
-          </w:tcPr>
-          <w:p>
-            <w:pPr>
-              <w:keepNext w:val="false"/>
-              <w:spacing w:after="0" w:before="0" w:line="240" w:lineRule="auto"/>
-              <w:jc w:val="left"/>
-            </w:pPr>
-            <w:r>
-              <w:rPr>
-                <w:rFonts w:ascii="Times New Roman" w:cs="Times New Roman" w:eastAsia="Times New Roman" w:hAnsi="Times New Roman"/>
-                <w:b w:val="false"/>
-                <w:bCs w:val="false"/>
-                <w:i w:val="false"/>
-                <w:iCs w:val="false"/>
-                <w:sz w:val="20"/>
-                <w:szCs w:val="20"/>
-              </w:rPr>
-              <w:t xml:space="preserve">Hết thời hạn tính từ lượt xe ra</w:t>
-            </w:r>
-          </w:p>
-        </w:tc>
-        <w:tc>
-          <w:tcPr>
-            <w:tcW w:type="dxa" w:w="1400"/>
-            <w:tcBorders>
-              <w:top w:val="single" w:color="000000" w:sz="4"/>
-              <w:left w:val="single" w:color="000000" w:sz="4"/>
-              <w:bottom w:val="single" w:color="000000" w:sz="4"/>
-              <w:right w:val="single" w:color="000000" w:sz="4"/>
-            </w:tcBorders>
-            <w:tcMar>
-              <w:top w:type="dxa" w:w="30"/>
-              <w:left w:type="dxa" w:w="70"/>
-              <w:bottom w:type="dxa" w:w="30"/>
-              <w:right w:type="dxa" w:w="70"/>
-            </w:tcMar>
-            <w:vAlign w:val="center"/>
-          </w:tcPr>
-          <w:p>
-            <w:pPr>
-              <w:keepNext w:val="false"/>
-              <w:spacing w:after="0" w:before="0" w:line="240" w:lineRule="auto"/>
-              <w:jc w:val="left"/>
-            </w:pPr>
-            <w:r>
-              <w:rPr>
-                <w:rFonts w:ascii="Times New Roman" w:cs="Times New Roman" w:eastAsia="Times New Roman" w:hAnsi="Times New Roman"/>
-                <w:b w:val="false"/>
-                <w:bCs w:val="false"/>
-                <w:i w:val="false"/>
-                <w:iCs w:val="false"/>
-                <w:sz w:val="20"/>
-                <w:szCs w:val="20"/>
-              </w:rPr>
-              <w:t xml:space="preserve">Xóa tự động</w:t>
+              <w:t xml:space="preserve">10 năm kể từ ngày kết thúc kỳ kế toán năm</w:t>
+            </w:r>
+            <w:r>
+              <w:rPr>
+                <w:rFonts w:ascii="Times New Roman" w:cs="Times New Roman" w:eastAsia="Times New Roman" w:hAnsi="Times New Roman"/>
+                <w:b w:val="false"/>
+                <w:bCs w:val="false"/>
+                <w:i w:val="false"/>
+                <w:iCs w:val="false"/>
+                <w:sz w:val="20"/>
+                <w:szCs w:val="20"/>
+              </w:rPr>
+              <w:t xml:space="preserve"> kể từ ngày kết thúc kỳ kế toán năm</w:t>
+            </w:r>
+          </w:p>
+        </w:tc>
+        <w:tc>
+          <w:tcPr>
+            <w:tcW w:type="dxa" w:w="2839"/>
+            <w:tcBorders>
+              <w:top w:val="single" w:color="000000" w:sz="4"/>
+              <w:left w:val="single" w:color="000000" w:sz="4"/>
+              <w:bottom w:val="single" w:color="000000" w:sz="4"/>
+              <w:right w:val="single" w:color="000000" w:sz="4"/>
+            </w:tcBorders>
+            <w:tcMar>
+              <w:top w:type="dxa" w:w="30"/>
+              <w:left w:type="dxa" w:w="70"/>
+              <w:bottom w:type="dxa" w:w="30"/>
+              <w:right w:type="dxa" w:w="70"/>
+            </w:tcMar>
+            <w:vAlign w:val="center"/>
+          </w:tcPr>
+          <w:p>
+            <w:pPr>
+              <w:keepNext w:val="false"/>
+              <w:spacing w:after="0" w:before="0" w:line="240" w:lineRule="auto"/>
+              <w:jc w:val="left"/>
+            </w:pPr>
+            <w:r>
+              <w:rPr>
+                <w:rFonts w:ascii="Times New Roman" w:cs="Times New Roman" w:eastAsia="Times New Roman" w:hAnsi="Times New Roman"/>
+                <w:b w:val="false"/>
+                <w:bCs w:val="false"/>
+                <w:i w:val="false"/>
+                <w:iCs w:val="false"/>
+                <w:sz w:val="20"/>
+                <w:szCs w:val="20"/>
+              </w:rPr>
+              <w:t xml:space="preserve">Tài liệu kế toán: </w:t>
+            </w:r>
+            <w:r>
+              <w:rPr>
+                <w:rFonts w:ascii="Times New Roman" w:cs="Times New Roman" w:eastAsia="Times New Roman" w:hAnsi="Times New Roman"/>
+                <w:b w:val="false"/>
+                <w:bCs w:val="false"/>
+                <w:i w:val="false"/>
+                <w:iCs w:val="false"/>
+                <w:sz w:val="20"/>
+                <w:szCs w:val="20"/>
+                <w:highlight w:val="yellow"/>
+              </w:rPr>
+              <w:t xml:space="preserve">khoản 5 Điều 41 Luật Kế toán; Điều 12, 13 Nghị định số 174/2016/NĐ-CP (cần đối chiếu)</w:t>
+            </w:r>
+          </w:p>
+        </w:tc>
+        <w:tc>
+          <w:tcPr>
+            <w:tcW w:type="dxa" w:w="1227"/>
+            <w:tcBorders>
+              <w:top w:val="single" w:color="000000" w:sz="4"/>
+              <w:left w:val="single" w:color="000000" w:sz="4"/>
+              <w:bottom w:val="single" w:color="000000" w:sz="4"/>
+              <w:right w:val="single" w:color="000000" w:sz="4"/>
+            </w:tcBorders>
+            <w:tcMar>
+              <w:top w:type="dxa" w:w="30"/>
+              <w:left w:type="dxa" w:w="70"/>
+              <w:bottom w:type="dxa" w:w="30"/>
+              <w:right w:type="dxa" w:w="70"/>
+            </w:tcMar>
+            <w:vAlign w:val="center"/>
+          </w:tcPr>
+          <w:p>
+            <w:pPr>
+              <w:keepNext w:val="false"/>
+              <w:spacing w:after="0" w:before="0" w:line="240" w:lineRule="auto"/>
+              <w:jc w:val="left"/>
+            </w:pPr>
+            <w:r>
+              <w:rPr>
+                <w:rFonts w:ascii="Times New Roman" w:cs="Times New Roman" w:eastAsia="Times New Roman" w:hAnsi="Times New Roman"/>
+                <w:b w:val="false"/>
+                <w:bCs w:val="false"/>
+                <w:i w:val="false"/>
+                <w:iCs w:val="false"/>
+                <w:sz w:val="20"/>
+                <w:szCs w:val="20"/>
+              </w:rPr>
+              <w:t xml:space="preserve">Hết thời hạn luật định</w:t>
+            </w:r>
+          </w:p>
+        </w:tc>
+        <w:tc>
+          <w:tcPr>
+            <w:tcW w:type="dxa" w:w="1391"/>
+            <w:tcBorders>
+              <w:top w:val="single" w:color="000000" w:sz="4"/>
+              <w:left w:val="single" w:color="000000" w:sz="4"/>
+              <w:bottom w:val="single" w:color="000000" w:sz="4"/>
+              <w:right w:val="single" w:color="000000" w:sz="4"/>
+            </w:tcBorders>
+            <w:tcMar>
+              <w:top w:type="dxa" w:w="30"/>
+              <w:left w:type="dxa" w:w="70"/>
+              <w:bottom w:type="dxa" w:w="30"/>
+              <w:right w:type="dxa" w:w="70"/>
+            </w:tcMar>
+            <w:vAlign w:val="center"/>
+          </w:tcPr>
+          <w:p>
+            <w:pPr>
+              <w:keepNext w:val="false"/>
+              <w:spacing w:after="0" w:before="0" w:line="240" w:lineRule="auto"/>
+              <w:jc w:val="left"/>
+            </w:pPr>
+            <w:r>
+              <w:rPr>
+                <w:rFonts w:ascii="Times New Roman" w:cs="Times New Roman" w:eastAsia="Times New Roman" w:hAnsi="Times New Roman"/>
+                <w:b w:val="false"/>
+                <w:bCs w:val="false"/>
+                <w:i w:val="false"/>
+                <w:iCs w:val="false"/>
+                <w:sz w:val="20"/>
+                <w:szCs w:val="20"/>
+              </w:rPr>
+              <w:t xml:space="preserve">Hủy theo lô, lập biên bản</w:t>
             </w:r>
           </w:p>
         </w:tc>
@@ -2756,82 +2794,70 @@
                 <w:sz w:val="20"/>
                 <w:szCs w:val="20"/>
               </w:rPr>
-              <w:t xml:space="preserve">8</w:t>
-            </w:r>
-          </w:p>
-        </w:tc>
-        <w:tc>
-          <w:tcPr>
-            <w:tcW w:type="dxa" w:w="1530"/>
-            <w:tcBorders>
-              <w:top w:val="single" w:color="000000" w:sz="4"/>
-              <w:left w:val="single" w:color="000000" w:sz="4"/>
-              <w:bottom w:val="single" w:color="000000" w:sz="4"/>
-              <w:right w:val="single" w:color="000000" w:sz="4"/>
-            </w:tcBorders>
-            <w:tcMar>
-              <w:top w:type="dxa" w:w="30"/>
-              <w:left w:type="dxa" w:w="70"/>
-              <w:bottom w:type="dxa" w:w="30"/>
-              <w:right w:type="dxa" w:w="70"/>
-            </w:tcMar>
-            <w:vAlign w:val="center"/>
-          </w:tcPr>
-          <w:p>
-            <w:pPr>
-              <w:keepNext w:val="false"/>
-              <w:spacing w:after="0" w:before="0" w:line="240" w:lineRule="auto"/>
-              <w:jc w:val="left"/>
-            </w:pPr>
-            <w:r>
-              <w:rPr>
-                <w:rFonts w:ascii="Times New Roman" w:cs="Times New Roman" w:eastAsia="Times New Roman" w:hAnsi="Times New Roman"/>
-                <w:b w:val="false"/>
-                <w:bCs w:val="false"/>
-                <w:i w:val="false"/>
-                <w:iCs w:val="false"/>
-                <w:sz w:val="20"/>
-                <w:szCs w:val="20"/>
-              </w:rPr>
-              <w:t xml:space="preserve">Biển số, thông tin xe đăng ký (vé tháng)</w:t>
-            </w:r>
-          </w:p>
-        </w:tc>
-        <w:tc>
-          <w:tcPr>
-            <w:tcW w:type="dxa" w:w="1480"/>
-            <w:tcBorders>
-              <w:top w:val="single" w:color="000000" w:sz="4"/>
-              <w:left w:val="single" w:color="000000" w:sz="4"/>
-              <w:bottom w:val="single" w:color="000000" w:sz="4"/>
-              <w:right w:val="single" w:color="000000" w:sz="4"/>
-            </w:tcBorders>
-            <w:tcMar>
-              <w:top w:type="dxa" w:w="30"/>
-              <w:left w:type="dxa" w:w="70"/>
-              <w:bottom w:type="dxa" w:w="30"/>
-              <w:right w:type="dxa" w:w="70"/>
-            </w:tcMar>
-            <w:vAlign w:val="center"/>
-          </w:tcPr>
-          <w:p>
-            <w:pPr>
-              <w:keepNext w:val="false"/>
-              <w:spacing w:after="0" w:before="0" w:line="240" w:lineRule="auto"/>
-              <w:jc w:val="left"/>
-            </w:pPr>
-            <w:r>
-              <w:rPr>
-                <w:rFonts w:ascii="Times New Roman" w:cs="Times New Roman" w:eastAsia="Times New Roman" w:hAnsi="Times New Roman"/>
-                <w:b w:val="false"/>
-                <w:bCs w:val="false"/>
-                <w:i w:val="false"/>
-                <w:iCs w:val="false"/>
-                <w:sz w:val="20"/>
-                <w:szCs w:val="20"/>
-              </w:rPr>
-              <w:t xml:space="preserve">Thời hạn hợp đồng gửi xe và </w:t>
-            </w:r>
+              <w:t xml:space="preserve">6b</w:t>
+            </w:r>
+          </w:p>
+        </w:tc>
+        <w:tc>
+          <w:tcPr>
+            <w:tcW w:type="dxa" w:w="1519"/>
+            <w:tcBorders>
+              <w:top w:val="single" w:color="000000" w:sz="4"/>
+              <w:left w:val="single" w:color="000000" w:sz="4"/>
+              <w:bottom w:val="single" w:color="000000" w:sz="4"/>
+              <w:right w:val="single" w:color="000000" w:sz="4"/>
+            </w:tcBorders>
+            <w:tcMar>
+              <w:top w:type="dxa" w:w="30"/>
+              <w:left w:type="dxa" w:w="70"/>
+              <w:bottom w:type="dxa" w:w="30"/>
+              <w:right w:type="dxa" w:w="70"/>
+            </w:tcMar>
+            <w:vAlign w:val="center"/>
+          </w:tcPr>
+          <w:p>
+            <w:pPr>
+              <w:keepNext w:val="false"/>
+              <w:spacing w:after="0" w:before="0" w:line="240" w:lineRule="auto"/>
+              <w:jc w:val="left"/>
+            </w:pPr>
+            <w:r>
+              <w:rPr>
+                <w:rFonts w:ascii="Times New Roman" w:cs="Times New Roman" w:eastAsia="Times New Roman" w:hAnsi="Times New Roman"/>
+                <w:b w:val="false"/>
+                <w:bCs w:val="false"/>
+                <w:i w:val="false"/>
+                <w:iCs w:val="false"/>
+                <w:sz w:val="20"/>
+                <w:szCs w:val="20"/>
+              </w:rPr>
+              <w:t xml:space="preserve">Nhật ký chấm công (từng lượt ghi nhận: mã nhân viên, thời điểm, thiết bị, phương thức xác thực)</w:t>
+            </w:r>
+          </w:p>
+        </w:tc>
+        <w:tc>
+          <w:tcPr>
+            <w:tcW w:type="dxa" w:w="1519"/>
+            <w:tcBorders>
+              <w:top w:val="single" w:color="000000" w:sz="4"/>
+              <w:left w:val="single" w:color="000000" w:sz="4"/>
+              <w:bottom w:val="single" w:color="000000" w:sz="4"/>
+              <w:right w:val="single" w:color="000000" w:sz="4"/>
+            </w:tcBorders>
+            <w:tcMar>
+              <w:top w:type="dxa" w:w="30"/>
+              <w:left w:type="dxa" w:w="70"/>
+              <w:bottom w:type="dxa" w:w="30"/>
+              <w:right w:type="dxa" w:w="70"/>
+            </w:tcMar>
+            <w:vAlign w:val="center"/>
+          </w:tcPr>
+          <w:p>
+            <w:pPr>
+              <w:keepNext w:val="false"/>
+              <w:spacing w:after="0" w:before="0" w:line="240" w:lineRule="auto"/>
+              <w:jc w:val="left"/>
+            </w:pPr>
             <w:r>
               <w:rPr>
                 <w:rFonts w:ascii="Times New Roman" w:cs="Times New Roman" w:eastAsia="Times New Roman" w:hAnsi="Times New Roman"/>
@@ -2843,130 +2869,130 @@
                 <w:szCs w:val="20"/>
                 <w:highlight w:val="yellow"/>
               </w:rPr>
-              <w:t xml:space="preserve">trong thời hạn vé tháng</w:t>
-            </w:r>
-            <w:r>
-              <w:rPr>
-                <w:rFonts w:ascii="Times New Roman" w:cs="Times New Roman" w:eastAsia="Times New Roman" w:hAnsi="Times New Roman"/>
-                <w:b w:val="false"/>
-                <w:bCs w:val="false"/>
-                <w:i w:val="false"/>
-                <w:iCs w:val="false"/>
-                <w:sz w:val="20"/>
-                <w:szCs w:val="20"/>
-              </w:rPr>
-              <w:t xml:space="preserve"> sau khi kết thúc</w:t>
-            </w:r>
-          </w:p>
-        </w:tc>
-        <w:tc>
-          <w:tcPr>
-            <w:tcW w:type="dxa" w:w="2850"/>
-            <w:tcBorders>
-              <w:top w:val="single" w:color="000000" w:sz="4"/>
-              <w:left w:val="single" w:color="000000" w:sz="4"/>
-              <w:bottom w:val="single" w:color="000000" w:sz="4"/>
-              <w:right w:val="single" w:color="000000" w:sz="4"/>
-            </w:tcBorders>
-            <w:tcMar>
-              <w:top w:type="dxa" w:w="30"/>
-              <w:left w:type="dxa" w:w="70"/>
-              <w:bottom w:type="dxa" w:w="30"/>
-              <w:right w:type="dxa" w:w="70"/>
-            </w:tcMar>
-            <w:vAlign w:val="center"/>
-          </w:tcPr>
-          <w:p>
-            <w:pPr>
-              <w:keepNext w:val="false"/>
-              <w:spacing w:after="0" w:before="0" w:line="240" w:lineRule="auto"/>
-              <w:jc w:val="left"/>
-            </w:pPr>
-            <w:r>
-              <w:rPr>
-                <w:rFonts w:ascii="Times New Roman" w:cs="Times New Roman" w:eastAsia="Times New Roman" w:hAnsi="Times New Roman"/>
-                <w:b w:val="false"/>
-                <w:bCs w:val="false"/>
-                <w:i w:val="false"/>
-                <w:iCs w:val="false"/>
-                <w:sz w:val="20"/>
-                <w:szCs w:val="20"/>
-              </w:rPr>
-              <w:t xml:space="preserve">Thực hiện thỏa thuận gửi xe</w:t>
-            </w:r>
-          </w:p>
-        </w:tc>
-        <w:tc>
-          <w:tcPr>
-            <w:tcW w:type="dxa" w:w="1235"/>
-            <w:tcBorders>
-              <w:top w:val="single" w:color="000000" w:sz="4"/>
-              <w:left w:val="single" w:color="000000" w:sz="4"/>
-              <w:bottom w:val="single" w:color="000000" w:sz="4"/>
-              <w:right w:val="single" w:color="000000" w:sz="4"/>
-            </w:tcBorders>
-            <w:tcMar>
-              <w:top w:type="dxa" w:w="30"/>
-              <w:left w:type="dxa" w:w="70"/>
-              <w:bottom w:type="dxa" w:w="30"/>
-              <w:right w:type="dxa" w:w="70"/>
-            </w:tcMar>
-            <w:vAlign w:val="center"/>
-          </w:tcPr>
-          <w:p>
-            <w:pPr>
-              <w:keepNext w:val="false"/>
-              <w:spacing w:after="0" w:before="0" w:line="240" w:lineRule="auto"/>
-              <w:jc w:val="left"/>
-            </w:pPr>
-            <w:r>
-              <w:rPr>
-                <w:rFonts w:ascii="Times New Roman" w:cs="Times New Roman" w:eastAsia="Times New Roman" w:hAnsi="Times New Roman"/>
-                <w:b w:val="false"/>
-                <w:bCs w:val="false"/>
-                <w:i w:val="false"/>
-                <w:iCs w:val="false"/>
-                <w:sz w:val="20"/>
-                <w:szCs w:val="20"/>
-              </w:rPr>
-              <w:t xml:space="preserve">Kết thúc hợp đồng</w:t>
-            </w:r>
-          </w:p>
-        </w:tc>
-        <w:tc>
-          <w:tcPr>
-            <w:tcW w:type="dxa" w:w="1400"/>
-            <w:tcBorders>
-              <w:top w:val="single" w:color="000000" w:sz="4"/>
-              <w:left w:val="single" w:color="000000" w:sz="4"/>
-              <w:bottom w:val="single" w:color="000000" w:sz="4"/>
-              <w:right w:val="single" w:color="000000" w:sz="4"/>
-            </w:tcBorders>
-            <w:tcMar>
-              <w:top w:type="dxa" w:w="30"/>
-              <w:left w:type="dxa" w:w="70"/>
-              <w:bottom w:type="dxa" w:w="30"/>
-              <w:right w:type="dxa" w:w="70"/>
-            </w:tcMar>
-            <w:vAlign w:val="center"/>
-          </w:tcPr>
-          <w:p>
-            <w:pPr>
-              <w:keepNext w:val="false"/>
-              <w:spacing w:after="0" w:before="0" w:line="240" w:lineRule="auto"/>
-              <w:jc w:val="left"/>
-            </w:pPr>
-            <w:r>
-              <w:rPr>
-                <w:rFonts w:ascii="Times New Roman" w:cs="Times New Roman" w:eastAsia="Times New Roman" w:hAnsi="Times New Roman"/>
-                <w:b w:val="false"/>
-                <w:bCs w:val="false"/>
-                <w:i w:val="false"/>
-                <w:iCs w:val="false"/>
-                <w:sz w:val="20"/>
-                <w:szCs w:val="20"/>
-              </w:rPr>
-              <w:t xml:space="preserve">Xóa khỏi danh sách xe đăng ký; lịch sử ra vào theo dòng 7</w:t>
+              <w:t xml:space="preserve">24 tháng kể từ ngày kết thúc kỳ trả lương</w:t>
+            </w:r>
+            <w:r>
+              <w:rPr>
+                <w:rFonts w:ascii="Times New Roman" w:cs="Times New Roman" w:eastAsia="Times New Roman" w:hAnsi="Times New Roman"/>
+                <w:b w:val="false"/>
+                <w:bCs w:val="false"/>
+                <w:i w:val="false"/>
+                <w:iCs w:val="false"/>
+                <w:sz w:val="20"/>
+                <w:szCs w:val="20"/>
+              </w:rPr>
+              <w:t xml:space="preserve"> kể từ ngày kết thúc kỳ trả lương tương ứng, kể cả sau khi chấm dứt HĐLĐ</w:t>
+            </w:r>
+          </w:p>
+        </w:tc>
+        <w:tc>
+          <w:tcPr>
+            <w:tcW w:type="dxa" w:w="2839"/>
+            <w:tcBorders>
+              <w:top w:val="single" w:color="000000" w:sz="4"/>
+              <w:left w:val="single" w:color="000000" w:sz="4"/>
+              <w:bottom w:val="single" w:color="000000" w:sz="4"/>
+              <w:right w:val="single" w:color="000000" w:sz="4"/>
+            </w:tcBorders>
+            <w:tcMar>
+              <w:top w:type="dxa" w:w="30"/>
+              <w:left w:type="dxa" w:w="70"/>
+              <w:bottom w:type="dxa" w:w="30"/>
+              <w:right w:type="dxa" w:w="70"/>
+            </w:tcMar>
+            <w:vAlign w:val="center"/>
+          </w:tcPr>
+          <w:p>
+            <w:pPr>
+              <w:keepNext w:val="false"/>
+              <w:spacing w:after="0" w:before="0" w:line="240" w:lineRule="auto"/>
+              <w:jc w:val="left"/>
+            </w:pPr>
+            <w:r>
+              <w:rPr>
+                <w:rFonts w:ascii="Times New Roman" w:cs="Times New Roman" w:eastAsia="Times New Roman" w:hAnsi="Times New Roman"/>
+                <w:b w:val="false"/>
+                <w:bCs w:val="false"/>
+                <w:i w:val="false"/>
+                <w:iCs w:val="false"/>
+                <w:sz w:val="20"/>
+                <w:szCs w:val="20"/>
+              </w:rPr>
+              <w:t xml:space="preserve">Thỏa thuận với người lao động tại Nội quy lao động, phụ lục hợp đồng lao động (điểm b, điểm c khoản 2 Điều 25 Luật BVDLCN); giải quyết khiếu nại, tranh chấp về tiền lương theo thời hiệu tại Điều 190 Bộ luật Lao động số 45/2019/QH14</w:t>
+            </w:r>
+          </w:p>
+        </w:tc>
+        <w:tc>
+          <w:tcPr>
+            <w:tcW w:type="dxa" w:w="1227"/>
+            <w:tcBorders>
+              <w:top w:val="single" w:color="000000" w:sz="4"/>
+              <w:left w:val="single" w:color="000000" w:sz="4"/>
+              <w:bottom w:val="single" w:color="000000" w:sz="4"/>
+              <w:right w:val="single" w:color="000000" w:sz="4"/>
+            </w:tcBorders>
+            <w:tcMar>
+              <w:top w:type="dxa" w:w="30"/>
+              <w:left w:type="dxa" w:w="70"/>
+              <w:bottom w:type="dxa" w:w="30"/>
+              <w:right w:type="dxa" w:w="70"/>
+            </w:tcMar>
+            <w:vAlign w:val="center"/>
+          </w:tcPr>
+          <w:p>
+            <w:pPr>
+              <w:keepNext w:val="false"/>
+              <w:spacing w:after="0" w:before="0" w:line="240" w:lineRule="auto"/>
+              <w:jc w:val="left"/>
+            </w:pPr>
+            <w:r>
+              <w:rPr>
+                <w:rFonts w:ascii="Times New Roman" w:cs="Times New Roman" w:eastAsia="Times New Roman" w:hAnsi="Times New Roman"/>
+                <w:b w:val="false"/>
+                <w:bCs w:val="false"/>
+                <w:i w:val="false"/>
+                <w:iCs w:val="false"/>
+                <w:sz w:val="20"/>
+                <w:szCs w:val="20"/>
+              </w:rPr>
+              <w:t xml:space="preserve">Hết thời hạn đã thỏa thuận</w:t>
+            </w:r>
+          </w:p>
+        </w:tc>
+        <w:tc>
+          <w:tcPr>
+            <w:tcW w:type="dxa" w:w="1391"/>
+            <w:tcBorders>
+              <w:top w:val="single" w:color="000000" w:sz="4"/>
+              <w:left w:val="single" w:color="000000" w:sz="4"/>
+              <w:bottom w:val="single" w:color="000000" w:sz="4"/>
+              <w:right w:val="single" w:color="000000" w:sz="4"/>
+            </w:tcBorders>
+            <w:tcMar>
+              <w:top w:type="dxa" w:w="30"/>
+              <w:left w:type="dxa" w:w="70"/>
+              <w:bottom w:type="dxa" w:w="30"/>
+              <w:right w:type="dxa" w:w="70"/>
+            </w:tcMar>
+            <w:vAlign w:val="center"/>
+          </w:tcPr>
+          <w:p>
+            <w:pPr>
+              <w:keepNext w:val="false"/>
+              <w:spacing w:after="0" w:before="0" w:line="240" w:lineRule="auto"/>
+              <w:jc w:val="left"/>
+            </w:pPr>
+            <w:r>
+              <w:rPr>
+                <w:rFonts w:ascii="Times New Roman" w:cs="Times New Roman" w:eastAsia="Times New Roman" w:hAnsi="Times New Roman"/>
+                <w:b w:val="false"/>
+                <w:bCs w:val="false"/>
+                <w:i w:val="false"/>
+                <w:iCs w:val="false"/>
+                <w:sz w:val="20"/>
+                <w:szCs w:val="20"/>
+              </w:rPr>
+              <w:t xml:space="preserve">Xóa theo lô, lập biên bản</w:t>
             </w:r>
           </w:p>
         </w:tc>
@@ -3009,50 +3035,50 @@
                 <w:sz w:val="20"/>
                 <w:szCs w:val="20"/>
               </w:rPr>
-              <w:t xml:space="preserve">9</w:t>
-            </w:r>
-          </w:p>
-        </w:tc>
-        <w:tc>
-          <w:tcPr>
-            <w:tcW w:type="dxa" w:w="1530"/>
-            <w:tcBorders>
-              <w:top w:val="single" w:color="000000" w:sz="4"/>
-              <w:left w:val="single" w:color="000000" w:sz="4"/>
-              <w:bottom w:val="single" w:color="000000" w:sz="4"/>
-              <w:right w:val="single" w:color="000000" w:sz="4"/>
-            </w:tcBorders>
-            <w:tcMar>
-              <w:top w:type="dxa" w:w="30"/>
-              <w:left w:type="dxa" w:w="70"/>
-              <w:bottom w:type="dxa" w:w="30"/>
-              <w:right w:type="dxa" w:w="70"/>
-            </w:tcMar>
-            <w:vAlign w:val="center"/>
-          </w:tcPr>
-          <w:p>
-            <w:pPr>
-              <w:keepNext w:val="false"/>
-              <w:spacing w:after="0" w:before="0" w:line="240" w:lineRule="auto"/>
-              <w:jc w:val="left"/>
-            </w:pPr>
-            <w:r>
-              <w:rPr>
-                <w:rFonts w:ascii="Times New Roman" w:cs="Times New Roman" w:eastAsia="Times New Roman" w:hAnsi="Times New Roman"/>
-                <w:b w:val="false"/>
-                <w:bCs w:val="false"/>
-                <w:i w:val="false"/>
-                <w:iCs w:val="false"/>
-                <w:sz w:val="20"/>
-                <w:szCs w:val="20"/>
-              </w:rPr>
-              <w:t xml:space="preserve">Ảnh thẻ căn cước của khách (nếu có)</w:t>
-            </w:r>
-          </w:p>
-        </w:tc>
-        <w:tc>
-          <w:tcPr>
-            <w:tcW w:type="dxa" w:w="1480"/>
+              <w:t xml:space="preserve">7</w:t>
+            </w:r>
+          </w:p>
+        </w:tc>
+        <w:tc>
+          <w:tcPr>
+            <w:tcW w:type="dxa" w:w="1519"/>
+            <w:tcBorders>
+              <w:top w:val="single" w:color="000000" w:sz="4"/>
+              <w:left w:val="single" w:color="000000" w:sz="4"/>
+              <w:bottom w:val="single" w:color="000000" w:sz="4"/>
+              <w:right w:val="single" w:color="000000" w:sz="4"/>
+            </w:tcBorders>
+            <w:tcMar>
+              <w:top w:type="dxa" w:w="30"/>
+              <w:left w:type="dxa" w:w="70"/>
+              <w:bottom w:type="dxa" w:w="30"/>
+              <w:right w:type="dxa" w:w="70"/>
+            </w:tcMar>
+            <w:vAlign w:val="center"/>
+          </w:tcPr>
+          <w:p>
+            <w:pPr>
+              <w:keepNext w:val="false"/>
+              <w:spacing w:after="0" w:before="0" w:line="240" w:lineRule="auto"/>
+              <w:jc w:val="left"/>
+            </w:pPr>
+            <w:r>
+              <w:rPr>
+                <w:rFonts w:ascii="Times New Roman" w:cs="Times New Roman" w:eastAsia="Times New Roman" w:hAnsi="Times New Roman"/>
+                <w:b w:val="false"/>
+                <w:bCs w:val="false"/>
+                <w:i w:val="false"/>
+                <w:iCs w:val="false"/>
+                <w:sz w:val="20"/>
+                <w:szCs w:val="20"/>
+              </w:rPr>
+              <w:t xml:space="preserve">Hình ảnh, biển số xe vãng lai</w:t>
+            </w:r>
+          </w:p>
+        </w:tc>
+        <w:tc>
+          <w:tcPr>
+            <w:tcW w:type="dxa" w:w="1519"/>
             <w:tcBorders>
               <w:top w:val="single" w:color="000000" w:sz="4"/>
               <w:left w:val="single" w:color="000000" w:sz="4"/>
@@ -3084,118 +3110,118 @@
                 <w:szCs w:val="20"/>
                 <w:highlight w:val="yellow"/>
               </w:rPr>
-              <w:t xml:space="preserve">không lưu</w:t>
-            </w:r>
-          </w:p>
-        </w:tc>
-        <w:tc>
-          <w:tcPr>
-            <w:tcW w:type="dxa" w:w="2850"/>
-            <w:tcBorders>
-              <w:top w:val="single" w:color="000000" w:sz="4"/>
-              <w:left w:val="single" w:color="000000" w:sz="4"/>
-              <w:bottom w:val="single" w:color="000000" w:sz="4"/>
-              <w:right w:val="single" w:color="000000" w:sz="4"/>
-            </w:tcBorders>
-            <w:tcMar>
-              <w:top w:type="dxa" w:w="30"/>
-              <w:left w:type="dxa" w:w="70"/>
-              <w:bottom w:type="dxa" w:w="30"/>
-              <w:right w:type="dxa" w:w="70"/>
-            </w:tcMar>
-            <w:vAlign w:val="center"/>
-          </w:tcPr>
-          <w:p>
-            <w:pPr>
-              <w:keepNext w:val="false"/>
-              <w:spacing w:after="0" w:before="0" w:line="240" w:lineRule="auto"/>
-              <w:jc w:val="left"/>
-            </w:pPr>
-            <w:r>
-              <w:rPr>
-                <w:rFonts w:ascii="Times New Roman" w:cs="Times New Roman" w:eastAsia="Times New Roman" w:hAnsi="Times New Roman"/>
-                <w:b w:val="false"/>
-                <w:bCs w:val="false"/>
-                <w:i w:val="false"/>
-                <w:iCs w:val="false"/>
-                <w:sz w:val="20"/>
-                <w:szCs w:val="20"/>
-              </w:rPr>
-              <w:t xml:space="preserve">Dữ liệu nhạy cảm (điểm i khoản 1 Điều 4 Nghị định số 356/2025/NĐ-CP); chỉ trích thông tin cần thiết</w:t>
-            </w:r>
-          </w:p>
-        </w:tc>
-        <w:tc>
-          <w:tcPr>
-            <w:tcW w:type="dxa" w:w="1235"/>
-            <w:tcBorders>
-              <w:top w:val="single" w:color="000000" w:sz="4"/>
-              <w:left w:val="single" w:color="000000" w:sz="4"/>
-              <w:bottom w:val="single" w:color="000000" w:sz="4"/>
-              <w:right w:val="single" w:color="000000" w:sz="4"/>
-            </w:tcBorders>
-            <w:tcMar>
-              <w:top w:type="dxa" w:w="30"/>
-              <w:left w:type="dxa" w:w="70"/>
-              <w:bottom w:type="dxa" w:w="30"/>
-              <w:right w:type="dxa" w:w="70"/>
-            </w:tcMar>
-            <w:vAlign w:val="center"/>
-          </w:tcPr>
-          <w:p>
-            <w:pPr>
-              <w:keepNext w:val="false"/>
-              <w:spacing w:after="0" w:before="0" w:line="240" w:lineRule="auto"/>
-              <w:jc w:val="left"/>
-            </w:pPr>
-            <w:r>
-              <w:rPr>
-                <w:rFonts w:ascii="Times New Roman" w:cs="Times New Roman" w:eastAsia="Times New Roman" w:hAnsi="Times New Roman"/>
-                <w:b w:val="false"/>
-                <w:bCs w:val="false"/>
-                <w:i w:val="false"/>
-                <w:iCs w:val="false"/>
-                <w:sz w:val="20"/>
-                <w:szCs w:val="20"/>
-              </w:rPr>
-              <w:t xml:space="preserve">Ngay sau khi đối chiếu</w:t>
-            </w:r>
-          </w:p>
-        </w:tc>
-        <w:tc>
-          <w:tcPr>
-            <w:tcW w:type="dxa" w:w="1400"/>
-            <w:tcBorders>
-              <w:top w:val="single" w:color="000000" w:sz="4"/>
-              <w:left w:val="single" w:color="000000" w:sz="4"/>
-              <w:bottom w:val="single" w:color="000000" w:sz="4"/>
-              <w:right w:val="single" w:color="000000" w:sz="4"/>
-            </w:tcBorders>
-            <w:tcMar>
-              <w:top w:type="dxa" w:w="30"/>
-              <w:left w:type="dxa" w:w="70"/>
-              <w:bottom w:type="dxa" w:w="30"/>
-              <w:right w:type="dxa" w:w="70"/>
-            </w:tcMar>
-            <w:vAlign w:val="center"/>
-          </w:tcPr>
-          <w:p>
-            <w:pPr>
-              <w:keepNext w:val="false"/>
-              <w:spacing w:after="0" w:before="0" w:line="240" w:lineRule="auto"/>
-              <w:jc w:val="left"/>
-            </w:pPr>
-            <w:r>
-              <w:rPr>
-                <w:rFonts w:ascii="Times New Roman" w:cs="Times New Roman" w:eastAsia="Times New Roman" w:hAnsi="Times New Roman"/>
-                <w:b w:val="false"/>
-                <w:bCs w:val="false"/>
-                <w:i w:val="false"/>
-                <w:iCs w:val="false"/>
-                <w:sz w:val="20"/>
-                <w:szCs w:val="20"/>
-              </w:rPr>
-              <w:t xml:space="preserve">Không lưu ảnh; nếu đã chụp, xóa ngay</w:t>
+              <w:t xml:space="preserve">30 ngày</w:t>
+            </w:r>
+          </w:p>
+        </w:tc>
+        <w:tc>
+          <w:tcPr>
+            <w:tcW w:type="dxa" w:w="2839"/>
+            <w:tcBorders>
+              <w:top w:val="single" w:color="000000" w:sz="4"/>
+              <w:left w:val="single" w:color="000000" w:sz="4"/>
+              <w:bottom w:val="single" w:color="000000" w:sz="4"/>
+              <w:right w:val="single" w:color="000000" w:sz="4"/>
+            </w:tcBorders>
+            <w:tcMar>
+              <w:top w:type="dxa" w:w="30"/>
+              <w:left w:type="dxa" w:w="70"/>
+              <w:bottom w:type="dxa" w:w="30"/>
+              <w:right w:type="dxa" w:w="70"/>
+            </w:tcMar>
+            <w:vAlign w:val="center"/>
+          </w:tcPr>
+          <w:p>
+            <w:pPr>
+              <w:keepNext w:val="false"/>
+              <w:spacing w:after="0" w:before="0" w:line="240" w:lineRule="auto"/>
+              <w:jc w:val="left"/>
+            </w:pPr>
+            <w:r>
+              <w:rPr>
+                <w:rFonts w:ascii="Times New Roman" w:cs="Times New Roman" w:eastAsia="Times New Roman" w:hAnsi="Times New Roman"/>
+                <w:b w:val="false"/>
+                <w:bCs w:val="false"/>
+                <w:i w:val="false"/>
+                <w:iCs w:val="false"/>
+                <w:sz w:val="20"/>
+                <w:szCs w:val="20"/>
+              </w:rPr>
+              <w:t xml:space="preserve">Khoản 1, khoản 4 Điều 32 Luật BVDLCN; đối soát phí, khiếu nại</w:t>
+            </w:r>
+          </w:p>
+        </w:tc>
+        <w:tc>
+          <w:tcPr>
+            <w:tcW w:type="dxa" w:w="1227"/>
+            <w:tcBorders>
+              <w:top w:val="single" w:color="000000" w:sz="4"/>
+              <w:left w:val="single" w:color="000000" w:sz="4"/>
+              <w:bottom w:val="single" w:color="000000" w:sz="4"/>
+              <w:right w:val="single" w:color="000000" w:sz="4"/>
+            </w:tcBorders>
+            <w:tcMar>
+              <w:top w:type="dxa" w:w="30"/>
+              <w:left w:type="dxa" w:w="70"/>
+              <w:bottom w:type="dxa" w:w="30"/>
+              <w:right w:type="dxa" w:w="70"/>
+            </w:tcMar>
+            <w:vAlign w:val="center"/>
+          </w:tcPr>
+          <w:p>
+            <w:pPr>
+              <w:keepNext w:val="false"/>
+              <w:spacing w:after="0" w:before="0" w:line="240" w:lineRule="auto"/>
+              <w:jc w:val="left"/>
+            </w:pPr>
+            <w:r>
+              <w:rPr>
+                <w:rFonts w:ascii="Times New Roman" w:cs="Times New Roman" w:eastAsia="Times New Roman" w:hAnsi="Times New Roman"/>
+                <w:b w:val="false"/>
+                <w:bCs w:val="false"/>
+                <w:i w:val="false"/>
+                <w:iCs w:val="false"/>
+                <w:sz w:val="20"/>
+                <w:szCs w:val="20"/>
+              </w:rPr>
+              <w:t xml:space="preserve">Hết thời hạn tính từ lượt xe ra</w:t>
+            </w:r>
+          </w:p>
+        </w:tc>
+        <w:tc>
+          <w:tcPr>
+            <w:tcW w:type="dxa" w:w="1391"/>
+            <w:tcBorders>
+              <w:top w:val="single" w:color="000000" w:sz="4"/>
+              <w:left w:val="single" w:color="000000" w:sz="4"/>
+              <w:bottom w:val="single" w:color="000000" w:sz="4"/>
+              <w:right w:val="single" w:color="000000" w:sz="4"/>
+            </w:tcBorders>
+            <w:tcMar>
+              <w:top w:type="dxa" w:w="30"/>
+              <w:left w:type="dxa" w:w="70"/>
+              <w:bottom w:type="dxa" w:w="30"/>
+              <w:right w:type="dxa" w:w="70"/>
+            </w:tcMar>
+            <w:vAlign w:val="center"/>
+          </w:tcPr>
+          <w:p>
+            <w:pPr>
+              <w:keepNext w:val="false"/>
+              <w:spacing w:after="0" w:before="0" w:line="240" w:lineRule="auto"/>
+              <w:jc w:val="left"/>
+            </w:pPr>
+            <w:r>
+              <w:rPr>
+                <w:rFonts w:ascii="Times New Roman" w:cs="Times New Roman" w:eastAsia="Times New Roman" w:hAnsi="Times New Roman"/>
+                <w:b w:val="false"/>
+                <w:bCs w:val="false"/>
+                <w:i w:val="false"/>
+                <w:iCs w:val="false"/>
+                <w:sz w:val="20"/>
+                <w:szCs w:val="20"/>
+              </w:rPr>
+              <w:t xml:space="preserve">Xóa tự động</w:t>
             </w:r>
           </w:p>
         </w:tc>
@@ -3238,70 +3264,82 @@
                 <w:sz w:val="20"/>
                 <w:szCs w:val="20"/>
               </w:rPr>
-              <w:t xml:space="preserve">10</w:t>
-            </w:r>
-          </w:p>
-        </w:tc>
-        <w:tc>
-          <w:tcPr>
-            <w:tcW w:type="dxa" w:w="1530"/>
-            <w:tcBorders>
-              <w:top w:val="single" w:color="000000" w:sz="4"/>
-              <w:left w:val="single" w:color="000000" w:sz="4"/>
-              <w:bottom w:val="single" w:color="000000" w:sz="4"/>
-              <w:right w:val="single" w:color="000000" w:sz="4"/>
-            </w:tcBorders>
-            <w:tcMar>
-              <w:top w:type="dxa" w:w="30"/>
-              <w:left w:type="dxa" w:w="70"/>
-              <w:bottom w:type="dxa" w:w="30"/>
-              <w:right w:type="dxa" w:w="70"/>
-            </w:tcMar>
-            <w:vAlign w:val="center"/>
-          </w:tcPr>
-          <w:p>
-            <w:pPr>
-              <w:keepNext w:val="false"/>
-              <w:spacing w:after="0" w:before="0" w:line="240" w:lineRule="auto"/>
-              <w:jc w:val="left"/>
-            </w:pPr>
-            <w:r>
-              <w:rPr>
-                <w:rFonts w:ascii="Times New Roman" w:cs="Times New Roman" w:eastAsia="Times New Roman" w:hAnsi="Times New Roman"/>
-                <w:b w:val="false"/>
-                <w:bCs w:val="false"/>
-                <w:i w:val="false"/>
-                <w:iCs w:val="false"/>
-                <w:sz w:val="20"/>
-                <w:szCs w:val="20"/>
-              </w:rPr>
-              <w:t xml:space="preserve">Video, hình ảnh, dữ liệu nhận diện đã trích xuất cho cơ quan nhà nước có thẩm quyền</w:t>
-            </w:r>
-          </w:p>
-        </w:tc>
-        <w:tc>
-          <w:tcPr>
-            <w:tcW w:type="dxa" w:w="1480"/>
-            <w:tcBorders>
-              <w:top w:val="single" w:color="000000" w:sz="4"/>
-              <w:left w:val="single" w:color="000000" w:sz="4"/>
-              <w:bottom w:val="single" w:color="000000" w:sz="4"/>
-              <w:right w:val="single" w:color="000000" w:sz="4"/>
-            </w:tcBorders>
-            <w:tcMar>
-              <w:top w:type="dxa" w:w="30"/>
-              <w:left w:type="dxa" w:w="70"/>
-              <w:bottom w:type="dxa" w:w="30"/>
-              <w:right w:type="dxa" w:w="70"/>
-            </w:tcMar>
-            <w:vAlign w:val="center"/>
-          </w:tcPr>
-          <w:p>
-            <w:pPr>
-              <w:keepNext w:val="false"/>
-              <w:spacing w:after="0" w:before="0" w:line="240" w:lineRule="auto"/>
-              <w:jc w:val="left"/>
-            </w:pPr>
+              <w:t xml:space="preserve">8</w:t>
+            </w:r>
+          </w:p>
+        </w:tc>
+        <w:tc>
+          <w:tcPr>
+            <w:tcW w:type="dxa" w:w="1519"/>
+            <w:tcBorders>
+              <w:top w:val="single" w:color="000000" w:sz="4"/>
+              <w:left w:val="single" w:color="000000" w:sz="4"/>
+              <w:bottom w:val="single" w:color="000000" w:sz="4"/>
+              <w:right w:val="single" w:color="000000" w:sz="4"/>
+            </w:tcBorders>
+            <w:tcMar>
+              <w:top w:type="dxa" w:w="30"/>
+              <w:left w:type="dxa" w:w="70"/>
+              <w:bottom w:type="dxa" w:w="30"/>
+              <w:right w:type="dxa" w:w="70"/>
+            </w:tcMar>
+            <w:vAlign w:val="center"/>
+          </w:tcPr>
+          <w:p>
+            <w:pPr>
+              <w:keepNext w:val="false"/>
+              <w:spacing w:after="0" w:before="0" w:line="240" w:lineRule="auto"/>
+              <w:jc w:val="left"/>
+            </w:pPr>
+            <w:r>
+              <w:rPr>
+                <w:rFonts w:ascii="Times New Roman" w:cs="Times New Roman" w:eastAsia="Times New Roman" w:hAnsi="Times New Roman"/>
+                <w:b w:val="false"/>
+                <w:bCs w:val="false"/>
+                <w:i w:val="false"/>
+                <w:iCs w:val="false"/>
+                <w:sz w:val="20"/>
+                <w:szCs w:val="20"/>
+              </w:rPr>
+              <w:t xml:space="preserve">Biển số, thông tin xe đăng ký (vé tháng)</w:t>
+            </w:r>
+          </w:p>
+        </w:tc>
+        <w:tc>
+          <w:tcPr>
+            <w:tcW w:type="dxa" w:w="1519"/>
+            <w:tcBorders>
+              <w:top w:val="single" w:color="000000" w:sz="4"/>
+              <w:left w:val="single" w:color="000000" w:sz="4"/>
+              <w:bottom w:val="single" w:color="000000" w:sz="4"/>
+              <w:right w:val="single" w:color="000000" w:sz="4"/>
+            </w:tcBorders>
+            <w:tcMar>
+              <w:top w:type="dxa" w:w="30"/>
+              <w:left w:type="dxa" w:w="70"/>
+              <w:bottom w:type="dxa" w:w="30"/>
+              <w:right w:type="dxa" w:w="70"/>
+            </w:tcMar>
+            <w:vAlign w:val="center"/>
+          </w:tcPr>
+          <w:p>
+            <w:pPr>
+              <w:keepNext w:val="false"/>
+              <w:spacing w:after="0" w:before="0" w:line="240" w:lineRule="auto"/>
+              <w:jc w:val="left"/>
+            </w:pPr>
+            <w:r>
+              <w:rPr>
+                <w:rFonts w:ascii="Times New Roman" w:cs="Times New Roman" w:eastAsia="Times New Roman" w:hAnsi="Times New Roman"/>
+                <w:b w:val="false"/>
+                <w:bCs w:val="false"/>
+                <w:i w:val="false"/>
+                <w:iCs w:val="false"/>
+                <w:sz w:val="20"/>
+                <w:szCs w:val="20"/>
+              </w:rPr>
+              <w:t xml:space="preserve">Thời hạn hợp đồng gửi xe và </w:t>
+            </w:r>
             <w:r>
               <w:rPr>
                 <w:rFonts w:ascii="Times New Roman" w:cs="Times New Roman" w:eastAsia="Times New Roman" w:hAnsi="Times New Roman"/>
@@ -3313,118 +3351,130 @@
                 <w:szCs w:val="20"/>
                 <w:highlight w:val="yellow"/>
               </w:rPr>
-              <w:t xml:space="preserve">đến khi vụ việc kết thúc, rà soát 06 tháng/lần</w:t>
-            </w:r>
-          </w:p>
-        </w:tc>
-        <w:tc>
-          <w:tcPr>
-            <w:tcW w:type="dxa" w:w="2850"/>
-            <w:tcBorders>
-              <w:top w:val="single" w:color="000000" w:sz="4"/>
-              <w:left w:val="single" w:color="000000" w:sz="4"/>
-              <w:bottom w:val="single" w:color="000000" w:sz="4"/>
-              <w:right w:val="single" w:color="000000" w:sz="4"/>
-            </w:tcBorders>
-            <w:tcMar>
-              <w:top w:type="dxa" w:w="30"/>
-              <w:left w:type="dxa" w:w="70"/>
-              <w:bottom w:type="dxa" w:w="30"/>
-              <w:right w:type="dxa" w:w="70"/>
-            </w:tcMar>
-            <w:vAlign w:val="center"/>
-          </w:tcPr>
-          <w:p>
-            <w:pPr>
-              <w:keepNext w:val="false"/>
-              <w:spacing w:after="0" w:before="0" w:line="240" w:lineRule="auto"/>
-              <w:jc w:val="left"/>
-            </w:pPr>
-            <w:r>
-              <w:rPr>
-                <w:rFonts w:ascii="Times New Roman" w:cs="Times New Roman" w:eastAsia="Times New Roman" w:hAnsi="Times New Roman"/>
-                <w:b w:val="false"/>
-                <w:bCs w:val="false"/>
-                <w:i w:val="false"/>
-                <w:iCs w:val="false"/>
-                <w:sz w:val="20"/>
-                <w:szCs w:val="20"/>
-              </w:rPr>
-              <w:t xml:space="preserve">Theo yêu cầu bằng văn bản; bảo đảm đối chiếu được bản đã giao</w:t>
-            </w:r>
-          </w:p>
-        </w:tc>
-        <w:tc>
-          <w:tcPr>
-            <w:tcW w:type="dxa" w:w="1235"/>
-            <w:tcBorders>
-              <w:top w:val="single" w:color="000000" w:sz="4"/>
-              <w:left w:val="single" w:color="000000" w:sz="4"/>
-              <w:bottom w:val="single" w:color="000000" w:sz="4"/>
-              <w:right w:val="single" w:color="000000" w:sz="4"/>
-            </w:tcBorders>
-            <w:tcMar>
-              <w:top w:type="dxa" w:w="30"/>
-              <w:left w:type="dxa" w:w="70"/>
-              <w:bottom w:type="dxa" w:w="30"/>
-              <w:right w:type="dxa" w:w="70"/>
-            </w:tcMar>
-            <w:vAlign w:val="center"/>
-          </w:tcPr>
-          <w:p>
-            <w:pPr>
-              <w:keepNext w:val="false"/>
-              <w:spacing w:after="0" w:before="0" w:line="240" w:lineRule="auto"/>
-              <w:jc w:val="left"/>
-            </w:pPr>
-            <w:r>
-              <w:rPr>
-                <w:rFonts w:ascii="Times New Roman" w:cs="Times New Roman" w:eastAsia="Times New Roman" w:hAnsi="Times New Roman"/>
-                <w:b w:val="false"/>
-                <w:bCs w:val="false"/>
-                <w:i w:val="false"/>
-                <w:iCs w:val="false"/>
-                <w:sz w:val="20"/>
-                <w:szCs w:val="20"/>
-              </w:rPr>
-              <w:t xml:space="preserve">Cơ quan thông báo kết thúc, hoặc rà soát định kỳ không còn cần</w:t>
-            </w:r>
-          </w:p>
-        </w:tc>
-        <w:tc>
-          <w:tcPr>
-            <w:tcW w:type="dxa" w:w="1400"/>
-            <w:tcBorders>
-              <w:top w:val="single" w:color="000000" w:sz="4"/>
-              <w:left w:val="single" w:color="000000" w:sz="4"/>
-              <w:bottom w:val="single" w:color="000000" w:sz="4"/>
-              <w:right w:val="single" w:color="000000" w:sz="4"/>
-            </w:tcBorders>
-            <w:tcMar>
-              <w:top w:type="dxa" w:w="30"/>
-              <w:left w:type="dxa" w:w="70"/>
-              <w:bottom w:type="dxa" w:w="30"/>
-              <w:right w:type="dxa" w:w="70"/>
-            </w:tcMar>
-            <w:vAlign w:val="center"/>
-          </w:tcPr>
-          <w:p>
-            <w:pPr>
-              <w:keepNext w:val="false"/>
-              <w:spacing w:after="0" w:before="0" w:line="240" w:lineRule="auto"/>
-              <w:jc w:val="left"/>
-            </w:pPr>
-            <w:r>
-              <w:rPr>
-                <w:rFonts w:ascii="Times New Roman" w:cs="Times New Roman" w:eastAsia="Times New Roman" w:hAnsi="Times New Roman"/>
-                <w:b w:val="false"/>
-                <w:bCs w:val="false"/>
-                <w:i w:val="false"/>
-                <w:iCs w:val="false"/>
-                <w:sz w:val="20"/>
-                <w:szCs w:val="20"/>
-              </w:rPr>
-              <w:t xml:space="preserve">Xóa bản gốc trích xuất và giá trị băm; lập biên bản</w:t>
+              <w:t xml:space="preserve">trong thời hạn vé tháng</w:t>
+            </w:r>
+            <w:r>
+              <w:rPr>
+                <w:rFonts w:ascii="Times New Roman" w:cs="Times New Roman" w:eastAsia="Times New Roman" w:hAnsi="Times New Roman"/>
+                <w:b w:val="false"/>
+                <w:bCs w:val="false"/>
+                <w:i w:val="false"/>
+                <w:iCs w:val="false"/>
+                <w:sz w:val="20"/>
+                <w:szCs w:val="20"/>
+              </w:rPr>
+              <w:t xml:space="preserve"> sau khi kết thúc</w:t>
+            </w:r>
+          </w:p>
+        </w:tc>
+        <w:tc>
+          <w:tcPr>
+            <w:tcW w:type="dxa" w:w="2839"/>
+            <w:tcBorders>
+              <w:top w:val="single" w:color="000000" w:sz="4"/>
+              <w:left w:val="single" w:color="000000" w:sz="4"/>
+              <w:bottom w:val="single" w:color="000000" w:sz="4"/>
+              <w:right w:val="single" w:color="000000" w:sz="4"/>
+            </w:tcBorders>
+            <w:tcMar>
+              <w:top w:type="dxa" w:w="30"/>
+              <w:left w:type="dxa" w:w="70"/>
+              <w:bottom w:type="dxa" w:w="30"/>
+              <w:right w:type="dxa" w:w="70"/>
+            </w:tcMar>
+            <w:vAlign w:val="center"/>
+          </w:tcPr>
+          <w:p>
+            <w:pPr>
+              <w:keepNext w:val="false"/>
+              <w:spacing w:after="0" w:before="0" w:line="240" w:lineRule="auto"/>
+              <w:jc w:val="left"/>
+            </w:pPr>
+            <w:r>
+              <w:rPr>
+                <w:rFonts w:ascii="Times New Roman" w:cs="Times New Roman" w:eastAsia="Times New Roman" w:hAnsi="Times New Roman"/>
+                <w:b w:val="false"/>
+                <w:bCs w:val="false"/>
+                <w:i w:val="false"/>
+                <w:iCs w:val="false"/>
+                <w:sz w:val="20"/>
+                <w:szCs w:val="20"/>
+              </w:rPr>
+              <w:t xml:space="preserve">Thực hiện thỏa thuận gửi xe</w:t>
+            </w:r>
+          </w:p>
+        </w:tc>
+        <w:tc>
+          <w:tcPr>
+            <w:tcW w:type="dxa" w:w="1227"/>
+            <w:tcBorders>
+              <w:top w:val="single" w:color="000000" w:sz="4"/>
+              <w:left w:val="single" w:color="000000" w:sz="4"/>
+              <w:bottom w:val="single" w:color="000000" w:sz="4"/>
+              <w:right w:val="single" w:color="000000" w:sz="4"/>
+            </w:tcBorders>
+            <w:tcMar>
+              <w:top w:type="dxa" w:w="30"/>
+              <w:left w:type="dxa" w:w="70"/>
+              <w:bottom w:type="dxa" w:w="30"/>
+              <w:right w:type="dxa" w:w="70"/>
+            </w:tcMar>
+            <w:vAlign w:val="center"/>
+          </w:tcPr>
+          <w:p>
+            <w:pPr>
+              <w:keepNext w:val="false"/>
+              <w:spacing w:after="0" w:before="0" w:line="240" w:lineRule="auto"/>
+              <w:jc w:val="left"/>
+            </w:pPr>
+            <w:r>
+              <w:rPr>
+                <w:rFonts w:ascii="Times New Roman" w:cs="Times New Roman" w:eastAsia="Times New Roman" w:hAnsi="Times New Roman"/>
+                <w:b w:val="false"/>
+                <w:bCs w:val="false"/>
+                <w:i w:val="false"/>
+                <w:iCs w:val="false"/>
+                <w:sz w:val="20"/>
+                <w:szCs w:val="20"/>
+              </w:rPr>
+              <w:t xml:space="preserve">Kết thúc hợp đồng</w:t>
+            </w:r>
+          </w:p>
+        </w:tc>
+        <w:tc>
+          <w:tcPr>
+            <w:tcW w:type="dxa" w:w="1391"/>
+            <w:tcBorders>
+              <w:top w:val="single" w:color="000000" w:sz="4"/>
+              <w:left w:val="single" w:color="000000" w:sz="4"/>
+              <w:bottom w:val="single" w:color="000000" w:sz="4"/>
+              <w:right w:val="single" w:color="000000" w:sz="4"/>
+            </w:tcBorders>
+            <w:tcMar>
+              <w:top w:type="dxa" w:w="30"/>
+              <w:left w:type="dxa" w:w="70"/>
+              <w:bottom w:type="dxa" w:w="30"/>
+              <w:right w:type="dxa" w:w="70"/>
+            </w:tcMar>
+            <w:vAlign w:val="center"/>
+          </w:tcPr>
+          <w:p>
+            <w:pPr>
+              <w:keepNext w:val="false"/>
+              <w:spacing w:after="0" w:before="0" w:line="240" w:lineRule="auto"/>
+              <w:jc w:val="left"/>
+            </w:pPr>
+            <w:r>
+              <w:rPr>
+                <w:rFonts w:ascii="Times New Roman" w:cs="Times New Roman" w:eastAsia="Times New Roman" w:hAnsi="Times New Roman"/>
+                <w:b w:val="false"/>
+                <w:bCs w:val="false"/>
+                <w:i w:val="false"/>
+                <w:iCs w:val="false"/>
+                <w:sz w:val="20"/>
+                <w:szCs w:val="20"/>
+              </w:rPr>
+              <w:t xml:space="preserve">Xóa khỏi danh sách xe đăng ký; lịch sử ra vào theo dòng 7</w:t>
             </w:r>
           </w:p>
         </w:tc>
@@ -3467,50 +3517,50 @@
                 <w:sz w:val="20"/>
                 <w:szCs w:val="20"/>
               </w:rPr>
-              <w:t xml:space="preserve">11</w:t>
-            </w:r>
-          </w:p>
-        </w:tc>
-        <w:tc>
-          <w:tcPr>
-            <w:tcW w:type="dxa" w:w="1530"/>
-            <w:tcBorders>
-              <w:top w:val="single" w:color="000000" w:sz="4"/>
-              <w:left w:val="single" w:color="000000" w:sz="4"/>
-              <w:bottom w:val="single" w:color="000000" w:sz="4"/>
-              <w:right w:val="single" w:color="000000" w:sz="4"/>
-            </w:tcBorders>
-            <w:tcMar>
-              <w:top w:type="dxa" w:w="30"/>
-              <w:left w:type="dxa" w:w="70"/>
-              <w:bottom w:type="dxa" w:w="30"/>
-              <w:right w:type="dxa" w:w="70"/>
-            </w:tcMar>
-            <w:vAlign w:val="center"/>
-          </w:tcPr>
-          <w:p>
-            <w:pPr>
-              <w:keepNext w:val="false"/>
-              <w:spacing w:after="0" w:before="0" w:line="240" w:lineRule="auto"/>
-              <w:jc w:val="left"/>
-            </w:pPr>
-            <w:r>
-              <w:rPr>
-                <w:rFonts w:ascii="Times New Roman" w:cs="Times New Roman" w:eastAsia="Times New Roman" w:hAnsi="Times New Roman"/>
-                <w:b w:val="false"/>
-                <w:bCs w:val="false"/>
-                <w:i w:val="false"/>
-                <w:iCs w:val="false"/>
-                <w:sz w:val="20"/>
-                <w:szCs w:val="20"/>
-              </w:rPr>
-              <w:t xml:space="preserve">Nhật ký hệ thống (đăng nhập, xem lại, trích xuất, thay đổi cấu hình, xóa)</w:t>
-            </w:r>
-          </w:p>
-        </w:tc>
-        <w:tc>
-          <w:tcPr>
-            <w:tcW w:type="dxa" w:w="1480"/>
+              <w:t xml:space="preserve">9</w:t>
+            </w:r>
+          </w:p>
+        </w:tc>
+        <w:tc>
+          <w:tcPr>
+            <w:tcW w:type="dxa" w:w="1519"/>
+            <w:tcBorders>
+              <w:top w:val="single" w:color="000000" w:sz="4"/>
+              <w:left w:val="single" w:color="000000" w:sz="4"/>
+              <w:bottom w:val="single" w:color="000000" w:sz="4"/>
+              <w:right w:val="single" w:color="000000" w:sz="4"/>
+            </w:tcBorders>
+            <w:tcMar>
+              <w:top w:type="dxa" w:w="30"/>
+              <w:left w:type="dxa" w:w="70"/>
+              <w:bottom w:type="dxa" w:w="30"/>
+              <w:right w:type="dxa" w:w="70"/>
+            </w:tcMar>
+            <w:vAlign w:val="center"/>
+          </w:tcPr>
+          <w:p>
+            <w:pPr>
+              <w:keepNext w:val="false"/>
+              <w:spacing w:after="0" w:before="0" w:line="240" w:lineRule="auto"/>
+              <w:jc w:val="left"/>
+            </w:pPr>
+            <w:r>
+              <w:rPr>
+                <w:rFonts w:ascii="Times New Roman" w:cs="Times New Roman" w:eastAsia="Times New Roman" w:hAnsi="Times New Roman"/>
+                <w:b w:val="false"/>
+                <w:bCs w:val="false"/>
+                <w:i w:val="false"/>
+                <w:iCs w:val="false"/>
+                <w:sz w:val="20"/>
+                <w:szCs w:val="20"/>
+              </w:rPr>
+              <w:t xml:space="preserve">Ảnh thẻ căn cước của khách (nếu có)</w:t>
+            </w:r>
+          </w:p>
+        </w:tc>
+        <w:tc>
+          <w:tcPr>
+            <w:tcW w:type="dxa" w:w="1519"/>
             <w:tcBorders>
               <w:top w:val="single" w:color="000000" w:sz="4"/>
               <w:left w:val="single" w:color="000000" w:sz="4"/>
@@ -3542,118 +3592,118 @@
                 <w:szCs w:val="20"/>
                 <w:highlight w:val="yellow"/>
               </w:rPr>
-              <w:t xml:space="preserve">12 tháng</w:t>
-            </w:r>
-          </w:p>
-        </w:tc>
-        <w:tc>
-          <w:tcPr>
-            <w:tcW w:type="dxa" w:w="2850"/>
-            <w:tcBorders>
-              <w:top w:val="single" w:color="000000" w:sz="4"/>
-              <w:left w:val="single" w:color="000000" w:sz="4"/>
-              <w:bottom w:val="single" w:color="000000" w:sz="4"/>
-              <w:right w:val="single" w:color="000000" w:sz="4"/>
-            </w:tcBorders>
-            <w:tcMar>
-              <w:top w:type="dxa" w:w="30"/>
-              <w:left w:type="dxa" w:w="70"/>
-              <w:bottom w:type="dxa" w:w="30"/>
-              <w:right w:type="dxa" w:w="70"/>
-            </w:tcMar>
-            <w:vAlign w:val="center"/>
-          </w:tcPr>
-          <w:p>
-            <w:pPr>
-              <w:keepNext w:val="false"/>
-              <w:spacing w:after="0" w:before="0" w:line="240" w:lineRule="auto"/>
-              <w:jc w:val="left"/>
-            </w:pPr>
-            <w:r>
-              <w:rPr>
-                <w:rFonts w:ascii="Times New Roman" w:cs="Times New Roman" w:eastAsia="Times New Roman" w:hAnsi="Times New Roman"/>
-                <w:b w:val="false"/>
-                <w:bCs w:val="false"/>
-                <w:i w:val="false"/>
-                <w:iCs w:val="false"/>
-                <w:sz w:val="20"/>
-                <w:szCs w:val="20"/>
-              </w:rPr>
-              <w:t xml:space="preserve">Theo dõi, phát hiện xâm phạm dữ liệu sinh trắc học (điểm a khoản 4 Điều 31 Luật BVDLCN); {{điểm c khoản 6 Điều 16 Nghị định số 333/2026/NĐ-CP/khuyến nghị nội bộ}}</w:t>
-            </w:r>
-          </w:p>
-        </w:tc>
-        <w:tc>
-          <w:tcPr>
-            <w:tcW w:type="dxa" w:w="1235"/>
-            <w:tcBorders>
-              <w:top w:val="single" w:color="000000" w:sz="4"/>
-              <w:left w:val="single" w:color="000000" w:sz="4"/>
-              <w:bottom w:val="single" w:color="000000" w:sz="4"/>
-              <w:right w:val="single" w:color="000000" w:sz="4"/>
-            </w:tcBorders>
-            <w:tcMar>
-              <w:top w:type="dxa" w:w="30"/>
-              <w:left w:type="dxa" w:w="70"/>
-              <w:bottom w:type="dxa" w:w="30"/>
-              <w:right w:type="dxa" w:w="70"/>
-            </w:tcMar>
-            <w:vAlign w:val="center"/>
-          </w:tcPr>
-          <w:p>
-            <w:pPr>
-              <w:keepNext w:val="false"/>
-              <w:spacing w:after="0" w:before="0" w:line="240" w:lineRule="auto"/>
-              <w:jc w:val="left"/>
-            </w:pPr>
-            <w:r>
-              <w:rPr>
-                <w:rFonts w:ascii="Times New Roman" w:cs="Times New Roman" w:eastAsia="Times New Roman" w:hAnsi="Times New Roman"/>
-                <w:b w:val="false"/>
-                <w:bCs w:val="false"/>
-                <w:i w:val="false"/>
-                <w:iCs w:val="false"/>
-                <w:sz w:val="20"/>
-                <w:szCs w:val="20"/>
-              </w:rPr>
-              <w:t xml:space="preserve">Hết thời hạn</w:t>
-            </w:r>
-          </w:p>
-        </w:tc>
-        <w:tc>
-          <w:tcPr>
-            <w:tcW w:type="dxa" w:w="1400"/>
-            <w:tcBorders>
-              <w:top w:val="single" w:color="000000" w:sz="4"/>
-              <w:left w:val="single" w:color="000000" w:sz="4"/>
-              <w:bottom w:val="single" w:color="000000" w:sz="4"/>
-              <w:right w:val="single" w:color="000000" w:sz="4"/>
-            </w:tcBorders>
-            <w:tcMar>
-              <w:top w:type="dxa" w:w="30"/>
-              <w:left w:type="dxa" w:w="70"/>
-              <w:bottom w:type="dxa" w:w="30"/>
-              <w:right w:type="dxa" w:w="70"/>
-            </w:tcMar>
-            <w:vAlign w:val="center"/>
-          </w:tcPr>
-          <w:p>
-            <w:pPr>
-              <w:keepNext w:val="false"/>
-              <w:spacing w:after="0" w:before="0" w:line="240" w:lineRule="auto"/>
-              <w:jc w:val="left"/>
-            </w:pPr>
-            <w:r>
-              <w:rPr>
-                <w:rFonts w:ascii="Times New Roman" w:cs="Times New Roman" w:eastAsia="Times New Roman" w:hAnsi="Times New Roman"/>
-                <w:b w:val="false"/>
-                <w:bCs w:val="false"/>
-                <w:i w:val="false"/>
-                <w:iCs w:val="false"/>
-                <w:sz w:val="20"/>
-                <w:szCs w:val="20"/>
-              </w:rPr>
-              <w:t xml:space="preserve">Xóa tự động; nhật ký không cho sửa trước khi hết hạn</w:t>
+              <w:t xml:space="preserve">không lưu</w:t>
+            </w:r>
+          </w:p>
+        </w:tc>
+        <w:tc>
+          <w:tcPr>
+            <w:tcW w:type="dxa" w:w="2839"/>
+            <w:tcBorders>
+              <w:top w:val="single" w:color="000000" w:sz="4"/>
+              <w:left w:val="single" w:color="000000" w:sz="4"/>
+              <w:bottom w:val="single" w:color="000000" w:sz="4"/>
+              <w:right w:val="single" w:color="000000" w:sz="4"/>
+            </w:tcBorders>
+            <w:tcMar>
+              <w:top w:type="dxa" w:w="30"/>
+              <w:left w:type="dxa" w:w="70"/>
+              <w:bottom w:type="dxa" w:w="30"/>
+              <w:right w:type="dxa" w:w="70"/>
+            </w:tcMar>
+            <w:vAlign w:val="center"/>
+          </w:tcPr>
+          <w:p>
+            <w:pPr>
+              <w:keepNext w:val="false"/>
+              <w:spacing w:after="0" w:before="0" w:line="240" w:lineRule="auto"/>
+              <w:jc w:val="left"/>
+            </w:pPr>
+            <w:r>
+              <w:rPr>
+                <w:rFonts w:ascii="Times New Roman" w:cs="Times New Roman" w:eastAsia="Times New Roman" w:hAnsi="Times New Roman"/>
+                <w:b w:val="false"/>
+                <w:bCs w:val="false"/>
+                <w:i w:val="false"/>
+                <w:iCs w:val="false"/>
+                <w:sz w:val="20"/>
+                <w:szCs w:val="20"/>
+              </w:rPr>
+              <w:t xml:space="preserve">Dữ liệu nhạy cảm (điểm i khoản 1 Điều 4 Nghị định số 356/2025/NĐ-CP); chỉ trích thông tin cần thiết</w:t>
+            </w:r>
+          </w:p>
+        </w:tc>
+        <w:tc>
+          <w:tcPr>
+            <w:tcW w:type="dxa" w:w="1227"/>
+            <w:tcBorders>
+              <w:top w:val="single" w:color="000000" w:sz="4"/>
+              <w:left w:val="single" w:color="000000" w:sz="4"/>
+              <w:bottom w:val="single" w:color="000000" w:sz="4"/>
+              <w:right w:val="single" w:color="000000" w:sz="4"/>
+            </w:tcBorders>
+            <w:tcMar>
+              <w:top w:type="dxa" w:w="30"/>
+              <w:left w:type="dxa" w:w="70"/>
+              <w:bottom w:type="dxa" w:w="30"/>
+              <w:right w:type="dxa" w:w="70"/>
+            </w:tcMar>
+            <w:vAlign w:val="center"/>
+          </w:tcPr>
+          <w:p>
+            <w:pPr>
+              <w:keepNext w:val="false"/>
+              <w:spacing w:after="0" w:before="0" w:line="240" w:lineRule="auto"/>
+              <w:jc w:val="left"/>
+            </w:pPr>
+            <w:r>
+              <w:rPr>
+                <w:rFonts w:ascii="Times New Roman" w:cs="Times New Roman" w:eastAsia="Times New Roman" w:hAnsi="Times New Roman"/>
+                <w:b w:val="false"/>
+                <w:bCs w:val="false"/>
+                <w:i w:val="false"/>
+                <w:iCs w:val="false"/>
+                <w:sz w:val="20"/>
+                <w:szCs w:val="20"/>
+              </w:rPr>
+              <w:t xml:space="preserve">Ngay sau khi đối chiếu</w:t>
+            </w:r>
+          </w:p>
+        </w:tc>
+        <w:tc>
+          <w:tcPr>
+            <w:tcW w:type="dxa" w:w="1391"/>
+            <w:tcBorders>
+              <w:top w:val="single" w:color="000000" w:sz="4"/>
+              <w:left w:val="single" w:color="000000" w:sz="4"/>
+              <w:bottom w:val="single" w:color="000000" w:sz="4"/>
+              <w:right w:val="single" w:color="000000" w:sz="4"/>
+            </w:tcBorders>
+            <w:tcMar>
+              <w:top w:type="dxa" w:w="30"/>
+              <w:left w:type="dxa" w:w="70"/>
+              <w:bottom w:type="dxa" w:w="30"/>
+              <w:right w:type="dxa" w:w="70"/>
+            </w:tcMar>
+            <w:vAlign w:val="center"/>
+          </w:tcPr>
+          <w:p>
+            <w:pPr>
+              <w:keepNext w:val="false"/>
+              <w:spacing w:after="0" w:before="0" w:line="240" w:lineRule="auto"/>
+              <w:jc w:val="left"/>
+            </w:pPr>
+            <w:r>
+              <w:rPr>
+                <w:rFonts w:ascii="Times New Roman" w:cs="Times New Roman" w:eastAsia="Times New Roman" w:hAnsi="Times New Roman"/>
+                <w:b w:val="false"/>
+                <w:bCs w:val="false"/>
+                <w:i w:val="false"/>
+                <w:iCs w:val="false"/>
+                <w:sz w:val="20"/>
+                <w:szCs w:val="20"/>
+              </w:rPr>
+              <w:t xml:space="preserve">Không lưu ảnh; nếu đã chụp, xóa ngay</w:t>
             </w:r>
           </w:p>
         </w:tc>
@@ -3696,50 +3746,50 @@
                 <w:sz w:val="20"/>
                 <w:szCs w:val="20"/>
               </w:rPr>
-              <w:t xml:space="preserve">12</w:t>
-            </w:r>
-          </w:p>
-        </w:tc>
-        <w:tc>
-          <w:tcPr>
-            <w:tcW w:type="dxa" w:w="1530"/>
-            <w:tcBorders>
-              <w:top w:val="single" w:color="000000" w:sz="4"/>
-              <w:left w:val="single" w:color="000000" w:sz="4"/>
-              <w:bottom w:val="single" w:color="000000" w:sz="4"/>
-              <w:right w:val="single" w:color="000000" w:sz="4"/>
-            </w:tcBorders>
-            <w:tcMar>
-              <w:top w:type="dxa" w:w="30"/>
-              <w:left w:type="dxa" w:w="70"/>
-              <w:bottom w:type="dxa" w:w="30"/>
-              <w:right w:type="dxa" w:w="70"/>
-            </w:tcMar>
-            <w:vAlign w:val="center"/>
-          </w:tcPr>
-          <w:p>
-            <w:pPr>
-              <w:keepNext w:val="false"/>
-              <w:spacing w:after="0" w:before="0" w:line="240" w:lineRule="auto"/>
-              <w:jc w:val="left"/>
-            </w:pPr>
-            <w:r>
-              <w:rPr>
-                <w:rFonts w:ascii="Times New Roman" w:cs="Times New Roman" w:eastAsia="Times New Roman" w:hAnsi="Times New Roman"/>
-                <w:b w:val="false"/>
-                <w:bCs w:val="false"/>
-                <w:i w:val="false"/>
-                <w:iCs w:val="false"/>
-                <w:sz w:val="20"/>
-                <w:szCs w:val="20"/>
-              </w:rPr>
-              <w:t xml:space="preserve">Nhật ký đồng ý và rút lại đồng ý</w:t>
-            </w:r>
-          </w:p>
-        </w:tc>
-        <w:tc>
-          <w:tcPr>
-            <w:tcW w:type="dxa" w:w="1480"/>
+              <w:t xml:space="preserve">10</w:t>
+            </w:r>
+          </w:p>
+        </w:tc>
+        <w:tc>
+          <w:tcPr>
+            <w:tcW w:type="dxa" w:w="1519"/>
+            <w:tcBorders>
+              <w:top w:val="single" w:color="000000" w:sz="4"/>
+              <w:left w:val="single" w:color="000000" w:sz="4"/>
+              <w:bottom w:val="single" w:color="000000" w:sz="4"/>
+              <w:right w:val="single" w:color="000000" w:sz="4"/>
+            </w:tcBorders>
+            <w:tcMar>
+              <w:top w:type="dxa" w:w="30"/>
+              <w:left w:type="dxa" w:w="70"/>
+              <w:bottom w:type="dxa" w:w="30"/>
+              <w:right w:type="dxa" w:w="70"/>
+            </w:tcMar>
+            <w:vAlign w:val="center"/>
+          </w:tcPr>
+          <w:p>
+            <w:pPr>
+              <w:keepNext w:val="false"/>
+              <w:spacing w:after="0" w:before="0" w:line="240" w:lineRule="auto"/>
+              <w:jc w:val="left"/>
+            </w:pPr>
+            <w:r>
+              <w:rPr>
+                <w:rFonts w:ascii="Times New Roman" w:cs="Times New Roman" w:eastAsia="Times New Roman" w:hAnsi="Times New Roman"/>
+                <w:b w:val="false"/>
+                <w:bCs w:val="false"/>
+                <w:i w:val="false"/>
+                <w:iCs w:val="false"/>
+                <w:sz w:val="20"/>
+                <w:szCs w:val="20"/>
+              </w:rPr>
+              <w:t xml:space="preserve">Video, hình ảnh, dữ liệu nhận diện đã trích xuất cho cơ quan nhà nước có thẩm quyền</w:t>
+            </w:r>
+          </w:p>
+        </w:tc>
+        <w:tc>
+          <w:tcPr>
+            <w:tcW w:type="dxa" w:w="1519"/>
             <w:tcBorders>
               <w:top w:val="single" w:color="000000" w:sz="4"/>
               <w:left w:val="single" w:color="000000" w:sz="4"/>
@@ -3771,118 +3821,118 @@
                 <w:szCs w:val="20"/>
                 <w:highlight w:val="yellow"/>
               </w:rPr>
-              <w:t xml:space="preserve">suốt thời gian xử lý và 03 năm sau khi kết thúc</w:t>
-            </w:r>
-          </w:p>
-        </w:tc>
-        <w:tc>
-          <w:tcPr>
-            <w:tcW w:type="dxa" w:w="2850"/>
-            <w:tcBorders>
-              <w:top w:val="single" w:color="000000" w:sz="4"/>
-              <w:left w:val="single" w:color="000000" w:sz="4"/>
-              <w:bottom w:val="single" w:color="000000" w:sz="4"/>
-              <w:right w:val="single" w:color="000000" w:sz="4"/>
-            </w:tcBorders>
-            <w:tcMar>
-              <w:top w:type="dxa" w:w="30"/>
-              <w:left w:type="dxa" w:w="70"/>
-              <w:bottom w:type="dxa" w:w="30"/>
-              <w:right w:type="dxa" w:w="70"/>
-            </w:tcMar>
-            <w:vAlign w:val="center"/>
-          </w:tcPr>
-          <w:p>
-            <w:pPr>
-              <w:keepNext w:val="false"/>
-              <w:spacing w:after="0" w:before="0" w:line="240" w:lineRule="auto"/>
-              <w:jc w:val="left"/>
-            </w:pPr>
-            <w:r>
-              <w:rPr>
-                <w:rFonts w:ascii="Times New Roman" w:cs="Times New Roman" w:eastAsia="Times New Roman" w:hAnsi="Times New Roman"/>
-                <w:b w:val="false"/>
-                <w:bCs w:val="false"/>
-                <w:i w:val="false"/>
-                <w:iCs w:val="false"/>
-                <w:sz w:val="20"/>
-                <w:szCs w:val="20"/>
-              </w:rPr>
-              <w:t xml:space="preserve">Chứng minh sự đồng ý (khoản 2 Điều 6 Nghị định số 356/2025/NĐ-CP)</w:t>
-            </w:r>
-          </w:p>
-        </w:tc>
-        <w:tc>
-          <w:tcPr>
-            <w:tcW w:type="dxa" w:w="1235"/>
-            <w:tcBorders>
-              <w:top w:val="single" w:color="000000" w:sz="4"/>
-              <w:left w:val="single" w:color="000000" w:sz="4"/>
-              <w:bottom w:val="single" w:color="000000" w:sz="4"/>
-              <w:right w:val="single" w:color="000000" w:sz="4"/>
-            </w:tcBorders>
-            <w:tcMar>
-              <w:top w:type="dxa" w:w="30"/>
-              <w:left w:type="dxa" w:w="70"/>
-              <w:bottom w:type="dxa" w:w="30"/>
-              <w:right w:type="dxa" w:w="70"/>
-            </w:tcMar>
-            <w:vAlign w:val="center"/>
-          </w:tcPr>
-          <w:p>
-            <w:pPr>
-              <w:keepNext w:val="false"/>
-              <w:spacing w:after="0" w:before="0" w:line="240" w:lineRule="auto"/>
-              <w:jc w:val="left"/>
-            </w:pPr>
-            <w:r>
-              <w:rPr>
-                <w:rFonts w:ascii="Times New Roman" w:cs="Times New Roman" w:eastAsia="Times New Roman" w:hAnsi="Times New Roman"/>
-                <w:b w:val="false"/>
-                <w:bCs w:val="false"/>
-                <w:i w:val="false"/>
-                <w:iCs w:val="false"/>
-                <w:sz w:val="20"/>
-                <w:szCs w:val="20"/>
-              </w:rPr>
-              <w:t xml:space="preserve">Hết thời hạn</w:t>
-            </w:r>
-          </w:p>
-        </w:tc>
-        <w:tc>
-          <w:tcPr>
-            <w:tcW w:type="dxa" w:w="1400"/>
-            <w:tcBorders>
-              <w:top w:val="single" w:color="000000" w:sz="4"/>
-              <w:left w:val="single" w:color="000000" w:sz="4"/>
-              <w:bottom w:val="single" w:color="000000" w:sz="4"/>
-              <w:right w:val="single" w:color="000000" w:sz="4"/>
-            </w:tcBorders>
-            <w:tcMar>
-              <w:top w:type="dxa" w:w="30"/>
-              <w:left w:type="dxa" w:w="70"/>
-              <w:bottom w:type="dxa" w:w="30"/>
-              <w:right w:type="dxa" w:w="70"/>
-            </w:tcMar>
-            <w:vAlign w:val="center"/>
-          </w:tcPr>
-          <w:p>
-            <w:pPr>
-              <w:keepNext w:val="false"/>
-              <w:spacing w:after="0" w:before="0" w:line="240" w:lineRule="auto"/>
-              <w:jc w:val="left"/>
-            </w:pPr>
-            <w:r>
-              <w:rPr>
-                <w:rFonts w:ascii="Times New Roman" w:cs="Times New Roman" w:eastAsia="Times New Roman" w:hAnsi="Times New Roman"/>
-                <w:b w:val="false"/>
-                <w:bCs w:val="false"/>
-                <w:i w:val="false"/>
-                <w:iCs w:val="false"/>
-                <w:sz w:val="20"/>
-                <w:szCs w:val="20"/>
-              </w:rPr>
-              <w:t xml:space="preserve">Xóa theo lô, lập biên bản</w:t>
+              <w:t xml:space="preserve">đến khi vụ việc kết thúc, rà soát 06 tháng/lần</w:t>
+            </w:r>
+          </w:p>
+        </w:tc>
+        <w:tc>
+          <w:tcPr>
+            <w:tcW w:type="dxa" w:w="2839"/>
+            <w:tcBorders>
+              <w:top w:val="single" w:color="000000" w:sz="4"/>
+              <w:left w:val="single" w:color="000000" w:sz="4"/>
+              <w:bottom w:val="single" w:color="000000" w:sz="4"/>
+              <w:right w:val="single" w:color="000000" w:sz="4"/>
+            </w:tcBorders>
+            <w:tcMar>
+              <w:top w:type="dxa" w:w="30"/>
+              <w:left w:type="dxa" w:w="70"/>
+              <w:bottom w:type="dxa" w:w="30"/>
+              <w:right w:type="dxa" w:w="70"/>
+            </w:tcMar>
+            <w:vAlign w:val="center"/>
+          </w:tcPr>
+          <w:p>
+            <w:pPr>
+              <w:keepNext w:val="false"/>
+              <w:spacing w:after="0" w:before="0" w:line="240" w:lineRule="auto"/>
+              <w:jc w:val="left"/>
+            </w:pPr>
+            <w:r>
+              <w:rPr>
+                <w:rFonts w:ascii="Times New Roman" w:cs="Times New Roman" w:eastAsia="Times New Roman" w:hAnsi="Times New Roman"/>
+                <w:b w:val="false"/>
+                <w:bCs w:val="false"/>
+                <w:i w:val="false"/>
+                <w:iCs w:val="false"/>
+                <w:sz w:val="20"/>
+                <w:szCs w:val="20"/>
+              </w:rPr>
+              <w:t xml:space="preserve">Theo yêu cầu bằng văn bản; bảo đảm đối chiếu được bản đã giao</w:t>
+            </w:r>
+          </w:p>
+        </w:tc>
+        <w:tc>
+          <w:tcPr>
+            <w:tcW w:type="dxa" w:w="1227"/>
+            <w:tcBorders>
+              <w:top w:val="single" w:color="000000" w:sz="4"/>
+              <w:left w:val="single" w:color="000000" w:sz="4"/>
+              <w:bottom w:val="single" w:color="000000" w:sz="4"/>
+              <w:right w:val="single" w:color="000000" w:sz="4"/>
+            </w:tcBorders>
+            <w:tcMar>
+              <w:top w:type="dxa" w:w="30"/>
+              <w:left w:type="dxa" w:w="70"/>
+              <w:bottom w:type="dxa" w:w="30"/>
+              <w:right w:type="dxa" w:w="70"/>
+            </w:tcMar>
+            <w:vAlign w:val="center"/>
+          </w:tcPr>
+          <w:p>
+            <w:pPr>
+              <w:keepNext w:val="false"/>
+              <w:spacing w:after="0" w:before="0" w:line="240" w:lineRule="auto"/>
+              <w:jc w:val="left"/>
+            </w:pPr>
+            <w:r>
+              <w:rPr>
+                <w:rFonts w:ascii="Times New Roman" w:cs="Times New Roman" w:eastAsia="Times New Roman" w:hAnsi="Times New Roman"/>
+                <w:b w:val="false"/>
+                <w:bCs w:val="false"/>
+                <w:i w:val="false"/>
+                <w:iCs w:val="false"/>
+                <w:sz w:val="20"/>
+                <w:szCs w:val="20"/>
+              </w:rPr>
+              <w:t xml:space="preserve">Cơ quan thông báo kết thúc, hoặc rà soát định kỳ không còn cần</w:t>
+            </w:r>
+          </w:p>
+        </w:tc>
+        <w:tc>
+          <w:tcPr>
+            <w:tcW w:type="dxa" w:w="1391"/>
+            <w:tcBorders>
+              <w:top w:val="single" w:color="000000" w:sz="4"/>
+              <w:left w:val="single" w:color="000000" w:sz="4"/>
+              <w:bottom w:val="single" w:color="000000" w:sz="4"/>
+              <w:right w:val="single" w:color="000000" w:sz="4"/>
+            </w:tcBorders>
+            <w:tcMar>
+              <w:top w:type="dxa" w:w="30"/>
+              <w:left w:type="dxa" w:w="70"/>
+              <w:bottom w:type="dxa" w:w="30"/>
+              <w:right w:type="dxa" w:w="70"/>
+            </w:tcMar>
+            <w:vAlign w:val="center"/>
+          </w:tcPr>
+          <w:p>
+            <w:pPr>
+              <w:keepNext w:val="false"/>
+              <w:spacing w:after="0" w:before="0" w:line="240" w:lineRule="auto"/>
+              <w:jc w:val="left"/>
+            </w:pPr>
+            <w:r>
+              <w:rPr>
+                <w:rFonts w:ascii="Times New Roman" w:cs="Times New Roman" w:eastAsia="Times New Roman" w:hAnsi="Times New Roman"/>
+                <w:b w:val="false"/>
+                <w:bCs w:val="false"/>
+                <w:i w:val="false"/>
+                <w:iCs w:val="false"/>
+                <w:sz w:val="20"/>
+                <w:szCs w:val="20"/>
+              </w:rPr>
+              <w:t xml:space="preserve">Xóa bản gốc trích xuất và giá trị băm; lập biên bản</w:t>
             </w:r>
           </w:p>
         </w:tc>
@@ -3925,124 +3975,125 @@
                 <w:sz w:val="20"/>
                 <w:szCs w:val="20"/>
               </w:rPr>
-              <w:t xml:space="preserve">13</w:t>
-            </w:r>
-          </w:p>
-        </w:tc>
-        <w:tc>
-          <w:tcPr>
-            <w:tcW w:type="dxa" w:w="1530"/>
-            <w:tcBorders>
-              <w:top w:val="single" w:color="000000" w:sz="4"/>
-              <w:left w:val="single" w:color="000000" w:sz="4"/>
-              <w:bottom w:val="single" w:color="000000" w:sz="4"/>
-              <w:right w:val="single" w:color="000000" w:sz="4"/>
-            </w:tcBorders>
-            <w:tcMar>
-              <w:top w:type="dxa" w:w="30"/>
-              <w:left w:type="dxa" w:w="70"/>
-              <w:bottom w:type="dxa" w:w="30"/>
-              <w:right w:type="dxa" w:w="70"/>
-            </w:tcMar>
-            <w:vAlign w:val="center"/>
-          </w:tcPr>
-          <w:p>
-            <w:pPr>
-              <w:keepNext w:val="false"/>
-              <w:spacing w:after="0" w:before="0" w:line="240" w:lineRule="auto"/>
-              <w:jc w:val="left"/>
-            </w:pPr>
-            <w:r>
-              <w:rPr>
-                <w:rFonts w:ascii="Times New Roman" w:cs="Times New Roman" w:eastAsia="Times New Roman" w:hAnsi="Times New Roman"/>
-                <w:b w:val="false"/>
-                <w:bCs w:val="false"/>
-                <w:i w:val="false"/>
-                <w:iCs w:val="false"/>
-                <w:sz w:val="20"/>
-                <w:szCs w:val="20"/>
-              </w:rPr>
-              <w:t xml:space="preserve">Hồ sơ sự cố lộ, mất dữ liệu khuôn mặt, vị trí</w:t>
-            </w:r>
-          </w:p>
-        </w:tc>
-        <w:tc>
-          <w:tcPr>
-            <w:tcW w:type="dxa" w:w="1480"/>
-            <w:tcBorders>
-              <w:top w:val="single" w:color="000000" w:sz="4"/>
-              <w:left w:val="single" w:color="000000" w:sz="4"/>
-              <w:bottom w:val="single" w:color="000000" w:sz="4"/>
-              <w:right w:val="single" w:color="000000" w:sz="4"/>
-            </w:tcBorders>
-            <w:tcMar>
-              <w:top w:type="dxa" w:w="30"/>
-              <w:left w:type="dxa" w:w="70"/>
-              <w:bottom w:type="dxa" w:w="30"/>
-              <w:right w:type="dxa" w:w="70"/>
-            </w:tcMar>
-            <w:vAlign w:val="center"/>
-          </w:tcPr>
-          <w:p>
-            <w:pPr>
-              <w:keepNext w:val="false"/>
-              <w:spacing w:after="0" w:before="0" w:line="240" w:lineRule="auto"/>
-              <w:jc w:val="left"/>
-            </w:pPr>
-            <w:r>
-              <w:rPr>
-                <w:rFonts w:ascii="Times New Roman" w:cs="Times New Roman" w:eastAsia="Times New Roman" w:hAnsi="Times New Roman"/>
-                <w:b w:val="false"/>
-                <w:bCs w:val="false"/>
-                <w:i w:val="false"/>
-                <w:iCs w:val="false"/>
-                <w:sz w:val="20"/>
-                <w:szCs w:val="20"/>
-              </w:rPr>
-              <w:t xml:space="preserve">Tối thiểu 05 năm kể từ ngày khắc phục xong sự cố</w:t>
-            </w:r>
-          </w:p>
-        </w:tc>
-        <w:tc>
-          <w:tcPr>
-            <w:tcW w:type="dxa" w:w="2850"/>
-            <w:tcBorders>
-              <w:top w:val="single" w:color="000000" w:sz="4"/>
-              <w:left w:val="single" w:color="000000" w:sz="4"/>
-              <w:bottom w:val="single" w:color="000000" w:sz="4"/>
-              <w:right w:val="single" w:color="000000" w:sz="4"/>
-            </w:tcBorders>
-            <w:tcMar>
-              <w:top w:type="dxa" w:w="30"/>
-              <w:left w:type="dxa" w:w="70"/>
-              <w:bottom w:type="dxa" w:w="30"/>
-              <w:right w:type="dxa" w:w="70"/>
-            </w:tcMar>
-            <w:vAlign w:val="center"/>
-          </w:tcPr>
-          <w:p>
-            <w:pPr>
-              <w:keepNext w:val="false"/>
-              <w:spacing w:after="0" w:before="0" w:line="240" w:lineRule="auto"/>
-              <w:jc w:val="left"/>
-            </w:pPr>
-            <w:r>
-              <w:rPr>
-                <w:rFonts w:ascii="Times New Roman" w:cs="Times New Roman" w:eastAsia="Times New Roman" w:hAnsi="Times New Roman"/>
-                <w:b w:val="false"/>
-                <w:bCs w:val="false"/>
-                <w:i w:val="false"/>
-                <w:iCs w:val="false"/>
-                <w:sz w:val="20"/>
-                <w:szCs w:val="20"/>
-              </w:rPr>
-              <w:t xml:space="preserve">Điểm c khoản 1 Điều 29 Nghị định số 356/2025/NĐ-CP</w:t>
-            </w:r>
-          </w:p>
-        </w:tc>
-        <w:tc>
-          <w:tcPr>
-            <w:tcW w:type="dxa" w:w="1235"/>
+              <w:t xml:space="preserve">11</w:t>
+            </w:r>
+          </w:p>
+        </w:tc>
+        <w:tc>
+          <w:tcPr>
+            <w:tcW w:type="dxa" w:w="1519"/>
+            <w:tcBorders>
+              <w:top w:val="single" w:color="000000" w:sz="4"/>
+              <w:left w:val="single" w:color="000000" w:sz="4"/>
+              <w:bottom w:val="single" w:color="000000" w:sz="4"/>
+              <w:right w:val="single" w:color="000000" w:sz="4"/>
+            </w:tcBorders>
+            <w:tcMar>
+              <w:top w:type="dxa" w:w="30"/>
+              <w:left w:type="dxa" w:w="70"/>
+              <w:bottom w:type="dxa" w:w="30"/>
+              <w:right w:type="dxa" w:w="70"/>
+            </w:tcMar>
+            <w:vAlign w:val="center"/>
+          </w:tcPr>
+          <w:p>
+            <w:pPr>
+              <w:keepNext w:val="false"/>
+              <w:spacing w:after="0" w:before="0" w:line="240" w:lineRule="auto"/>
+              <w:jc w:val="left"/>
+            </w:pPr>
+            <w:r>
+              <w:rPr>
+                <w:rFonts w:ascii="Times New Roman" w:cs="Times New Roman" w:eastAsia="Times New Roman" w:hAnsi="Times New Roman"/>
+                <w:b w:val="false"/>
+                <w:bCs w:val="false"/>
+                <w:i w:val="false"/>
+                <w:iCs w:val="false"/>
+                <w:sz w:val="20"/>
+                <w:szCs w:val="20"/>
+              </w:rPr>
+              <w:t xml:space="preserve">Nhật ký hệ thống (đăng nhập, xem lại, trích xuất, thay đổi cấu hình, xóa)</w:t>
+            </w:r>
+          </w:p>
+        </w:tc>
+        <w:tc>
+          <w:tcPr>
+            <w:tcW w:type="dxa" w:w="1519"/>
+            <w:tcBorders>
+              <w:top w:val="single" w:color="000000" w:sz="4"/>
+              <w:left w:val="single" w:color="000000" w:sz="4"/>
+              <w:bottom w:val="single" w:color="000000" w:sz="4"/>
+              <w:right w:val="single" w:color="000000" w:sz="4"/>
+            </w:tcBorders>
+            <w:tcMar>
+              <w:top w:type="dxa" w:w="30"/>
+              <w:left w:type="dxa" w:w="70"/>
+              <w:bottom w:type="dxa" w:w="30"/>
+              <w:right w:type="dxa" w:w="70"/>
+            </w:tcMar>
+            <w:vAlign w:val="center"/>
+          </w:tcPr>
+          <w:p>
+            <w:pPr>
+              <w:keepNext w:val="false"/>
+              <w:spacing w:after="0" w:before="0" w:line="240" w:lineRule="auto"/>
+              <w:jc w:val="left"/>
+            </w:pPr>
+            <w:r>
+              <w:rPr>
+                <w:rFonts w:ascii="Times New Roman" w:cs="Times New Roman" w:eastAsia="Times New Roman" w:hAnsi="Times New Roman"/>
+                <w:b w:val="false"/>
+                <w:bCs w:val="false"/>
+                <w:i w:val="false"/>
+                <w:iCs w:val="false"/>
+                <w:sz w:val="20"/>
+                <w:szCs w:val="20"/>
+                <w:highlight w:val="yellow"/>
+              </w:rPr>
+              <w:t xml:space="preserve">12 tháng</w:t>
+            </w:r>
+          </w:p>
+        </w:tc>
+        <w:tc>
+          <w:tcPr>
+            <w:tcW w:type="dxa" w:w="2839"/>
+            <w:tcBorders>
+              <w:top w:val="single" w:color="000000" w:sz="4"/>
+              <w:left w:val="single" w:color="000000" w:sz="4"/>
+              <w:bottom w:val="single" w:color="000000" w:sz="4"/>
+              <w:right w:val="single" w:color="000000" w:sz="4"/>
+            </w:tcBorders>
+            <w:tcMar>
+              <w:top w:type="dxa" w:w="30"/>
+              <w:left w:type="dxa" w:w="70"/>
+              <w:bottom w:type="dxa" w:w="30"/>
+              <w:right w:type="dxa" w:w="70"/>
+            </w:tcMar>
+            <w:vAlign w:val="center"/>
+          </w:tcPr>
+          <w:p>
+            <w:pPr>
+              <w:keepNext w:val="false"/>
+              <w:spacing w:after="0" w:before="0" w:line="240" w:lineRule="auto"/>
+              <w:jc w:val="left"/>
+            </w:pPr>
+            <w:r>
+              <w:rPr>
+                <w:rFonts w:ascii="Times New Roman" w:cs="Times New Roman" w:eastAsia="Times New Roman" w:hAnsi="Times New Roman"/>
+                <w:b w:val="false"/>
+                <w:bCs w:val="false"/>
+                <w:i w:val="false"/>
+                <w:iCs w:val="false"/>
+                <w:sz w:val="20"/>
+                <w:szCs w:val="20"/>
+              </w:rPr>
+              <w:t xml:space="preserve">Theo dõi, phát hiện xâm phạm dữ liệu sinh trắc học (điểm a khoản 4 Điều 31 Luật BVDLCN); {{điểm c khoản 6 Điều 16 Nghị định số 333/2026/NĐ-CP/khuyến nghị nội bộ}}</w:t>
+            </w:r>
+          </w:p>
+        </w:tc>
+        <w:tc>
+          <w:tcPr>
+            <w:tcW w:type="dxa" w:w="1227"/>
             <w:tcBorders>
               <w:top w:val="single" w:color="000000" w:sz="4"/>
               <w:left w:val="single" w:color="000000" w:sz="4"/>
@@ -4079,38 +4130,38 @@
         </w:tc>
         <w:tc>
           <w:tcPr>
-            <w:tcW w:type="dxa" w:w="1400"/>
-            <w:tcBorders>
-              <w:top w:val="single" w:color="000000" w:sz="4"/>
-              <w:left w:val="single" w:color="000000" w:sz="4"/>
-              <w:bottom w:val="single" w:color="000000" w:sz="4"/>
-              <w:right w:val="single" w:color="000000" w:sz="4"/>
-            </w:tcBorders>
-            <w:tcMar>
-              <w:top w:type="dxa" w:w="30"/>
-              <w:left w:type="dxa" w:w="70"/>
-              <w:bottom w:type="dxa" w:w="30"/>
-              <w:right w:type="dxa" w:w="70"/>
-            </w:tcMar>
-            <w:vAlign w:val="center"/>
-          </w:tcPr>
-          <w:p>
-            <w:pPr>
-              <w:keepNext w:val="false"/>
-              <w:spacing w:after="0" w:before="0" w:line="240" w:lineRule="auto"/>
-              <w:jc w:val="left"/>
-            </w:pPr>
-            <w:r>
-              <w:rPr>
-                <w:rFonts w:ascii="Times New Roman" w:cs="Times New Roman" w:eastAsia="Times New Roman" w:hAnsi="Times New Roman"/>
-                <w:b w:val="false"/>
-                <w:bCs w:val="false"/>
-                <w:i w:val="false"/>
-                <w:iCs w:val="false"/>
-                <w:sz w:val="20"/>
-                <w:szCs w:val="20"/>
-              </w:rPr>
-              <w:t xml:space="preserve">Hủy hồ sơ, lập biên bản</w:t>
+            <w:tcW w:type="dxa" w:w="1391"/>
+            <w:tcBorders>
+              <w:top w:val="single" w:color="000000" w:sz="4"/>
+              <w:left w:val="single" w:color="000000" w:sz="4"/>
+              <w:bottom w:val="single" w:color="000000" w:sz="4"/>
+              <w:right w:val="single" w:color="000000" w:sz="4"/>
+            </w:tcBorders>
+            <w:tcMar>
+              <w:top w:type="dxa" w:w="30"/>
+              <w:left w:type="dxa" w:w="70"/>
+              <w:bottom w:type="dxa" w:w="30"/>
+              <w:right w:type="dxa" w:w="70"/>
+            </w:tcMar>
+            <w:vAlign w:val="center"/>
+          </w:tcPr>
+          <w:p>
+            <w:pPr>
+              <w:keepNext w:val="false"/>
+              <w:spacing w:after="0" w:before="0" w:line="240" w:lineRule="auto"/>
+              <w:jc w:val="left"/>
+            </w:pPr>
+            <w:r>
+              <w:rPr>
+                <w:rFonts w:ascii="Times New Roman" w:cs="Times New Roman" w:eastAsia="Times New Roman" w:hAnsi="Times New Roman"/>
+                <w:b w:val="false"/>
+                <w:bCs w:val="false"/>
+                <w:i w:val="false"/>
+                <w:iCs w:val="false"/>
+                <w:sz w:val="20"/>
+                <w:szCs w:val="20"/>
+              </w:rPr>
+              <w:t xml:space="preserve">Xóa tự động; nhật ký không cho sửa trước khi hết hạn</w:t>
             </w:r>
           </w:p>
         </w:tc>
@@ -4153,192 +4204,193 @@
                 <w:sz w:val="20"/>
                 <w:szCs w:val="20"/>
               </w:rPr>
-              <w:t xml:space="preserve">14</w:t>
-            </w:r>
-          </w:p>
-        </w:tc>
-        <w:tc>
-          <w:tcPr>
-            <w:tcW w:type="dxa" w:w="1530"/>
-            <w:tcBorders>
-              <w:top w:val="single" w:color="000000" w:sz="4"/>
-              <w:left w:val="single" w:color="000000" w:sz="4"/>
-              <w:bottom w:val="single" w:color="000000" w:sz="4"/>
-              <w:right w:val="single" w:color="000000" w:sz="4"/>
-            </w:tcBorders>
-            <w:tcMar>
-              <w:top w:type="dxa" w:w="30"/>
-              <w:left w:type="dxa" w:w="70"/>
-              <w:bottom w:type="dxa" w:w="30"/>
-              <w:right w:type="dxa" w:w="70"/>
-            </w:tcMar>
-            <w:vAlign w:val="center"/>
-          </w:tcPr>
-          <w:p>
-            <w:pPr>
-              <w:keepNext w:val="false"/>
-              <w:spacing w:after="0" w:before="0" w:line="240" w:lineRule="auto"/>
-              <w:jc w:val="left"/>
-            </w:pPr>
-            <w:r>
-              <w:rPr>
-                <w:rFonts w:ascii="Times New Roman" w:cs="Times New Roman" w:eastAsia="Times New Roman" w:hAnsi="Times New Roman"/>
-                <w:b w:val="false"/>
-                <w:bCs w:val="false"/>
-                <w:i w:val="false"/>
-                <w:iCs w:val="false"/>
-                <w:sz w:val="20"/>
-                <w:szCs w:val="20"/>
-              </w:rPr>
-              <w:t xml:space="preserve">Dữ liệu thử nghiệm khi lắp đặt, nghiệm thu</w:t>
-            </w:r>
-          </w:p>
-        </w:tc>
-        <w:tc>
-          <w:tcPr>
-            <w:tcW w:type="dxa" w:w="1480"/>
-            <w:tcBorders>
-              <w:top w:val="single" w:color="000000" w:sz="4"/>
-              <w:left w:val="single" w:color="000000" w:sz="4"/>
-              <w:bottom w:val="single" w:color="000000" w:sz="4"/>
-              <w:right w:val="single" w:color="000000" w:sz="4"/>
-            </w:tcBorders>
-            <w:tcMar>
-              <w:top w:type="dxa" w:w="30"/>
-              <w:left w:type="dxa" w:w="70"/>
-              <w:bottom w:type="dxa" w:w="30"/>
-              <w:right w:type="dxa" w:w="70"/>
-            </w:tcMar>
-            <w:vAlign w:val="center"/>
-          </w:tcPr>
-          <w:p>
-            <w:pPr>
-              <w:keepNext w:val="false"/>
-              <w:spacing w:after="0" w:before="0" w:line="240" w:lineRule="auto"/>
-              <w:jc w:val="left"/>
-            </w:pPr>
-            <w:r>
-              <w:rPr>
-                <w:rFonts w:ascii="Times New Roman" w:cs="Times New Roman" w:eastAsia="Times New Roman" w:hAnsi="Times New Roman"/>
-                <w:b w:val="false"/>
-                <w:bCs w:val="false"/>
-                <w:i w:val="false"/>
-                <w:iCs w:val="false"/>
-                <w:sz w:val="20"/>
-                <w:szCs w:val="20"/>
-              </w:rPr>
-              <w:t xml:space="preserve">Không lưu sau bàn giao</w:t>
-            </w:r>
-          </w:p>
-        </w:tc>
-        <w:tc>
-          <w:tcPr>
-            <w:tcW w:type="dxa" w:w="2850"/>
-            <w:tcBorders>
-              <w:top w:val="single" w:color="000000" w:sz="4"/>
-              <w:left w:val="single" w:color="000000" w:sz="4"/>
-              <w:bottom w:val="single" w:color="000000" w:sz="4"/>
-              <w:right w:val="single" w:color="000000" w:sz="4"/>
-            </w:tcBorders>
-            <w:tcMar>
-              <w:top w:type="dxa" w:w="30"/>
-              <w:left w:type="dxa" w:w="70"/>
-              <w:bottom w:type="dxa" w:w="30"/>
-              <w:right w:type="dxa" w:w="70"/>
-            </w:tcMar>
-            <w:vAlign w:val="center"/>
-          </w:tcPr>
-          <w:p>
-            <w:pPr>
-              <w:keepNext w:val="false"/>
-              <w:spacing w:after="0" w:before="0" w:line="240" w:lineRule="auto"/>
-              <w:jc w:val="left"/>
-            </w:pPr>
-            <w:r>
-              <w:rPr>
-                <w:rFonts w:ascii="Times New Roman" w:cs="Times New Roman" w:eastAsia="Times New Roman" w:hAnsi="Times New Roman"/>
-                <w:b w:val="false"/>
-                <w:bCs w:val="false"/>
-                <w:i w:val="false"/>
-                <w:iCs w:val="false"/>
-                <w:sz w:val="20"/>
-                <w:szCs w:val="20"/>
-              </w:rPr>
-              <w:t xml:space="preserve">Không còn mục đích</w:t>
-            </w:r>
-          </w:p>
-        </w:tc>
-        <w:tc>
-          <w:tcPr>
-            <w:tcW w:type="dxa" w:w="1235"/>
-            <w:tcBorders>
-              <w:top w:val="single" w:color="000000" w:sz="4"/>
-              <w:left w:val="single" w:color="000000" w:sz="4"/>
-              <w:bottom w:val="single" w:color="000000" w:sz="4"/>
-              <w:right w:val="single" w:color="000000" w:sz="4"/>
-            </w:tcBorders>
-            <w:tcMar>
-              <w:top w:type="dxa" w:w="30"/>
-              <w:left w:type="dxa" w:w="70"/>
-              <w:bottom w:type="dxa" w:w="30"/>
-              <w:right w:type="dxa" w:w="70"/>
-            </w:tcMar>
-            <w:vAlign w:val="center"/>
-          </w:tcPr>
-          <w:p>
-            <w:pPr>
-              <w:keepNext w:val="false"/>
-              <w:spacing w:after="0" w:before="0" w:line="240" w:lineRule="auto"/>
-              <w:jc w:val="left"/>
-            </w:pPr>
-            <w:r>
-              <w:rPr>
-                <w:rFonts w:ascii="Times New Roman" w:cs="Times New Roman" w:eastAsia="Times New Roman" w:hAnsi="Times New Roman"/>
-                <w:b w:val="false"/>
-                <w:bCs w:val="false"/>
-                <w:i w:val="false"/>
-                <w:iCs w:val="false"/>
-                <w:sz w:val="20"/>
-                <w:szCs w:val="20"/>
-              </w:rPr>
-              <w:t xml:space="preserve">Bàn giao hệ thống</w:t>
-            </w:r>
-          </w:p>
-        </w:tc>
-        <w:tc>
-          <w:tcPr>
-            <w:tcW w:type="dxa" w:w="1400"/>
-            <w:tcBorders>
-              <w:top w:val="single" w:color="000000" w:sz="4"/>
-              <w:left w:val="single" w:color="000000" w:sz="4"/>
-              <w:bottom w:val="single" w:color="000000" w:sz="4"/>
-              <w:right w:val="single" w:color="000000" w:sz="4"/>
-            </w:tcBorders>
-            <w:tcMar>
-              <w:top w:type="dxa" w:w="30"/>
-              <w:left w:type="dxa" w:w="70"/>
-              <w:bottom w:type="dxa" w:w="30"/>
-              <w:right w:type="dxa" w:w="70"/>
-            </w:tcMar>
-            <w:vAlign w:val="center"/>
-          </w:tcPr>
-          <w:p>
-            <w:pPr>
-              <w:keepNext w:val="false"/>
-              <w:spacing w:after="0" w:before="0" w:line="240" w:lineRule="auto"/>
-              <w:jc w:val="left"/>
-            </w:pPr>
-            <w:r>
-              <w:rPr>
-                <w:rFonts w:ascii="Times New Roman" w:cs="Times New Roman" w:eastAsia="Times New Roman" w:hAnsi="Times New Roman"/>
-                <w:b w:val="false"/>
-                <w:bCs w:val="false"/>
-                <w:i w:val="false"/>
-                <w:iCs w:val="false"/>
-                <w:sz w:val="20"/>
-                <w:szCs w:val="20"/>
-              </w:rPr>
-              <w:t xml:space="preserve">Xóa trước khi ký biên bản bàn giao</w:t>
+              <w:t xml:space="preserve">12</w:t>
+            </w:r>
+          </w:p>
+        </w:tc>
+        <w:tc>
+          <w:tcPr>
+            <w:tcW w:type="dxa" w:w="1519"/>
+            <w:tcBorders>
+              <w:top w:val="single" w:color="000000" w:sz="4"/>
+              <w:left w:val="single" w:color="000000" w:sz="4"/>
+              <w:bottom w:val="single" w:color="000000" w:sz="4"/>
+              <w:right w:val="single" w:color="000000" w:sz="4"/>
+            </w:tcBorders>
+            <w:tcMar>
+              <w:top w:type="dxa" w:w="30"/>
+              <w:left w:type="dxa" w:w="70"/>
+              <w:bottom w:type="dxa" w:w="30"/>
+              <w:right w:type="dxa" w:w="70"/>
+            </w:tcMar>
+            <w:vAlign w:val="center"/>
+          </w:tcPr>
+          <w:p>
+            <w:pPr>
+              <w:keepNext w:val="false"/>
+              <w:spacing w:after="0" w:before="0" w:line="240" w:lineRule="auto"/>
+              <w:jc w:val="left"/>
+            </w:pPr>
+            <w:r>
+              <w:rPr>
+                <w:rFonts w:ascii="Times New Roman" w:cs="Times New Roman" w:eastAsia="Times New Roman" w:hAnsi="Times New Roman"/>
+                <w:b w:val="false"/>
+                <w:bCs w:val="false"/>
+                <w:i w:val="false"/>
+                <w:iCs w:val="false"/>
+                <w:sz w:val="20"/>
+                <w:szCs w:val="20"/>
+              </w:rPr>
+              <w:t xml:space="preserve">Nhật ký đồng ý và rút lại đồng ý</w:t>
+            </w:r>
+          </w:p>
+        </w:tc>
+        <w:tc>
+          <w:tcPr>
+            <w:tcW w:type="dxa" w:w="1519"/>
+            <w:tcBorders>
+              <w:top w:val="single" w:color="000000" w:sz="4"/>
+              <w:left w:val="single" w:color="000000" w:sz="4"/>
+              <w:bottom w:val="single" w:color="000000" w:sz="4"/>
+              <w:right w:val="single" w:color="000000" w:sz="4"/>
+            </w:tcBorders>
+            <w:tcMar>
+              <w:top w:type="dxa" w:w="30"/>
+              <w:left w:type="dxa" w:w="70"/>
+              <w:bottom w:type="dxa" w:w="30"/>
+              <w:right w:type="dxa" w:w="70"/>
+            </w:tcMar>
+            <w:vAlign w:val="center"/>
+          </w:tcPr>
+          <w:p>
+            <w:pPr>
+              <w:keepNext w:val="false"/>
+              <w:spacing w:after="0" w:before="0" w:line="240" w:lineRule="auto"/>
+              <w:jc w:val="left"/>
+            </w:pPr>
+            <w:r>
+              <w:rPr>
+                <w:rFonts w:ascii="Times New Roman" w:cs="Times New Roman" w:eastAsia="Times New Roman" w:hAnsi="Times New Roman"/>
+                <w:b w:val="false"/>
+                <w:bCs w:val="false"/>
+                <w:i w:val="false"/>
+                <w:iCs w:val="false"/>
+                <w:sz w:val="20"/>
+                <w:szCs w:val="20"/>
+                <w:highlight w:val="yellow"/>
+              </w:rPr>
+              <w:t xml:space="preserve">suốt thời gian xử lý và 03 năm sau khi kết thúc</w:t>
+            </w:r>
+          </w:p>
+        </w:tc>
+        <w:tc>
+          <w:tcPr>
+            <w:tcW w:type="dxa" w:w="2839"/>
+            <w:tcBorders>
+              <w:top w:val="single" w:color="000000" w:sz="4"/>
+              <w:left w:val="single" w:color="000000" w:sz="4"/>
+              <w:bottom w:val="single" w:color="000000" w:sz="4"/>
+              <w:right w:val="single" w:color="000000" w:sz="4"/>
+            </w:tcBorders>
+            <w:tcMar>
+              <w:top w:type="dxa" w:w="30"/>
+              <w:left w:type="dxa" w:w="70"/>
+              <w:bottom w:type="dxa" w:w="30"/>
+              <w:right w:type="dxa" w:w="70"/>
+            </w:tcMar>
+            <w:vAlign w:val="center"/>
+          </w:tcPr>
+          <w:p>
+            <w:pPr>
+              <w:keepNext w:val="false"/>
+              <w:spacing w:after="0" w:before="0" w:line="240" w:lineRule="auto"/>
+              <w:jc w:val="left"/>
+            </w:pPr>
+            <w:r>
+              <w:rPr>
+                <w:rFonts w:ascii="Times New Roman" w:cs="Times New Roman" w:eastAsia="Times New Roman" w:hAnsi="Times New Roman"/>
+                <w:b w:val="false"/>
+                <w:bCs w:val="false"/>
+                <w:i w:val="false"/>
+                <w:iCs w:val="false"/>
+                <w:sz w:val="20"/>
+                <w:szCs w:val="20"/>
+              </w:rPr>
+              <w:t xml:space="preserve">Chứng minh sự đồng ý (khoản 2 Điều 6 Nghị định số 356/2025/NĐ-CP)</w:t>
+            </w:r>
+          </w:p>
+        </w:tc>
+        <w:tc>
+          <w:tcPr>
+            <w:tcW w:type="dxa" w:w="1227"/>
+            <w:tcBorders>
+              <w:top w:val="single" w:color="000000" w:sz="4"/>
+              <w:left w:val="single" w:color="000000" w:sz="4"/>
+              <w:bottom w:val="single" w:color="000000" w:sz="4"/>
+              <w:right w:val="single" w:color="000000" w:sz="4"/>
+            </w:tcBorders>
+            <w:tcMar>
+              <w:top w:type="dxa" w:w="30"/>
+              <w:left w:type="dxa" w:w="70"/>
+              <w:bottom w:type="dxa" w:w="30"/>
+              <w:right w:type="dxa" w:w="70"/>
+            </w:tcMar>
+            <w:vAlign w:val="center"/>
+          </w:tcPr>
+          <w:p>
+            <w:pPr>
+              <w:keepNext w:val="false"/>
+              <w:spacing w:after="0" w:before="0" w:line="240" w:lineRule="auto"/>
+              <w:jc w:val="left"/>
+            </w:pPr>
+            <w:r>
+              <w:rPr>
+                <w:rFonts w:ascii="Times New Roman" w:cs="Times New Roman" w:eastAsia="Times New Roman" w:hAnsi="Times New Roman"/>
+                <w:b w:val="false"/>
+                <w:bCs w:val="false"/>
+                <w:i w:val="false"/>
+                <w:iCs w:val="false"/>
+                <w:sz w:val="20"/>
+                <w:szCs w:val="20"/>
+              </w:rPr>
+              <w:t xml:space="preserve">Hết thời hạn</w:t>
+            </w:r>
+          </w:p>
+        </w:tc>
+        <w:tc>
+          <w:tcPr>
+            <w:tcW w:type="dxa" w:w="1391"/>
+            <w:tcBorders>
+              <w:top w:val="single" w:color="000000" w:sz="4"/>
+              <w:left w:val="single" w:color="000000" w:sz="4"/>
+              <w:bottom w:val="single" w:color="000000" w:sz="4"/>
+              <w:right w:val="single" w:color="000000" w:sz="4"/>
+            </w:tcBorders>
+            <w:tcMar>
+              <w:top w:type="dxa" w:w="30"/>
+              <w:left w:type="dxa" w:w="70"/>
+              <w:bottom w:type="dxa" w:w="30"/>
+              <w:right w:type="dxa" w:w="70"/>
+            </w:tcMar>
+            <w:vAlign w:val="center"/>
+          </w:tcPr>
+          <w:p>
+            <w:pPr>
+              <w:keepNext w:val="false"/>
+              <w:spacing w:after="0" w:before="0" w:line="240" w:lineRule="auto"/>
+              <w:jc w:val="left"/>
+            </w:pPr>
+            <w:r>
+              <w:rPr>
+                <w:rFonts w:ascii="Times New Roman" w:cs="Times New Roman" w:eastAsia="Times New Roman" w:hAnsi="Times New Roman"/>
+                <w:b w:val="false"/>
+                <w:bCs w:val="false"/>
+                <w:i w:val="false"/>
+                <w:iCs w:val="false"/>
+                <w:sz w:val="20"/>
+                <w:szCs w:val="20"/>
+              </w:rPr>
+              <w:t xml:space="preserve">Xóa theo lô, lập biên bản</w:t>
             </w:r>
           </w:p>
         </w:tc>
@@ -4381,13 +4433,469 @@
                 <w:sz w:val="20"/>
                 <w:szCs w:val="20"/>
               </w:rPr>
+              <w:t xml:space="preserve">13</w:t>
+            </w:r>
+          </w:p>
+        </w:tc>
+        <w:tc>
+          <w:tcPr>
+            <w:tcW w:type="dxa" w:w="1519"/>
+            <w:tcBorders>
+              <w:top w:val="single" w:color="000000" w:sz="4"/>
+              <w:left w:val="single" w:color="000000" w:sz="4"/>
+              <w:bottom w:val="single" w:color="000000" w:sz="4"/>
+              <w:right w:val="single" w:color="000000" w:sz="4"/>
+            </w:tcBorders>
+            <w:tcMar>
+              <w:top w:type="dxa" w:w="30"/>
+              <w:left w:type="dxa" w:w="70"/>
+              <w:bottom w:type="dxa" w:w="30"/>
+              <w:right w:type="dxa" w:w="70"/>
+            </w:tcMar>
+            <w:vAlign w:val="center"/>
+          </w:tcPr>
+          <w:p>
+            <w:pPr>
+              <w:keepNext w:val="false"/>
+              <w:spacing w:after="0" w:before="0" w:line="240" w:lineRule="auto"/>
+              <w:jc w:val="left"/>
+            </w:pPr>
+            <w:r>
+              <w:rPr>
+                <w:rFonts w:ascii="Times New Roman" w:cs="Times New Roman" w:eastAsia="Times New Roman" w:hAnsi="Times New Roman"/>
+                <w:b w:val="false"/>
+                <w:bCs w:val="false"/>
+                <w:i w:val="false"/>
+                <w:iCs w:val="false"/>
+                <w:sz w:val="20"/>
+                <w:szCs w:val="20"/>
+              </w:rPr>
+              <w:t xml:space="preserve">Hồ sơ sự cố lộ, mất dữ liệu khuôn mặt, vị trí</w:t>
+            </w:r>
+          </w:p>
+        </w:tc>
+        <w:tc>
+          <w:tcPr>
+            <w:tcW w:type="dxa" w:w="1519"/>
+            <w:tcBorders>
+              <w:top w:val="single" w:color="000000" w:sz="4"/>
+              <w:left w:val="single" w:color="000000" w:sz="4"/>
+              <w:bottom w:val="single" w:color="000000" w:sz="4"/>
+              <w:right w:val="single" w:color="000000" w:sz="4"/>
+            </w:tcBorders>
+            <w:tcMar>
+              <w:top w:type="dxa" w:w="30"/>
+              <w:left w:type="dxa" w:w="70"/>
+              <w:bottom w:type="dxa" w:w="30"/>
+              <w:right w:type="dxa" w:w="70"/>
+            </w:tcMar>
+            <w:vAlign w:val="center"/>
+          </w:tcPr>
+          <w:p>
+            <w:pPr>
+              <w:keepNext w:val="false"/>
+              <w:spacing w:after="0" w:before="0" w:line="240" w:lineRule="auto"/>
+              <w:jc w:val="left"/>
+            </w:pPr>
+            <w:r>
+              <w:rPr>
+                <w:rFonts w:ascii="Times New Roman" w:cs="Times New Roman" w:eastAsia="Times New Roman" w:hAnsi="Times New Roman"/>
+                <w:b w:val="false"/>
+                <w:bCs w:val="false"/>
+                <w:i w:val="false"/>
+                <w:iCs w:val="false"/>
+                <w:sz w:val="20"/>
+                <w:szCs w:val="20"/>
+              </w:rPr>
+              <w:t xml:space="preserve">Tối thiểu 05 năm kể từ ngày khắc phục xong sự cố</w:t>
+            </w:r>
+          </w:p>
+        </w:tc>
+        <w:tc>
+          <w:tcPr>
+            <w:tcW w:type="dxa" w:w="2839"/>
+            <w:tcBorders>
+              <w:top w:val="single" w:color="000000" w:sz="4"/>
+              <w:left w:val="single" w:color="000000" w:sz="4"/>
+              <w:bottom w:val="single" w:color="000000" w:sz="4"/>
+              <w:right w:val="single" w:color="000000" w:sz="4"/>
+            </w:tcBorders>
+            <w:tcMar>
+              <w:top w:type="dxa" w:w="30"/>
+              <w:left w:type="dxa" w:w="70"/>
+              <w:bottom w:type="dxa" w:w="30"/>
+              <w:right w:type="dxa" w:w="70"/>
+            </w:tcMar>
+            <w:vAlign w:val="center"/>
+          </w:tcPr>
+          <w:p>
+            <w:pPr>
+              <w:keepNext w:val="false"/>
+              <w:spacing w:after="0" w:before="0" w:line="240" w:lineRule="auto"/>
+              <w:jc w:val="left"/>
+            </w:pPr>
+            <w:r>
+              <w:rPr>
+                <w:rFonts w:ascii="Times New Roman" w:cs="Times New Roman" w:eastAsia="Times New Roman" w:hAnsi="Times New Roman"/>
+                <w:b w:val="false"/>
+                <w:bCs w:val="false"/>
+                <w:i w:val="false"/>
+                <w:iCs w:val="false"/>
+                <w:sz w:val="20"/>
+                <w:szCs w:val="20"/>
+              </w:rPr>
+              <w:t xml:space="preserve">Điểm c khoản 1 Điều 29 Nghị định số 356/2025/NĐ-CP</w:t>
+            </w:r>
+          </w:p>
+        </w:tc>
+        <w:tc>
+          <w:tcPr>
+            <w:tcW w:type="dxa" w:w="1227"/>
+            <w:tcBorders>
+              <w:top w:val="single" w:color="000000" w:sz="4"/>
+              <w:left w:val="single" w:color="000000" w:sz="4"/>
+              <w:bottom w:val="single" w:color="000000" w:sz="4"/>
+              <w:right w:val="single" w:color="000000" w:sz="4"/>
+            </w:tcBorders>
+            <w:tcMar>
+              <w:top w:type="dxa" w:w="30"/>
+              <w:left w:type="dxa" w:w="70"/>
+              <w:bottom w:type="dxa" w:w="30"/>
+              <w:right w:type="dxa" w:w="70"/>
+            </w:tcMar>
+            <w:vAlign w:val="center"/>
+          </w:tcPr>
+          <w:p>
+            <w:pPr>
+              <w:keepNext w:val="false"/>
+              <w:spacing w:after="0" w:before="0" w:line="240" w:lineRule="auto"/>
+              <w:jc w:val="left"/>
+            </w:pPr>
+            <w:r>
+              <w:rPr>
+                <w:rFonts w:ascii="Times New Roman" w:cs="Times New Roman" w:eastAsia="Times New Roman" w:hAnsi="Times New Roman"/>
+                <w:b w:val="false"/>
+                <w:bCs w:val="false"/>
+                <w:i w:val="false"/>
+                <w:iCs w:val="false"/>
+                <w:sz w:val="20"/>
+                <w:szCs w:val="20"/>
+              </w:rPr>
+              <w:t xml:space="preserve">Hết thời hạn</w:t>
+            </w:r>
+          </w:p>
+        </w:tc>
+        <w:tc>
+          <w:tcPr>
+            <w:tcW w:type="dxa" w:w="1391"/>
+            <w:tcBorders>
+              <w:top w:val="single" w:color="000000" w:sz="4"/>
+              <w:left w:val="single" w:color="000000" w:sz="4"/>
+              <w:bottom w:val="single" w:color="000000" w:sz="4"/>
+              <w:right w:val="single" w:color="000000" w:sz="4"/>
+            </w:tcBorders>
+            <w:tcMar>
+              <w:top w:type="dxa" w:w="30"/>
+              <w:left w:type="dxa" w:w="70"/>
+              <w:bottom w:type="dxa" w:w="30"/>
+              <w:right w:type="dxa" w:w="70"/>
+            </w:tcMar>
+            <w:vAlign w:val="center"/>
+          </w:tcPr>
+          <w:p>
+            <w:pPr>
+              <w:keepNext w:val="false"/>
+              <w:spacing w:after="0" w:before="0" w:line="240" w:lineRule="auto"/>
+              <w:jc w:val="left"/>
+            </w:pPr>
+            <w:r>
+              <w:rPr>
+                <w:rFonts w:ascii="Times New Roman" w:cs="Times New Roman" w:eastAsia="Times New Roman" w:hAnsi="Times New Roman"/>
+                <w:b w:val="false"/>
+                <w:bCs w:val="false"/>
+                <w:i w:val="false"/>
+                <w:iCs w:val="false"/>
+                <w:sz w:val="20"/>
+                <w:szCs w:val="20"/>
+              </w:rPr>
+              <w:t xml:space="preserve">Hủy hồ sơ, lập biên bản</w:t>
+            </w:r>
+          </w:p>
+        </w:tc>
+      </w:tr>
+      <w:tr>
+        <w:trPr>
+          <w:cantSplit/>
+          <w:tblHeader w:val="false"/>
+        </w:trPr>
+        <w:tc>
+          <w:tcPr>
+            <w:tcW w:type="dxa" w:w="530"/>
+            <w:tcBorders>
+              <w:top w:val="single" w:color="000000" w:sz="4"/>
+              <w:left w:val="single" w:color="000000" w:sz="4"/>
+              <w:bottom w:val="single" w:color="000000" w:sz="4"/>
+              <w:right w:val="single" w:color="000000" w:sz="4"/>
+            </w:tcBorders>
+            <w:tcMar>
+              <w:top w:type="dxa" w:w="30"/>
+              <w:left w:type="dxa" w:w="70"/>
+              <w:bottom w:type="dxa" w:w="30"/>
+              <w:right w:type="dxa" w:w="70"/>
+            </w:tcMar>
+            <w:vAlign w:val="center"/>
+          </w:tcPr>
+          <w:p>
+            <w:pPr>
+              <w:keepNext w:val="false"/>
+              <w:spacing w:after="0" w:before="0" w:line="240" w:lineRule="auto"/>
+              <w:jc w:val="left"/>
+            </w:pPr>
+            <w:r>
+              <w:rPr>
+                <w:rFonts w:ascii="Times New Roman" w:cs="Times New Roman" w:eastAsia="Times New Roman" w:hAnsi="Times New Roman"/>
+                <w:b w:val="false"/>
+                <w:bCs w:val="false"/>
+                <w:i w:val="false"/>
+                <w:iCs w:val="false"/>
+                <w:sz w:val="20"/>
+                <w:szCs w:val="20"/>
+              </w:rPr>
+              <w:t xml:space="preserve">14</w:t>
+            </w:r>
+          </w:p>
+        </w:tc>
+        <w:tc>
+          <w:tcPr>
+            <w:tcW w:type="dxa" w:w="1519"/>
+            <w:tcBorders>
+              <w:top w:val="single" w:color="000000" w:sz="4"/>
+              <w:left w:val="single" w:color="000000" w:sz="4"/>
+              <w:bottom w:val="single" w:color="000000" w:sz="4"/>
+              <w:right w:val="single" w:color="000000" w:sz="4"/>
+            </w:tcBorders>
+            <w:tcMar>
+              <w:top w:type="dxa" w:w="30"/>
+              <w:left w:type="dxa" w:w="70"/>
+              <w:bottom w:type="dxa" w:w="30"/>
+              <w:right w:type="dxa" w:w="70"/>
+            </w:tcMar>
+            <w:vAlign w:val="center"/>
+          </w:tcPr>
+          <w:p>
+            <w:pPr>
+              <w:keepNext w:val="false"/>
+              <w:spacing w:after="0" w:before="0" w:line="240" w:lineRule="auto"/>
+              <w:jc w:val="left"/>
+            </w:pPr>
+            <w:r>
+              <w:rPr>
+                <w:rFonts w:ascii="Times New Roman" w:cs="Times New Roman" w:eastAsia="Times New Roman" w:hAnsi="Times New Roman"/>
+                <w:b w:val="false"/>
+                <w:bCs w:val="false"/>
+                <w:i w:val="false"/>
+                <w:iCs w:val="false"/>
+                <w:sz w:val="20"/>
+                <w:szCs w:val="20"/>
+              </w:rPr>
+              <w:t xml:space="preserve">Dữ liệu thử nghiệm khi lắp đặt, nghiệm thu</w:t>
+            </w:r>
+          </w:p>
+        </w:tc>
+        <w:tc>
+          <w:tcPr>
+            <w:tcW w:type="dxa" w:w="1519"/>
+            <w:tcBorders>
+              <w:top w:val="single" w:color="000000" w:sz="4"/>
+              <w:left w:val="single" w:color="000000" w:sz="4"/>
+              <w:bottom w:val="single" w:color="000000" w:sz="4"/>
+              <w:right w:val="single" w:color="000000" w:sz="4"/>
+            </w:tcBorders>
+            <w:tcMar>
+              <w:top w:type="dxa" w:w="30"/>
+              <w:left w:type="dxa" w:w="70"/>
+              <w:bottom w:type="dxa" w:w="30"/>
+              <w:right w:type="dxa" w:w="70"/>
+            </w:tcMar>
+            <w:vAlign w:val="center"/>
+          </w:tcPr>
+          <w:p>
+            <w:pPr>
+              <w:keepNext w:val="false"/>
+              <w:spacing w:after="0" w:before="0" w:line="240" w:lineRule="auto"/>
+              <w:jc w:val="left"/>
+            </w:pPr>
+            <w:r>
+              <w:rPr>
+                <w:rFonts w:ascii="Times New Roman" w:cs="Times New Roman" w:eastAsia="Times New Roman" w:hAnsi="Times New Roman"/>
+                <w:b w:val="false"/>
+                <w:bCs w:val="false"/>
+                <w:i w:val="false"/>
+                <w:iCs w:val="false"/>
+                <w:sz w:val="20"/>
+                <w:szCs w:val="20"/>
+              </w:rPr>
+              <w:t xml:space="preserve">Không lưu sau bàn giao</w:t>
+            </w:r>
+          </w:p>
+        </w:tc>
+        <w:tc>
+          <w:tcPr>
+            <w:tcW w:type="dxa" w:w="2839"/>
+            <w:tcBorders>
+              <w:top w:val="single" w:color="000000" w:sz="4"/>
+              <w:left w:val="single" w:color="000000" w:sz="4"/>
+              <w:bottom w:val="single" w:color="000000" w:sz="4"/>
+              <w:right w:val="single" w:color="000000" w:sz="4"/>
+            </w:tcBorders>
+            <w:tcMar>
+              <w:top w:type="dxa" w:w="30"/>
+              <w:left w:type="dxa" w:w="70"/>
+              <w:bottom w:type="dxa" w:w="30"/>
+              <w:right w:type="dxa" w:w="70"/>
+            </w:tcMar>
+            <w:vAlign w:val="center"/>
+          </w:tcPr>
+          <w:p>
+            <w:pPr>
+              <w:keepNext w:val="false"/>
+              <w:spacing w:after="0" w:before="0" w:line="240" w:lineRule="auto"/>
+              <w:jc w:val="left"/>
+            </w:pPr>
+            <w:r>
+              <w:rPr>
+                <w:rFonts w:ascii="Times New Roman" w:cs="Times New Roman" w:eastAsia="Times New Roman" w:hAnsi="Times New Roman"/>
+                <w:b w:val="false"/>
+                <w:bCs w:val="false"/>
+                <w:i w:val="false"/>
+                <w:iCs w:val="false"/>
+                <w:sz w:val="20"/>
+                <w:szCs w:val="20"/>
+              </w:rPr>
+              <w:t xml:space="preserve">Không còn mục đích</w:t>
+            </w:r>
+          </w:p>
+        </w:tc>
+        <w:tc>
+          <w:tcPr>
+            <w:tcW w:type="dxa" w:w="1227"/>
+            <w:tcBorders>
+              <w:top w:val="single" w:color="000000" w:sz="4"/>
+              <w:left w:val="single" w:color="000000" w:sz="4"/>
+              <w:bottom w:val="single" w:color="000000" w:sz="4"/>
+              <w:right w:val="single" w:color="000000" w:sz="4"/>
+            </w:tcBorders>
+            <w:tcMar>
+              <w:top w:type="dxa" w:w="30"/>
+              <w:left w:type="dxa" w:w="70"/>
+              <w:bottom w:type="dxa" w:w="30"/>
+              <w:right w:type="dxa" w:w="70"/>
+            </w:tcMar>
+            <w:vAlign w:val="center"/>
+          </w:tcPr>
+          <w:p>
+            <w:pPr>
+              <w:keepNext w:val="false"/>
+              <w:spacing w:after="0" w:before="0" w:line="240" w:lineRule="auto"/>
+              <w:jc w:val="left"/>
+            </w:pPr>
+            <w:r>
+              <w:rPr>
+                <w:rFonts w:ascii="Times New Roman" w:cs="Times New Roman" w:eastAsia="Times New Roman" w:hAnsi="Times New Roman"/>
+                <w:b w:val="false"/>
+                <w:bCs w:val="false"/>
+                <w:i w:val="false"/>
+                <w:iCs w:val="false"/>
+                <w:sz w:val="20"/>
+                <w:szCs w:val="20"/>
+              </w:rPr>
+              <w:t xml:space="preserve">Bàn giao hệ thống</w:t>
+            </w:r>
+          </w:p>
+        </w:tc>
+        <w:tc>
+          <w:tcPr>
+            <w:tcW w:type="dxa" w:w="1391"/>
+            <w:tcBorders>
+              <w:top w:val="single" w:color="000000" w:sz="4"/>
+              <w:left w:val="single" w:color="000000" w:sz="4"/>
+              <w:bottom w:val="single" w:color="000000" w:sz="4"/>
+              <w:right w:val="single" w:color="000000" w:sz="4"/>
+            </w:tcBorders>
+            <w:tcMar>
+              <w:top w:type="dxa" w:w="30"/>
+              <w:left w:type="dxa" w:w="70"/>
+              <w:bottom w:type="dxa" w:w="30"/>
+              <w:right w:type="dxa" w:w="70"/>
+            </w:tcMar>
+            <w:vAlign w:val="center"/>
+          </w:tcPr>
+          <w:p>
+            <w:pPr>
+              <w:keepNext w:val="false"/>
+              <w:spacing w:after="0" w:before="0" w:line="240" w:lineRule="auto"/>
+              <w:jc w:val="left"/>
+            </w:pPr>
+            <w:r>
+              <w:rPr>
+                <w:rFonts w:ascii="Times New Roman" w:cs="Times New Roman" w:eastAsia="Times New Roman" w:hAnsi="Times New Roman"/>
+                <w:b w:val="false"/>
+                <w:bCs w:val="false"/>
+                <w:i w:val="false"/>
+                <w:iCs w:val="false"/>
+                <w:sz w:val="20"/>
+                <w:szCs w:val="20"/>
+              </w:rPr>
+              <w:t xml:space="preserve">Xóa trước khi ký biên bản bàn giao</w:t>
+            </w:r>
+          </w:p>
+        </w:tc>
+      </w:tr>
+      <w:tr>
+        <w:trPr>
+          <w:cantSplit/>
+          <w:tblHeader w:val="false"/>
+        </w:trPr>
+        <w:tc>
+          <w:tcPr>
+            <w:tcW w:type="dxa" w:w="530"/>
+            <w:tcBorders>
+              <w:top w:val="single" w:color="000000" w:sz="4"/>
+              <w:left w:val="single" w:color="000000" w:sz="4"/>
+              <w:bottom w:val="single" w:color="000000" w:sz="4"/>
+              <w:right w:val="single" w:color="000000" w:sz="4"/>
+            </w:tcBorders>
+            <w:tcMar>
+              <w:top w:type="dxa" w:w="30"/>
+              <w:left w:type="dxa" w:w="70"/>
+              <w:bottom w:type="dxa" w:w="30"/>
+              <w:right w:type="dxa" w:w="70"/>
+            </w:tcMar>
+            <w:vAlign w:val="center"/>
+          </w:tcPr>
+          <w:p>
+            <w:pPr>
+              <w:keepNext w:val="false"/>
+              <w:spacing w:after="0" w:before="0" w:line="240" w:lineRule="auto"/>
+              <w:jc w:val="left"/>
+            </w:pPr>
+            <w:r>
+              <w:rPr>
+                <w:rFonts w:ascii="Times New Roman" w:cs="Times New Roman" w:eastAsia="Times New Roman" w:hAnsi="Times New Roman"/>
+                <w:b w:val="false"/>
+                <w:bCs w:val="false"/>
+                <w:i w:val="false"/>
+                <w:iCs w:val="false"/>
+                <w:sz w:val="20"/>
+                <w:szCs w:val="20"/>
+              </w:rPr>
               <w:t xml:space="preserve">15</w:t>
             </w:r>
           </w:p>
         </w:tc>
         <w:tc>
           <w:tcPr>
-            <w:tcW w:type="dxa" w:w="1530"/>
+            <w:tcW w:type="dxa" w:w="1519"/>
             <w:tcBorders>
               <w:top w:val="single" w:color="000000" w:sz="4"/>
               <w:left w:val="single" w:color="000000" w:sz="4"/>
@@ -4424,7 +4932,7 @@
         </w:tc>
         <w:tc>
           <w:tcPr>
-            <w:tcW w:type="dxa" w:w="1480"/>
+            <w:tcW w:type="dxa" w:w="1519"/>
             <w:tcBorders>
               <w:top w:val="single" w:color="000000" w:sz="4"/>
               <w:left w:val="single" w:color="000000" w:sz="4"/>
@@ -4462,7 +4970,7 @@
         </w:tc>
         <w:tc>
           <w:tcPr>
-            <w:tcW w:type="dxa" w:w="2850"/>
+            <w:tcW w:type="dxa" w:w="2839"/>
             <w:tcBorders>
               <w:top w:val="single" w:color="000000" w:sz="4"/>
               <w:left w:val="single" w:color="000000" w:sz="4"/>
@@ -4499,7 +5007,7 @@
         </w:tc>
         <w:tc>
           <w:tcPr>
-            <w:tcW w:type="dxa" w:w="1235"/>
+            <w:tcW w:type="dxa" w:w="1227"/>
             <w:tcBorders>
               <w:top w:val="single" w:color="000000" w:sz="4"/>
               <w:left w:val="single" w:color="000000" w:sz="4"/>
@@ -4536,7 +5044,7 @@
         </w:tc>
         <w:tc>
           <w:tcPr>
-            <w:tcW w:type="dxa" w:w="1400"/>
+            <w:tcW w:type="dxa" w:w="1391"/>
             <w:tcBorders>
               <w:top w:val="single" w:color="000000" w:sz="4"/>
               <w:left w:val="single" w:color="000000" w:sz="4"/>
@@ -4932,7 +5440,7 @@
           <w:sz w:val="26"/>
           <w:szCs w:val="26"/>
         </w:rPr>
-        <w:t xml:space="preserve">5.5. Việc xóa theo lô, xóa dữ liệu dòng 6, 10, 12, 13 và xóa theo yêu cầu của chủ thể phải lập Biên bản xóa, hủy dữ liệu.</w:t>
+        <w:t xml:space="preserve">5.5. Việc xóa theo lô, xóa dữ liệu dòng 6a, 6b, 10, 12, 13 và xóa theo yêu cầu của chủ thể phải lập Biên bản xóa, hủy dữ liệu.</w:t>
       </w:r>
     </w:p>
     <w:p>
